--- a/downloads/workbook/ai-1-week-30.docx
+++ b/downloads/workbook/ai-1-week-30.docx
@@ -1292,6 +1292,178 @@
         <w:t>Project connection: Document sorter schema, catalogue order, acceptance rule and all output types; use a manual trace as the comparison baseline.</w:t>
       </w:r>
     </w:p>
+    <w:p>
+      <w:pPr>
+        <w:pStyle w:val="Heading1"/>
+      </w:pPr>
+      <w:r>
+        <w:t>19. Project portfolio milestone</w:t>
+      </w:r>
+    </w:p>
+    <w:p>
+      <w:r>
+        <w:t>Project: Helpful Classroom Sorter</w:t>
+      </w:r>
+    </w:p>
+    <w:p>
+      <w:r>
+        <w:t>Current milestone: Prepare the demonstration. Gather reproducible instructions, evidence, access checks and remaining limitations.</w:t>
+      </w:r>
+    </w:p>
+    <w:p>
+      <w:r>
+        <w:t>Document sorter schema, catalogue order, acceptance rule and all output types; use a manual trace as the comparison baseline.</w:t>
+      </w:r>
+    </w:p>
+    <w:tbl>
+      <w:tblPr>
+        <w:tblStyle w:val="LightShading-Accent1"/>
+        <w:tblW w:type="auto" w:w="0"/>
+        <w:tblLook w:firstColumn="1" w:firstRow="1" w:lastColumn="0" w:lastRow="0" w:noHBand="0" w:noVBand="1" w:val="04A0"/>
+      </w:tblPr>
+      <w:tblGrid>
+        <w:gridCol w:w="5112"/>
+        <w:gridCol w:w="5112"/>
+      </w:tblGrid>
+      <w:tr>
+        <w:trPr>
+          <w:tblHeader/>
+        </w:trPr>
+        <w:tc>
+          <w:tcPr>
+            <w:tcW w:type="dxa" w:w="5112"/>
+          </w:tcPr>
+          <w:p>
+            <w:r>
+              <w:t>Evidence to keep</w:t>
+            </w:r>
+          </w:p>
+        </w:tc>
+        <w:tc>
+          <w:tcPr>
+            <w:tcW w:type="dxa" w:w="5112"/>
+          </w:tcPr>
+          <w:p>
+            <w:r>
+              <w:t>My record</w:t>
+            </w:r>
+          </w:p>
+        </w:tc>
+      </w:tr>
+      <w:tr>
+        <w:tc>
+          <w:tcPr>
+            <w:tcW w:type="dxa" w:w="5112"/>
+          </w:tcPr>
+          <w:p>
+            <w:r>
+              <w:t>This week’s input and deciding step</w:t>
+            </w:r>
+          </w:p>
+        </w:tc>
+        <w:tc>
+          <w:tcPr>
+            <w:tcW w:type="dxa" w:w="5112"/>
+          </w:tcPr>
+          <w:p>
+            <w:r/>
+          </w:p>
+        </w:tc>
+      </w:tr>
+      <w:tr>
+        <w:tc>
+          <w:tcPr>
+            <w:tcW w:type="dxa" w:w="5112"/>
+          </w:tcPr>
+          <w:p>
+            <w:r>
+              <w:t>Prediction and actual result (or labelled paper trace)</w:t>
+            </w:r>
+          </w:p>
+        </w:tc>
+        <w:tc>
+          <w:tcPr>
+            <w:tcW w:type="dxa" w:w="5112"/>
+          </w:tcPr>
+          <w:p>
+            <w:r/>
+          </w:p>
+        </w:tc>
+      </w:tr>
+      <w:tr>
+        <w:tc>
+          <w:tcPr>
+            <w:tcW w:type="dxa" w:w="5112"/>
+          </w:tcPr>
+          <w:p>
+            <w:r>
+              <w:t>One change since the previous checkpoint and why</w:t>
+            </w:r>
+          </w:p>
+        </w:tc>
+        <w:tc>
+          <w:tcPr>
+            <w:tcW w:type="dxa" w:w="5112"/>
+          </w:tcPr>
+          <w:p>
+            <w:r/>
+          </w:p>
+        </w:tc>
+      </w:tr>
+      <w:tr>
+        <w:tc>
+          <w:tcPr>
+            <w:tcW w:type="dxa" w:w="5112"/>
+          </w:tcPr>
+          <w:p>
+            <w:r>
+              <w:t>One error or limit and the next test</w:t>
+            </w:r>
+          </w:p>
+        </w:tc>
+        <w:tc>
+          <w:tcPr>
+            <w:tcW w:type="dxa" w:w="5112"/>
+          </w:tcPr>
+          <w:p>
+            <w:r/>
+          </w:p>
+        </w:tc>
+      </w:tr>
+    </w:tbl>
+    <w:p>
+      <w:pPr>
+        <w:pStyle w:val="Heading3"/>
+      </w:pPr>
+      <w:r>
+        <w:t>Explain what this week adds to your project. Reuse last week’s record rather than starting again.</w:t>
+      </w:r>
+    </w:p>
+    <w:p>
+      <w:r>
+        <w:t>________________________________________________________________</w:t>
+      </w:r>
+    </w:p>
+    <w:p>
+      <w:r>
+        <w:t>________________________________________________________________</w:t>
+      </w:r>
+    </w:p>
+    <w:p>
+      <w:r>
+        <w:t>________________________________________________________________</w:t>
+      </w:r>
+    </w:p>
+    <w:p>
+      <w:r>
+        <w:t>________________________________________________________________</w:t>
+      </w:r>
+    </w:p>
+    <w:p>
+      <w:r>
+        <w:t>________________________________________________________________</w:t>
+      </w:r>
+    </w:p>
     <w:sectPr>
       <w:pgSz w:w="12240" w:h="15840"/>
       <w:pgMar w:top="936" w:right="1008" w:bottom="936" w:left="1008" w:header="720" w:footer="720" w:gutter="0"/>

--- a/downloads/workbook/ai-1-week-30.docx
+++ b/downloads/workbook/ai-1-week-30.docx
@@ -1464,6 +1464,240 @@
         <w:t>________________________________________________________________</w:t>
       </w:r>
     </w:p>
+    <w:p>
+      <w:pPr>
+        <w:pStyle w:val="Heading1"/>
+      </w:pPr>
+      <w:r>
+        <w:t>20. Supported practice and learning evidence</w:t>
+      </w:r>
+    </w:p>
+    <w:p>
+      <w:r>
+        <w:t>Use this supported practice once, in the browser or on paper. Keep the reserved independent assessment for a separate first attempt before teacher feedback.</w:t>
+      </w:r>
+    </w:p>
+    <w:p>
+      <w:r>
+        <w:t>A fictional classroom chooses a storage bin for model parts.</w:t>
+      </w:r>
+    </w:p>
+    <w:p>
+      <w:pPr>
+        <w:pStyle w:val="Heading3"/>
+      </w:pPr>
+      <w:r>
+        <w:t>Practice 1: explain the deciding evidence</w:t>
+      </w:r>
+    </w:p>
+    <w:p>
+      <w:r>
+        <w:t>Which labelled step matches this detail? Report B2 and stop; save the comparison evidence.</w:t>
+      </w:r>
+    </w:p>
+    <w:p>
+      <w:r>
+        <w:t>1. Baseline output</w:t>
+      </w:r>
+    </w:p>
+    <w:p>
+      <w:r>
+        <w:t>2. Check first bin</w:t>
+      </w:r>
+    </w:p>
+    <w:p>
+      <w:r>
+        <w:t>3. Validate request</w:t>
+      </w:r>
+    </w:p>
+    <w:p>
+      <w:r>
+        <w:t>4. Check second bin</w:t>
+      </w:r>
+    </w:p>
+    <w:p>
+      <w:pPr>
+        <w:pStyle w:val="Heading3"/>
+      </w:pPr>
+      <w:r>
+        <w:t>My selected conclusion, deciding fact and explanation</w:t>
+      </w:r>
+    </w:p>
+    <w:p>
+      <w:r>
+        <w:t>________________________________________________________________</w:t>
+      </w:r>
+    </w:p>
+    <w:p>
+      <w:r>
+        <w:t>________________________________________________________________</w:t>
+      </w:r>
+    </w:p>
+    <w:p>
+      <w:r>
+        <w:t>________________________________________________________________</w:t>
+      </w:r>
+    </w:p>
+    <w:p>
+      <w:r>
+        <w:t>________________________________________________________________</w:t>
+      </w:r>
+    </w:p>
+    <w:p>
+      <w:r>
+        <w:t>________________________________________________________________</w:t>
+      </w:r>
+    </w:p>
+    <w:p>
+      <w:r>
+        <w:t>Hint if needed: Read the steps in the pictorial case. Match the supplied detail to the stage that performs or records it.</w:t>
+      </w:r>
+    </w:p>
+    <w:p>
+      <w:r>
+        <w:t>After your attempt, compare with the supported explanation: Baseline output Report B2 and stop; save the comparison evidence. The baseline is an ordered catalogue scan, not a preference ranking. It makes expectations testable before a prototype is built. Count 10 is valid but has no matching bin; that differs from a blank count, which fails the input contract. Both situations need explicit output behavior.</w:t>
+      </w:r>
+    </w:p>
+    <w:p>
+      <w:pPr>
+        <w:pStyle w:val="Heading3"/>
+      </w:pPr>
+      <w:r>
+        <w:t>Practice 2: explain the deciding evidence</w:t>
+      </w:r>
+    </w:p>
+    <w:p>
+      <w:r>
+        <w:t>Changed-case practice: Change request 6 to 5. Which conclusion is supported by the supplied facts?</w:t>
+      </w:r>
+    </w:p>
+    <w:p>
+      <w:r>
+        <w:t>1. The baseline returns B1.</w:t>
+      </w:r>
+    </w:p>
+    <w:p>
+      <w:r>
+        <w:t>2. This one example guarantees correct results for every future input.</w:t>
+      </w:r>
+    </w:p>
+    <w:p>
+      <w:r>
+        <w:t>3. We can decide the result without examining the changed input or the procedure.</w:t>
+      </w:r>
+    </w:p>
+    <w:p>
+      <w:pPr>
+        <w:pStyle w:val="Heading3"/>
+      </w:pPr>
+      <w:r>
+        <w:t>My selected conclusion, deciding fact and explanation</w:t>
+      </w:r>
+    </w:p>
+    <w:p>
+      <w:r>
+        <w:t>________________________________________________________________</w:t>
+      </w:r>
+    </w:p>
+    <w:p>
+      <w:r>
+        <w:t>________________________________________________________________</w:t>
+      </w:r>
+    </w:p>
+    <w:p>
+      <w:r>
+        <w:t>________________________________________________________________</w:t>
+      </w:r>
+    </w:p>
+    <w:p>
+      <w:r>
+        <w:t>________________________________________________________________</w:t>
+      </w:r>
+    </w:p>
+    <w:p>
+      <w:r>
+        <w:t>________________________________________________________________</w:t>
+      </w:r>
+    </w:p>
+    <w:p>
+      <w:r>
+        <w:t>Hint if needed: Use the changed condition and the deciding step in the pictorial trace. The answer must say what follows from those facts.</w:t>
+      </w:r>
+    </w:p>
+    <w:p>
+      <w:r>
+        <w:t>After your attempt, compare with the supported explanation: The baseline returns B1. Its capacity equals the request, and at least includes equality.</w:t>
+      </w:r>
+    </w:p>
+    <w:p>
+      <w:pPr>
+        <w:pStyle w:val="Heading3"/>
+      </w:pPr>
+      <w:r>
+        <w:t>Repair a missing building block</w:t>
+      </w:r>
+    </w:p>
+    <w:p>
+      <w:r>
+        <w:t>Review Find a Real Problem (ai-1/29). Goal: Describe a specific user difficulty using supplied evidence without inventing its cause. Short practice: Write a one-sentence project goal and say what evidence would count as a failure.. Return to this week and explain what you changed.</w:t>
+      </w:r>
+    </w:p>
+    <w:p>
+      <w:r>
+        <w:t>Review Verify Important Outputs (ai-1/27). Goal: Separate an answer into claims and connect each claim to relevant evidence. Short practice: Correct the draft and identify which part needs another source rather than a calculation.. Return to this week and explain what you changed.</w:t>
+      </w:r>
+    </w:p>
+    <w:p>
+      <w:r>
+        <w:t>Review Privacy by Choosing Less (ai-1/24). Goal: Justify which information a stated task needs and remove unnecessary fields. Short practice: For the original task, does adding an anonymous-looking pupil code improve the repair count?. Return to this week and explain what you changed.</w:t>
+      </w:r>
+    </w:p>
+    <w:p>
+      <w:pPr>
+        <w:pStyle w:val="Heading3"/>
+      </w:pPr>
+      <w:r>
+        <w:t>Keep your completed work</w:t>
+      </w:r>
+    </w:p>
+    <w:p>
+      <w:r>
+        <w:t>Use Download completed work in the hosted lesson to export your answers, reflections, practice feedback and code-run evidence. Open the HTML copy to read or print it. Drafts stay in this browser when storage is available; clear drafts on a shared device.</w:t>
+      </w:r>
+    </w:p>
+    <w:p>
+      <w:pPr>
+        <w:pStyle w:val="Heading3"/>
+      </w:pPr>
+      <w:r>
+        <w:t>What I repaired, the evidence I kept and the next test</w:t>
+      </w:r>
+    </w:p>
+    <w:p>
+      <w:r>
+        <w:t>________________________________________________________________</w:t>
+      </w:r>
+    </w:p>
+    <w:p>
+      <w:r>
+        <w:t>________________________________________________________________</w:t>
+      </w:r>
+    </w:p>
+    <w:p>
+      <w:r>
+        <w:t>________________________________________________________________</w:t>
+      </w:r>
+    </w:p>
+    <w:p>
+      <w:r>
+        <w:t>________________________________________________________________</w:t>
+      </w:r>
+    </w:p>
+    <w:p>
+      <w:r>
+        <w:t>________________________________________________________________</w:t>
+      </w:r>
+    </w:p>
     <w:sectPr>
       <w:pgSz w:w="12240" w:h="15840"/>
       <w:pgMar w:top="936" w:right="1008" w:bottom="936" w:left="1008" w:header="720" w:footer="720" w:gutter="0"/>

--- a/downloads/workbook/ai-1-week-30.docx
+++ b/downloads/workbook/ai-1-week-30.docx
@@ -30,6 +30,17 @@
     </w:p>
     <w:p>
       <w:r>
+        <w:t>Record your starting explanation for Choose Inputs and Outputs before opening notes. Show any later correction separately.</w:t>
+      </w:r>
+    </w:p>
+    <w:p>
+      <w:pPr>
+        <w:spacing w:line="336" w:lineRule="auto" w:after="180"/>
+      </w:pPr>
+      <w:r>
+        <w:rPr>
+          <w:b w:val="0"/>
+        </w:rPr>
         <w:t>Try the recall before opening notes. Then use a different colour or a labelled second line to correct your explanation.</w:t>
       </w:r>
     </w:p>
@@ -42,7 +53,13 @@
       </w:r>
     </w:p>
     <w:p>
-      <w:r>
+      <w:pPr>
+        <w:spacing w:line="336" w:lineRule="auto" w:after="180"/>
+      </w:pPr>
+      <w:r>
+        <w:rPr>
+          <w:b w:val="0"/>
+        </w:rPr>
         <w:t>Without opening the old lesson, explain one key idea from Find a Real Problem. Give an example and a mistake that the idea helps you avoid.</w:t>
       </w:r>
     </w:p>
@@ -78,8 +95,26 @@
       </w:r>
     </w:p>
     <w:p>
-      <w:r>
-        <w:t>Without opening the old lesson, explain one key idea from Verify Important Outputs. Give an example and a mistake that the idea helps you avoid.</w:t>
+      <w:pPr>
+        <w:spacing w:line="336" w:lineRule="auto" w:after="180"/>
+      </w:pPr>
+      <w:r>
+        <w:rPr>
+          <w:b w:val="0"/>
+        </w:rPr>
+        <w:t xml:space="preserve">Without opening the old lesson, explain one key idea from Verify Important </w:t>
+      </w:r>
+      <w:r>
+        <w:rPr>
+          <w:b/>
+        </w:rPr>
+        <w:t>Output</w:t>
+      </w:r>
+      <w:r>
+        <w:rPr>
+          <w:b w:val="0"/>
+        </w:rPr>
+        <w:t>s. Give an example and a mistake that the idea helps you avoid.</w:t>
       </w:r>
     </w:p>
     <w:p>
@@ -114,7 +149,13 @@
       </w:r>
     </w:p>
     <w:p>
-      <w:r>
+      <w:pPr>
+        <w:spacing w:line="336" w:lineRule="auto" w:after="180"/>
+      </w:pPr>
+      <w:r>
+        <w:rPr>
+          <w:b w:val="0"/>
+        </w:rPr>
         <w:t>Without opening the old lesson, explain one key idea from Privacy by Choosing Less. Give an example and a mistake that the idea helps you avoid.</w:t>
       </w:r>
     </w:p>
@@ -151,7 +192,54 @@
     </w:p>
     <w:p>
       <w:r>
-        <w:t>Use W2: Run the baseline on three requests for Requirements and a simple baseline. Record the answer once; the lesson and workbook refer to the same attempt.</w:t>
+        <w:t>Complete the supported Choose Inputs and Outputs trace and record the first step you can explain without help.</w:t>
+      </w:r>
+    </w:p>
+    <w:p>
+      <w:pPr>
+        <w:spacing w:line="336" w:lineRule="auto" w:after="180"/>
+      </w:pPr>
+      <w:r>
+        <w:rPr>
+          <w:b w:val="0"/>
+        </w:rPr>
+        <w:t xml:space="preserve">Use W2: Run the </w:t>
+      </w:r>
+      <w:r>
+        <w:rPr>
+          <w:b/>
+        </w:rPr>
+        <w:t>baseline</w:t>
+      </w:r>
+      <w:r>
+        <w:rPr>
+          <w:b w:val="0"/>
+        </w:rPr>
+        <w:t xml:space="preserve"> on three requests for </w:t>
+      </w:r>
+      <w:r>
+        <w:rPr>
+          <w:b/>
+        </w:rPr>
+        <w:t>Requirement</w:t>
+      </w:r>
+      <w:r>
+        <w:rPr>
+          <w:b w:val="0"/>
+        </w:rPr>
+        <w:t xml:space="preserve">s and a simple </w:t>
+      </w:r>
+      <w:r>
+        <w:rPr>
+          <w:b/>
+        </w:rPr>
+        <w:t>baseline</w:t>
+      </w:r>
+      <w:r>
+        <w:rPr>
+          <w:b w:val="0"/>
+        </w:rPr>
+        <w:t>. Record the answer once; the lesson and workbook refer to the same attempt.</w:t>
       </w:r>
     </w:p>
     <w:tbl>
@@ -279,7 +367,53 @@
     </w:p>
     <w:p>
       <w:r>
-        <w:t>Use the worked case for Requirements and a simple baseline. Proposed explanation: “Quiet required No excludes quiet activities”. Decide whether this explanation is supported. Point to the step or supplied fact that decides; explain your repair if needed.</w:t>
+        <w:t>Check the proposed Choose Inputs and Outputs explanation against the supplied facts before discussing it.</w:t>
+      </w:r>
+    </w:p>
+    <w:p>
+      <w:pPr>
+        <w:spacing w:line="336" w:lineRule="auto" w:after="180"/>
+      </w:pPr>
+      <w:r>
+        <w:rPr>
+          <w:b w:val="0"/>
+        </w:rPr>
+        <w:t xml:space="preserve">Use the worked case for </w:t>
+      </w:r>
+      <w:r>
+        <w:rPr>
+          <w:b/>
+        </w:rPr>
+        <w:t>Requirement</w:t>
+      </w:r>
+      <w:r>
+        <w:rPr>
+          <w:b w:val="0"/>
+        </w:rPr>
+        <w:t xml:space="preserve">s and a simple </w:t>
+      </w:r>
+      <w:r>
+        <w:rPr>
+          <w:b/>
+        </w:rPr>
+        <w:t>baseline</w:t>
+      </w:r>
+      <w:r>
+        <w:rPr>
+          <w:b w:val="0"/>
+        </w:rPr>
+        <w:t>. Proposed explanation: “Quiet required No excludes quiet activities”. Decide whether this explanation is supported.</w:t>
+      </w:r>
+    </w:p>
+    <w:p>
+      <w:pPr>
+        <w:spacing w:line="336" w:lineRule="auto" w:after="180"/>
+      </w:pPr>
+      <w:r>
+        <w:rPr>
+          <w:b w:val="0"/>
+        </w:rPr>
+        <w:t>Point to the step or supplied fact that decides; explain your repair if needed.</w:t>
       </w:r>
     </w:p>
     <w:p>
@@ -319,6 +453,11 @@
       </w:r>
     </w:p>
     <w:p>
+      <w:r>
+        <w:t>Write one first attempt at the reserved independent case before feedback. Repeated copies of that case refer to the same recorded attempt.</w:t>
+      </w:r>
+    </w:p>
+    <w:p>
       <w:pPr>
         <w:pStyle w:val="Heading3"/>
       </w:pPr>
@@ -327,8 +466,72 @@
       </w:r>
     </w:p>
     <w:p>
-      <w:r>
-        <w:t>A paper room recommender uses R1 first, capacity 6, quiet Yes; then R2, capacity 10, quiet No. Valid requests give a whole group size from 1 to 12 and Quiet required Yes or No. A room fits when capacity is at least group size and the quiet condition is met; choose the first fitting room. Record outputs and reasons for 6 people Yes, 8 people No and 8 people Yes. Explain how a manual baseline can be compared fairly with a prototype. No real booking is allowed.</w:t>
+      <w:pPr>
+        <w:spacing w:line="336" w:lineRule="auto" w:after="180"/>
+      </w:pPr>
+      <w:r>
+        <w:rPr>
+          <w:b w:val="0"/>
+        </w:rPr>
+        <w:t>A paper room recommender uses R1 first, capacity 6, quiet Yes; then R2, capacity 10, quiet No. Valid requests give a whole group size from 1 to 12 and Quiet required Yes or No.</w:t>
+      </w:r>
+    </w:p>
+    <w:p>
+      <w:pPr>
+        <w:spacing w:line="336" w:lineRule="auto" w:after="180"/>
+      </w:pPr>
+      <w:r>
+        <w:rPr>
+          <w:b w:val="0"/>
+        </w:rPr>
+        <w:t xml:space="preserve">A room fits when capacity is at least group size and the quiet condition is met; choose the first </w:t>
+      </w:r>
+      <w:r>
+        <w:rPr>
+          <w:b/>
+        </w:rPr>
+        <w:t>fitting</w:t>
+      </w:r>
+      <w:r>
+        <w:rPr>
+          <w:b w:val="0"/>
+        </w:rPr>
+        <w:t xml:space="preserve"> room. Record </w:t>
+      </w:r>
+      <w:r>
+        <w:rPr>
+          <w:b/>
+        </w:rPr>
+        <w:t>output</w:t>
+      </w:r>
+      <w:r>
+        <w:rPr>
+          <w:b w:val="0"/>
+        </w:rPr>
+        <w:t>s and reasons for 6 people Yes, 8 people No and 8 people Yes.</w:t>
+      </w:r>
+    </w:p>
+    <w:p>
+      <w:pPr>
+        <w:spacing w:line="336" w:lineRule="auto" w:after="180"/>
+      </w:pPr>
+      <w:r>
+        <w:rPr>
+          <w:b w:val="0"/>
+        </w:rPr>
+        <w:t xml:space="preserve">Explain how a manual </w:t>
+      </w:r>
+      <w:r>
+        <w:rPr>
+          <w:b/>
+        </w:rPr>
+        <w:t>baseline</w:t>
+      </w:r>
+      <w:r>
+        <w:rPr>
+          <w:b w:val="0"/>
+        </w:rPr>
+        <w:t xml:space="preserve"> can be compared fairly with a prototype. No real booking is allowed.</w:t>
       </w:r>
     </w:p>
     <w:p>
@@ -375,7 +578,13 @@
       </w:r>
     </w:p>
     <w:p>
-      <w:r>
+      <w:pPr>
+        <w:spacing w:line="336" w:lineRule="auto" w:after="180"/>
+      </w:pPr>
+      <w:r>
+        <w:rPr>
+          <w:b w:val="0"/>
+        </w:rPr>
         <w:t>Attempt this case before feedback. Record any help. Earlier examples below are further practice; a case already practised with feedback cannot establish fresh transfer.</w:t>
       </w:r>
     </w:p>
@@ -389,7 +598,43 @@
     </w:p>
     <w:p>
       <w:r>
-        <w:t>Design a paper/plastic sorter that receives an object description. Include a mixed paper-and-plastic cup. Specify inputs, outputs and the uncertain-case action. Is the owner's name useful?</w:t>
+        <w:t>Connect the Choose Inputs and Outputs target to a trace and a justified conclusion.</w:t>
+      </w:r>
+    </w:p>
+    <w:p>
+      <w:pPr>
+        <w:spacing w:line="336" w:lineRule="auto" w:after="180"/>
+        <w:shd w:fill="F5F1FB"/>
+      </w:pPr>
+      <w:r>
+        <w:rPr>
+          <w:b w:val="0"/>
+        </w:rPr>
+        <w:t xml:space="preserve">Design a paper/plastic sorter that receives an object description. Include a mixed paper-and-plastic cup. Specify </w:t>
+      </w:r>
+      <w:r>
+        <w:rPr>
+          <w:b/>
+        </w:rPr>
+        <w:t>input</w:t>
+      </w:r>
+      <w:r>
+        <w:rPr>
+          <w:b w:val="0"/>
+        </w:rPr>
+        <w:t xml:space="preserve">s, </w:t>
+      </w:r>
+      <w:r>
+        <w:rPr>
+          <w:b/>
+        </w:rPr>
+        <w:t>output</w:t>
+      </w:r>
+      <w:r>
+        <w:rPr>
+          <w:b w:val="0"/>
+        </w:rPr>
+        <w:t>s and the uncertain-case action. Is the owner's name useful?</w:t>
       </w:r>
     </w:p>
     <w:p>
@@ -402,17 +647,94 @@
     </w:p>
     <w:p>
       <w:r>
-        <w:t>A sorter suggests paper or plastic trays using material observations.</w:t>
-      </w:r>
-    </w:p>
-    <w:p>
-      <w:r>
-        <w:t>Name an input, output and unnecessary input.</w:t>
-      </w:r>
-    </w:p>
-    <w:p>
-      <w:r>
-        <w:t>Show your trace, calculation or evidence</w:t>
+        <w:t>Solve the supplied Choose Inputs and Outputs case and show the deciding evidence.</w:t>
+      </w:r>
+    </w:p>
+    <w:p>
+      <w:pPr>
+        <w:spacing w:line="336" w:lineRule="auto" w:after="180"/>
+      </w:pPr>
+      <w:r>
+        <w:rPr>
+          <w:b w:val="0"/>
+        </w:rPr>
+        <w:t xml:space="preserve">A sorter suggests paper or plastic trays using material </w:t>
+      </w:r>
+      <w:r>
+        <w:rPr>
+          <w:b/>
+        </w:rPr>
+        <w:t>observation</w:t>
+      </w:r>
+      <w:r>
+        <w:rPr>
+          <w:b w:val="0"/>
+        </w:rPr>
+        <w:t>s.</w:t>
+      </w:r>
+    </w:p>
+    <w:p>
+      <w:pPr>
+        <w:spacing w:line="336" w:lineRule="auto" w:after="180"/>
+      </w:pPr>
+      <w:r>
+        <w:rPr>
+          <w:b w:val="0"/>
+        </w:rPr>
+        <w:t xml:space="preserve">Name an </w:t>
+      </w:r>
+      <w:r>
+        <w:rPr>
+          <w:b/>
+        </w:rPr>
+        <w:t>input</w:t>
+      </w:r>
+      <w:r>
+        <w:rPr>
+          <w:b w:val="0"/>
+        </w:rPr>
+        <w:t xml:space="preserve">, </w:t>
+      </w:r>
+      <w:r>
+        <w:rPr>
+          <w:b/>
+        </w:rPr>
+        <w:t>output</w:t>
+      </w:r>
+      <w:r>
+        <w:rPr>
+          <w:b w:val="0"/>
+        </w:rPr>
+        <w:t xml:space="preserve"> and unnecessary </w:t>
+      </w:r>
+      <w:r>
+        <w:rPr>
+          <w:b/>
+        </w:rPr>
+        <w:t>input</w:t>
+      </w:r>
+      <w:r>
+        <w:rPr>
+          <w:b w:val="0"/>
+        </w:rPr>
+        <w:t>.</w:t>
+      </w:r>
+    </w:p>
+    <w:p>
+      <w:pPr>
+        <w:spacing w:line="336" w:lineRule="auto" w:after="180"/>
+      </w:pPr>
+      <w:r>
+        <w:rPr>
+          <w:b w:val="0"/>
+        </w:rPr>
+        <w:t xml:space="preserve">Show your trace, calculation or </w:t>
+      </w:r>
+      <w:r>
+        <w:rPr>
+          <w:b/>
+        </w:rPr>
+        <w:t>evidence</w:t>
       </w:r>
     </w:p>
     <w:p>
@@ -458,11 +780,53 @@
     </w:p>
     <w:p>
       <w:r>
-        <w:t>A paper sorter must suggest pencil tray or book shelf. Choose one needed input and state the output. What should happen if the picture is blocked?</w:t>
-      </w:r>
-    </w:p>
-    <w:p>
-      <w:r>
+        <w:t>Apply the procedure to the changed case and record why the conclusion follows.</w:t>
+      </w:r>
+    </w:p>
+    <w:p>
+      <w:pPr>
+        <w:spacing w:line="336" w:lineRule="auto" w:after="180"/>
+        <w:shd w:fill="F5F1FB"/>
+      </w:pPr>
+      <w:r>
+        <w:rPr>
+          <w:b w:val="0"/>
+        </w:rPr>
+        <w:t xml:space="preserve">A paper sorter must suggest pencil tray or book shelf. Choose one needed </w:t>
+      </w:r>
+      <w:r>
+        <w:rPr>
+          <w:b/>
+        </w:rPr>
+        <w:t>input</w:t>
+      </w:r>
+      <w:r>
+        <w:rPr>
+          <w:b w:val="0"/>
+        </w:rPr>
+        <w:t xml:space="preserve"> and state the </w:t>
+      </w:r>
+      <w:r>
+        <w:rPr>
+          <w:b/>
+        </w:rPr>
+        <w:t>output</w:t>
+      </w:r>
+      <w:r>
+        <w:rPr>
+          <w:b w:val="0"/>
+        </w:rPr>
+        <w:t>. What should happen if the picture is blocked?</w:t>
+      </w:r>
+    </w:p>
+    <w:p>
+      <w:pPr>
+        <w:spacing w:line="336" w:lineRule="auto" w:after="180"/>
+      </w:pPr>
+      <w:r>
+        <w:rPr>
+          <w:b w:val="0"/>
+        </w:rPr>
         <w:t>My independent answer and reason</w:t>
       </w:r>
     </w:p>
@@ -517,7 +881,30 @@
     </w:p>
     <w:p>
       <w:r>
-        <w:t>Create a changed input, boundary case or missing-information case. Write the expected answer or safe response before testing.</w:t>
+        <w:t>Specify a changed input, expected result and observation separately.</w:t>
+      </w:r>
+    </w:p>
+    <w:p>
+      <w:pPr>
+        <w:spacing w:line="336" w:lineRule="auto" w:after="180"/>
+      </w:pPr>
+      <w:r>
+        <w:rPr>
+          <w:b w:val="0"/>
+        </w:rPr>
+        <w:t xml:space="preserve">Create a changed </w:t>
+      </w:r>
+      <w:r>
+        <w:rPr>
+          <w:b/>
+        </w:rPr>
+        <w:t>input</w:t>
+      </w:r>
+      <w:r>
+        <w:rPr>
+          <w:b w:val="0"/>
+        </w:rPr>
+        <w:t>, boundary case or missing-information case. Write the expected answer or safe response before testing.</w:t>
       </w:r>
     </w:p>
     <w:tbl>
@@ -646,12 +1033,65 @@
     </w:p>
     <w:p>
       <w:r>
-        <w:t>Freeze the sorter's v1 input list, output contract, and not-sure behavior.</w:t>
-      </w:r>
-    </w:p>
-    <w:p>
-      <w:r>
-        <w:t>The project change and evidence I will keep</w:t>
+        <w:t>Justify what Choose Inputs and Outputs adds to Helpful Classroom Sorter and keep the evidence.</w:t>
+      </w:r>
+    </w:p>
+    <w:p>
+      <w:pPr>
+        <w:spacing w:line="336" w:lineRule="auto" w:after="180"/>
+      </w:pPr>
+      <w:r>
+        <w:rPr>
+          <w:b w:val="0"/>
+        </w:rPr>
+        <w:t xml:space="preserve">Freeze the sorter's v1 </w:t>
+      </w:r>
+      <w:r>
+        <w:rPr>
+          <w:b/>
+        </w:rPr>
+        <w:t>input</w:t>
+      </w:r>
+      <w:r>
+        <w:rPr>
+          <w:b w:val="0"/>
+        </w:rPr>
+        <w:t xml:space="preserve"> list, </w:t>
+      </w:r>
+      <w:r>
+        <w:rPr>
+          <w:b/>
+        </w:rPr>
+        <w:t>output contract</w:t>
+      </w:r>
+      <w:r>
+        <w:rPr>
+          <w:b w:val="0"/>
+        </w:rPr>
+        <w:t>, and not-sure behavior.</w:t>
+      </w:r>
+    </w:p>
+    <w:p>
+      <w:pPr>
+        <w:spacing w:line="336" w:lineRule="auto" w:after="180"/>
+      </w:pPr>
+      <w:r>
+        <w:rPr>
+          <w:b w:val="0"/>
+        </w:rPr>
+        <w:t xml:space="preserve">The project change and </w:t>
+      </w:r>
+      <w:r>
+        <w:rPr>
+          <w:b/>
+        </w:rPr>
+        <w:t>evidence</w:t>
+      </w:r>
+      <w:r>
+        <w:rPr>
+          <w:b w:val="0"/>
+        </w:rPr>
+        <w:t xml:space="preserve"> I will keep</w:t>
       </w:r>
     </w:p>
     <w:p>
@@ -697,11 +1137,54 @@
     </w:p>
     <w:p>
       <w:r>
-        <w:t>I can explain the mechanism. I can show evidence. I can handle a changed case. I can name a limit. Mark each as not yet, with help or independently, and attach supporting work.</w:t>
-      </w:r>
-    </w:p>
-    <w:p>
-      <w:r>
+        <w:t>Judge explanation, evidence, transfer and limits separately; attach the work behind your judgement.</w:t>
+      </w:r>
+    </w:p>
+    <w:p>
+      <w:pPr>
+        <w:pStyle w:val="ListBullet"/>
+      </w:pPr>
+      <w:r>
+        <w:t>I can explain the mechanism.</w:t>
+      </w:r>
+    </w:p>
+    <w:p>
+      <w:pPr>
+        <w:pStyle w:val="ListBullet"/>
+      </w:pPr>
+      <w:r>
+        <w:t>I can show evidence.</w:t>
+      </w:r>
+    </w:p>
+    <w:p>
+      <w:pPr>
+        <w:pStyle w:val="ListBullet"/>
+      </w:pPr>
+      <w:r>
+        <w:t>I can handle a changed case.</w:t>
+      </w:r>
+    </w:p>
+    <w:p>
+      <w:pPr>
+        <w:pStyle w:val="ListBullet"/>
+      </w:pPr>
+      <w:r>
+        <w:t>I can name a limit.</w:t>
+      </w:r>
+    </w:p>
+    <w:p>
+      <w:r>
+        <w:t>Mark each as not yet, with help or independently, and attach supporting work.</w:t>
+      </w:r>
+    </w:p>
+    <w:p>
+      <w:pPr>
+        <w:spacing w:line="336" w:lineRule="auto" w:after="180"/>
+      </w:pPr>
+      <w:r>
+        <w:rPr>
+          <w:b w:val="0"/>
+        </w:rPr>
         <w:t>Teacher review ____________________  Next step ____________________</w:t>
       </w:r>
     </w:p>
@@ -715,7 +1198,43 @@
     </w:p>
     <w:p>
       <w:r>
-        <w:t>Design a paper/plastic sorter that receives an object description. Include a mixed paper-and-plastic cup. Specify inputs, outputs and the uncertain-case action. Is the owner's name useful?</w:t>
+        <w:t>Use this earlier case as transfer practice. A case already discussed with feedback is not fresh assessment evidence.</w:t>
+      </w:r>
+    </w:p>
+    <w:p>
+      <w:pPr>
+        <w:spacing w:line="336" w:lineRule="auto" w:after="180"/>
+        <w:shd w:fill="F5F1FB"/>
+      </w:pPr>
+      <w:r>
+        <w:rPr>
+          <w:b w:val="0"/>
+        </w:rPr>
+        <w:t xml:space="preserve">Design a paper/plastic sorter that receives an object description. Include a mixed paper-and-plastic cup. Specify </w:t>
+      </w:r>
+      <w:r>
+        <w:rPr>
+          <w:b/>
+        </w:rPr>
+        <w:t>input</w:t>
+      </w:r>
+      <w:r>
+        <w:rPr>
+          <w:b w:val="0"/>
+        </w:rPr>
+        <w:t xml:space="preserve">s, </w:t>
+      </w:r>
+      <w:r>
+        <w:rPr>
+          <w:b/>
+        </w:rPr>
+        <w:t>output</w:t>
+      </w:r>
+      <w:r>
+        <w:rPr>
+          <w:b w:val="0"/>
+        </w:rPr>
+        <w:t>s and the uncertain-case action. Is the owner's name useful?</w:t>
       </w:r>
     </w:p>
     <w:p>
@@ -762,7 +1281,13 @@
       </w:r>
     </w:p>
     <w:p>
-      <w:r>
+      <w:pPr>
+        <w:spacing w:line="336" w:lineRule="auto" w:after="180"/>
+      </w:pPr>
+      <w:r>
+        <w:rPr>
+          <w:b w:val="0"/>
+        </w:rPr>
         <w:t>Record support used: none, hint or teacher explanation.</w:t>
       </w:r>
     </w:p>
@@ -776,7 +1301,30 @@
     </w:p>
     <w:p>
       <w:r>
-        <w:t>Replace “suggest a good activity” with the time condition, quiet condition and tie rule used in this project. Explain why Quiet required No permits B1 as well as non-quiet activities when their times fit.</w:t>
+        <w:t>Make a requirement checkable. Apply the supplied Choose Inputs and Outputs facts and keep your reasoning.</w:t>
+      </w:r>
+    </w:p>
+    <w:p>
+      <w:pPr>
+        <w:spacing w:line="336" w:lineRule="auto" w:after="180"/>
+      </w:pPr>
+      <w:r>
+        <w:rPr>
+          <w:b w:val="0"/>
+        </w:rPr>
+        <w:t xml:space="preserve">Replace “suggest a good activity” with the time condition, quiet condition and </w:t>
+      </w:r>
+      <w:r>
+        <w:rPr>
+          <w:b/>
+        </w:rPr>
+        <w:t>tie rule</w:t>
+      </w:r>
+      <w:r>
+        <w:rPr>
+          <w:b w:val="0"/>
+        </w:rPr>
+        <w:t xml:space="preserve"> used in this project. Explain why Quiet required No permits B1 as well as non-quiet activities when their times fit.</w:t>
       </w:r>
     </w:p>
     <w:p>
@@ -827,7 +1375,42 @@
     </w:p>
     <w:p>
       <w:r>
-        <w:t>Using the catalogue, record the baseline output and reason for 10 minutes with quiet required, 8 minutes with quiet not required, and 7 minutes with quiet not required. Identify which no-match result is justified and why.</w:t>
+        <w:t>Run the baseline on three requests. Apply the supplied Choose Inputs and Outputs facts and keep your reasoning.</w:t>
+      </w:r>
+    </w:p>
+    <w:p>
+      <w:pPr>
+        <w:spacing w:line="336" w:lineRule="auto" w:after="180"/>
+      </w:pPr>
+      <w:r>
+        <w:rPr>
+          <w:b w:val="0"/>
+        </w:rPr>
+        <w:t xml:space="preserve">Using the catalogue, record the </w:t>
+      </w:r>
+      <w:r>
+        <w:rPr>
+          <w:b/>
+        </w:rPr>
+        <w:t>baseline</w:t>
+      </w:r>
+      <w:r>
+        <w:rPr>
+          <w:b w:val="0"/>
+        </w:rPr>
+        <w:t xml:space="preserve"> </w:t>
+      </w:r>
+      <w:r>
+        <w:rPr>
+          <w:b/>
+        </w:rPr>
+        <w:t>output</w:t>
+      </w:r>
+      <w:r>
+        <w:rPr>
+          <w:b w:val="0"/>
+        </w:rPr>
+        <w:t xml:space="preserve"> and reason for 10 minutes with quiet required, 8 minutes with quiet not required, and 7 minutes with quiet not required. Identify which no-match result is justified and why.</w:t>
       </w:r>
     </w:p>
     <w:p>
@@ -878,7 +1461,41 @@
     </w:p>
     <w:p>
       <w:r>
-        <w:t>Compare a request with blank minutes and Quiet required Yes to a request with 0 minutes and Quiet required Yes. What should the baseline record for each? Explain why these are different outcomes even though neither produces an activity suggestion.</w:t>
+        <w:t>Separate invalid input from no matching option. Apply the supplied Choose Inputs and Outputs facts and keep your reasoning.</w:t>
+      </w:r>
+    </w:p>
+    <w:p>
+      <w:pPr>
+        <w:spacing w:line="336" w:lineRule="auto" w:after="180"/>
+      </w:pPr>
+      <w:r>
+        <w:rPr>
+          <w:b w:val="0"/>
+        </w:rPr>
+        <w:t xml:space="preserve">Compare a request with blank minutes and Quiet required Yes to a request with 0 minutes and Quiet required Yes. What should the </w:t>
+      </w:r>
+      <w:r>
+        <w:rPr>
+          <w:b/>
+        </w:rPr>
+        <w:t>baseline</w:t>
+      </w:r>
+      <w:r>
+        <w:rPr>
+          <w:b w:val="0"/>
+        </w:rPr>
+        <w:t xml:space="preserve"> record for each?</w:t>
+      </w:r>
+    </w:p>
+    <w:p>
+      <w:pPr>
+        <w:spacing w:line="336" w:lineRule="auto" w:after="180"/>
+      </w:pPr>
+      <w:r>
+        <w:rPr>
+          <w:b w:val="0"/>
+        </w:rPr>
+        <w:t>Explain why these are different outcomes even though neither produces an activity suggestion.</w:t>
       </w:r>
     </w:p>
     <w:p>
@@ -929,7 +1546,76 @@
     </w:p>
     <w:p>
       <w:r>
-        <w:t>A paper room recommender uses R1 first, capacity 6, quiet Yes; then R2, capacity 10, quiet No. Valid requests give a whole group size from 1 to 12 and Quiet required Yes or No. A room fits when capacity is at least group size and the quiet condition is met; choose the first fitting room. Record outputs and reasons for 6 people Yes, 8 people No and 8 people Yes. Explain how a manual baseline can be compared fairly with a prototype. No real booking is allowed.</w:t>
+        <w:t>Attempt before feedback. If this repeats the selected independent case, reuse that first attempt; otherwise keep a separate record. Build a baseline for a different catalogue. Apply the supplied Choose Inputs and Outputs facts and keep your reasoning.</w:t>
+      </w:r>
+    </w:p>
+    <w:p>
+      <w:pPr>
+        <w:spacing w:line="336" w:lineRule="auto" w:after="180"/>
+      </w:pPr>
+      <w:r>
+        <w:rPr>
+          <w:b w:val="0"/>
+        </w:rPr>
+        <w:t>A paper room recommender uses R1 first, capacity 6, quiet Yes; then R2, capacity 10, quiet No. Valid requests give a whole group size from 1 to 12 and Quiet required Yes or No.</w:t>
+      </w:r>
+    </w:p>
+    <w:p>
+      <w:pPr>
+        <w:spacing w:line="336" w:lineRule="auto" w:after="180"/>
+      </w:pPr>
+      <w:r>
+        <w:rPr>
+          <w:b w:val="0"/>
+        </w:rPr>
+        <w:t xml:space="preserve">A room fits when capacity is at least group size and the quiet condition is met; choose the first </w:t>
+      </w:r>
+      <w:r>
+        <w:rPr>
+          <w:b/>
+        </w:rPr>
+        <w:t>fitting</w:t>
+      </w:r>
+      <w:r>
+        <w:rPr>
+          <w:b w:val="0"/>
+        </w:rPr>
+        <w:t xml:space="preserve"> room. Record </w:t>
+      </w:r>
+      <w:r>
+        <w:rPr>
+          <w:b/>
+        </w:rPr>
+        <w:t>output</w:t>
+      </w:r>
+      <w:r>
+        <w:rPr>
+          <w:b w:val="0"/>
+        </w:rPr>
+        <w:t>s and reasons for 6 people Yes, 8 people No and 8 people Yes.</w:t>
+      </w:r>
+    </w:p>
+    <w:p>
+      <w:pPr>
+        <w:spacing w:line="336" w:lineRule="auto" w:after="180"/>
+      </w:pPr>
+      <w:r>
+        <w:rPr>
+          <w:b w:val="0"/>
+        </w:rPr>
+        <w:t xml:space="preserve">Explain how a manual </w:t>
+      </w:r>
+      <w:r>
+        <w:rPr>
+          <w:b/>
+        </w:rPr>
+        <w:t>baseline</w:t>
+      </w:r>
+      <w:r>
+        <w:rPr>
+          <w:b w:val="0"/>
+        </w:rPr>
+        <w:t xml:space="preserve"> can be compared fairly with a prototype. No real booking is allowed.</w:t>
       </w:r>
     </w:p>
     <w:p>
@@ -990,7 +1676,65 @@
     </w:p>
     <w:p>
       <w:r>
-        <w:t>Team A tests a prototype on five easy requests and the manual baseline on five different requests, then reports only the prototype’s successful outputs. Identify two changes needed for a fair comparison. If both methods then meet all requirements, what can and cannot be concluded about compatibility?</w:t>
+        <w:t>Challenge an unfair comparison. Apply the supplied Choose Inputs and Outputs facts and keep your reasoning.</w:t>
+      </w:r>
+    </w:p>
+    <w:p>
+      <w:pPr>
+        <w:spacing w:line="336" w:lineRule="auto" w:after="180"/>
+      </w:pPr>
+      <w:r>
+        <w:rPr>
+          <w:b w:val="0"/>
+        </w:rPr>
+        <w:t xml:space="preserve">Team A tests a prototype on five easy requests and the manual </w:t>
+      </w:r>
+      <w:r>
+        <w:rPr>
+          <w:b/>
+        </w:rPr>
+        <w:t>baseline</w:t>
+      </w:r>
+      <w:r>
+        <w:rPr>
+          <w:b w:val="0"/>
+        </w:rPr>
+        <w:t xml:space="preserve"> on five different requests, then reports only the prototype’s successful </w:t>
+      </w:r>
+      <w:r>
+        <w:rPr>
+          <w:b/>
+        </w:rPr>
+        <w:t>output</w:t>
+      </w:r>
+      <w:r>
+        <w:rPr>
+          <w:b w:val="0"/>
+        </w:rPr>
+        <w:t>s. Identify two changes needed for a fair comparison.</w:t>
+      </w:r>
+    </w:p>
+    <w:p>
+      <w:pPr>
+        <w:spacing w:line="336" w:lineRule="auto" w:after="180"/>
+      </w:pPr>
+      <w:r>
+        <w:rPr>
+          <w:b w:val="0"/>
+        </w:rPr>
+        <w:t xml:space="preserve">If both methods then meet all </w:t>
+      </w:r>
+      <w:r>
+        <w:rPr>
+          <w:b/>
+        </w:rPr>
+        <w:t>requirement</w:t>
+      </w:r>
+      <w:r>
+        <w:rPr>
+          <w:b w:val="0"/>
+        </w:rPr>
+        <w:t>s, what can and cannot be concluded about compatibility?</w:t>
       </w:r>
     </w:p>
     <w:p>
@@ -1037,6 +1781,11 @@
       </w:pPr>
       <w:r>
         <w:t>17. Feedback, return check and learning record</w:t>
+      </w:r>
+    </w:p>
+    <w:p>
+      <w:r>
+        <w:t>Record the first repaired step and a different case to revisit after a delay.</w:t>
       </w:r>
     </w:p>
     <w:tbl>
@@ -1176,7 +1925,13 @@
       </w:tr>
     </w:tbl>
     <w:p>
-      <w:r>
+      <w:pPr>
+        <w:spacing w:line="336" w:lineRule="auto" w:after="180"/>
+      </w:pPr>
+      <w:r>
+        <w:rPr>
+          <w:b w:val="0"/>
+        </w:rPr>
         <w:t>Revisit this idea with your teacher after a delay. Familiarity is different from explaining and using it on a changed case.</w:t>
       </w:r>
     </w:p>
@@ -1190,17 +1945,52 @@
     </w:p>
     <w:p>
       <w:r>
+        <w:t>A fictional classroom chooses a storage bin for model parts. Explain the labelled step before checking the changed condition.</w:t>
+      </w:r>
+    </w:p>
+    <w:p>
+      <w:pPr>
+        <w:spacing w:line="336" w:lineRule="auto" w:after="180"/>
+      </w:pPr>
+      <w:r>
+        <w:rPr>
+          <w:b w:val="0"/>
+        </w:rPr>
         <w:t>A fictional classroom chooses a storage bin for model parts.</w:t>
       </w:r>
     </w:p>
     <w:p>
-      <w:r>
+      <w:pPr>
+        <w:spacing w:line="336" w:lineRule="auto" w:after="180"/>
+      </w:pPr>
+      <w:r>
+        <w:rPr>
+          <w:b w:val="0"/>
+        </w:rPr>
         <w:t>Catalogue order: B1 capacity 5, B2 capacity 9. Valid request is a whole part count 1–12.</w:t>
       </w:r>
     </w:p>
     <w:p>
-      <w:r>
-        <w:t>Return first bin with capacity at least the count; none if neither fits; clarify invalid input.</w:t>
+      <w:pPr>
+        <w:spacing w:line="336" w:lineRule="auto" w:after="180"/>
+      </w:pPr>
+      <w:r>
+        <w:rPr>
+          <w:b w:val="0"/>
+        </w:rPr>
+        <w:t xml:space="preserve">Return first bin with capacity at least the count; none if neither fits; clarify invalid </w:t>
+      </w:r>
+      <w:r>
+        <w:rPr>
+          <w:b/>
+        </w:rPr>
+        <w:t>input</w:t>
+      </w:r>
+      <w:r>
+        <w:rPr>
+          <w:b w:val="0"/>
+        </w:rPr>
+        <w:t>.</w:t>
       </w:r>
     </w:p>
     <w:p>
@@ -1240,7 +2030,14 @@
       </w:r>
     </w:p>
     <w:p>
-      <w:r>
+      <w:pPr>
+        <w:spacing w:line="336" w:lineRule="auto" w:after="180"/>
+        <w:shd w:fill="F5F1FB"/>
+      </w:pPr>
+      <w:r>
+        <w:rPr>
+          <w:b w:val="0"/>
+        </w:rPr>
         <w:t>Trace requests 10 and blank. Why should they not receive the same explanation?</w:t>
       </w:r>
     </w:p>
@@ -1283,13 +2080,70 @@
       </w:r>
     </w:p>
     <w:p>
-      <w:r>
-        <w:t>Support used: alone / hint / worked example. This record is practice evidence.</w:t>
-      </w:r>
-    </w:p>
-    <w:p>
-      <w:r>
-        <w:t>Project connection: Document sorter schema, catalogue order, acceptance rule and all output types; use a manual trace as the comparison baseline.</w:t>
+      <w:pPr>
+        <w:pStyle w:val="Heading3"/>
+      </w:pPr>
+      <w:r>
+        <w:t>Record the help used</w:t>
+      </w:r>
+    </w:p>
+    <w:p>
+      <w:pPr>
+        <w:spacing w:line="336" w:lineRule="auto" w:after="180"/>
+        <w:shd w:fill="F1F6F8"/>
+      </w:pPr>
+      <w:r>
+        <w:rPr>
+          <w:b w:val="0"/>
+        </w:rPr>
+        <w:t xml:space="preserve">Support used: alone / hint / worked example. This record is practice </w:t>
+      </w:r>
+      <w:r>
+        <w:rPr>
+          <w:b/>
+        </w:rPr>
+        <w:t>evidence</w:t>
+      </w:r>
+      <w:r>
+        <w:rPr>
+          <w:b w:val="0"/>
+        </w:rPr>
+        <w:t>.</w:t>
+      </w:r>
+    </w:p>
+    <w:p>
+      <w:pPr>
+        <w:spacing w:line="336" w:lineRule="auto" w:after="180"/>
+      </w:pPr>
+      <w:r>
+        <w:rPr>
+          <w:b w:val="0"/>
+        </w:rPr>
+        <w:t xml:space="preserve">Project connection: Document sorter schema, catalogue order, acceptance rule and all </w:t>
+      </w:r>
+      <w:r>
+        <w:rPr>
+          <w:b/>
+        </w:rPr>
+        <w:t>output</w:t>
+      </w:r>
+      <w:r>
+        <w:rPr>
+          <w:b w:val="0"/>
+        </w:rPr>
+        <w:t xml:space="preserve"> types; use a manual trace as the comparison </w:t>
+      </w:r>
+      <w:r>
+        <w:rPr>
+          <w:b/>
+        </w:rPr>
+        <w:t>baseline</w:t>
+      </w:r>
+      <w:r>
+        <w:rPr>
+          <w:b w:val="0"/>
+        </w:rPr>
+        <w:t>.</w:t>
       </w:r>
     </w:p>
     <w:p>
@@ -1302,17 +2156,76 @@
     </w:p>
     <w:p>
       <w:r>
+        <w:t>Keep this week’s input, deciding step, result and limit together in the Helpful Classroom Sorter record.</w:t>
+      </w:r>
+    </w:p>
+    <w:p>
+      <w:pPr>
+        <w:spacing w:line="336" w:lineRule="auto" w:after="180"/>
+      </w:pPr>
+      <w:r>
+        <w:rPr>
+          <w:b w:val="0"/>
+        </w:rPr>
         <w:t>Project: Helpful Classroom Sorter</w:t>
       </w:r>
     </w:p>
     <w:p>
-      <w:r>
-        <w:t>Current milestone: Prepare the demonstration. Gather reproducible instructions, evidence, access checks and remaining limitations.</w:t>
-      </w:r>
-    </w:p>
-    <w:p>
-      <w:r>
-        <w:t>Document sorter schema, catalogue order, acceptance rule and all output types; use a manual trace as the comparison baseline.</w:t>
+      <w:pPr>
+        <w:spacing w:line="336" w:lineRule="auto" w:after="180"/>
+      </w:pPr>
+      <w:r>
+        <w:rPr>
+          <w:b w:val="0"/>
+        </w:rPr>
+        <w:t xml:space="preserve">Current milestone: Prepare the demonstration. Gather reproducible instructions, </w:t>
+      </w:r>
+      <w:r>
+        <w:rPr>
+          <w:b/>
+        </w:rPr>
+        <w:t>evidence</w:t>
+      </w:r>
+      <w:r>
+        <w:rPr>
+          <w:b w:val="0"/>
+        </w:rPr>
+        <w:t>, access checks and remaining limitations.</w:t>
+      </w:r>
+    </w:p>
+    <w:p>
+      <w:pPr>
+        <w:spacing w:line="336" w:lineRule="auto" w:after="180"/>
+      </w:pPr>
+      <w:r>
+        <w:rPr>
+          <w:b w:val="0"/>
+        </w:rPr>
+        <w:t xml:space="preserve">Document sorter schema, catalogue order, acceptance rule and all </w:t>
+      </w:r>
+      <w:r>
+        <w:rPr>
+          <w:b/>
+        </w:rPr>
+        <w:t>output</w:t>
+      </w:r>
+      <w:r>
+        <w:rPr>
+          <w:b w:val="0"/>
+        </w:rPr>
+        <w:t xml:space="preserve"> types; use a manual trace as the comparison </w:t>
+      </w:r>
+      <w:r>
+        <w:rPr>
+          <w:b/>
+        </w:rPr>
+        <w:t>baseline</w:t>
+      </w:r>
+      <w:r>
+        <w:rPr>
+          <w:b w:val="0"/>
+        </w:rPr>
+        <w:t>.</w:t>
       </w:r>
     </w:p>
     <w:tbl>
@@ -1474,11 +2387,28 @@
     </w:p>
     <w:p>
       <w:r>
+        <w:t>Try the supported questions before comparing with hints and feedback. Record what you repaired and the evidence you retained.</w:t>
+      </w:r>
+    </w:p>
+    <w:p>
+      <w:pPr>
+        <w:spacing w:line="336" w:lineRule="auto" w:after="180"/>
+      </w:pPr>
+      <w:r>
+        <w:rPr>
+          <w:b w:val="0"/>
+        </w:rPr>
         <w:t>Use this supported practice once, in the browser or on paper. Keep the reserved independent assessment for a separate first attempt before teacher feedback.</w:t>
       </w:r>
     </w:p>
     <w:p>
-      <w:r>
+      <w:pPr>
+        <w:spacing w:line="336" w:lineRule="auto" w:after="180"/>
+      </w:pPr>
+      <w:r>
+        <w:rPr>
+          <w:b w:val="0"/>
+        </w:rPr>
         <w:t>A fictional classroom chooses a storage bin for model parts.</w:t>
       </w:r>
     </w:p>
@@ -1491,27 +2421,91 @@
       </w:r>
     </w:p>
     <w:p>
-      <w:r>
-        <w:t>Which labelled step matches this detail? Report B2 and stop; save the comparison evidence.</w:t>
-      </w:r>
-    </w:p>
-    <w:p>
-      <w:r>
-        <w:t>1. Baseline output</w:t>
-      </w:r>
-    </w:p>
-    <w:p>
-      <w:r>
+      <w:pPr>
+        <w:spacing w:line="336" w:lineRule="auto" w:after="180"/>
+      </w:pPr>
+      <w:r>
+        <w:rPr>
+          <w:b w:val="0"/>
+        </w:rPr>
+        <w:t xml:space="preserve">Which labelled step matches this detail? Report B2 and stop; save the comparison </w:t>
+      </w:r>
+      <w:r>
+        <w:rPr>
+          <w:b/>
+        </w:rPr>
+        <w:t>evidence</w:t>
+      </w:r>
+      <w:r>
+        <w:rPr>
+          <w:b w:val="0"/>
+        </w:rPr>
+        <w:t>.</w:t>
+      </w:r>
+    </w:p>
+    <w:p>
+      <w:pPr>
+        <w:spacing w:line="336" w:lineRule="auto" w:after="180"/>
+        <w:shd w:fill="F4F9FC"/>
+      </w:pPr>
+      <w:r>
+        <w:rPr>
+          <w:b w:val="0"/>
+        </w:rPr>
+        <w:t xml:space="preserve">1. </w:t>
+      </w:r>
+      <w:r>
+        <w:rPr>
+          <w:b/>
+        </w:rPr>
+        <w:t>Baseline</w:t>
+      </w:r>
+      <w:r>
+        <w:rPr>
+          <w:b w:val="0"/>
+        </w:rPr>
+        <w:t xml:space="preserve"> </w:t>
+      </w:r>
+      <w:r>
+        <w:rPr>
+          <w:b/>
+        </w:rPr>
+        <w:t>output</w:t>
+      </w:r>
+    </w:p>
+    <w:p>
+      <w:pPr>
+        <w:spacing w:line="336" w:lineRule="auto" w:after="180"/>
+        <w:shd w:fill="F4F9FC"/>
+      </w:pPr>
+      <w:r>
+        <w:rPr>
+          <w:b w:val="0"/>
+        </w:rPr>
         <w:t>2. Check first bin</w:t>
       </w:r>
     </w:p>
     <w:p>
-      <w:r>
+      <w:pPr>
+        <w:spacing w:line="336" w:lineRule="auto" w:after="180"/>
+        <w:shd w:fill="F4F9FC"/>
+      </w:pPr>
+      <w:r>
+        <w:rPr>
+          <w:b w:val="0"/>
+        </w:rPr>
         <w:t>3. Validate request</w:t>
       </w:r>
     </w:p>
     <w:p>
-      <w:r>
+      <w:pPr>
+        <w:spacing w:line="336" w:lineRule="auto" w:after="180"/>
+        <w:shd w:fill="F4F9FC"/>
+      </w:pPr>
+      <w:r>
+        <w:rPr>
+          <w:b w:val="0"/>
+        </w:rPr>
         <w:t>4. Check second bin</w:t>
       </w:r>
     </w:p>
@@ -1549,41 +2543,227 @@
       </w:r>
     </w:p>
     <w:p>
-      <w:r>
+      <w:pPr>
+        <w:pStyle w:val="Heading3"/>
+      </w:pPr>
+      <w:r>
+        <w:t>Hint · try first</w:t>
+      </w:r>
+    </w:p>
+    <w:p>
+      <w:pPr>
+        <w:spacing w:line="336" w:lineRule="auto" w:after="180"/>
+        <w:shd w:fill="F1F6F8"/>
+      </w:pPr>
+      <w:r>
+        <w:rPr>
+          <w:b w:val="0"/>
+        </w:rPr>
         <w:t>Hint if needed: Read the steps in the pictorial case. Match the supplied detail to the stage that performs or records it.</w:t>
       </w:r>
     </w:p>
     <w:p>
-      <w:r>
-        <w:t>After your attempt, compare with the supported explanation: Baseline output Report B2 and stop; save the comparison evidence. The baseline is an ordered catalogue scan, not a preference ranking. It makes expectations testable before a prototype is built. Count 10 is valid but has no matching bin; that differs from a blank count, which fails the input contract. Both situations need explicit output behavior.</w:t>
-      </w:r>
-    </w:p>
-    <w:p>
       <w:pPr>
         <w:pStyle w:val="Heading3"/>
       </w:pPr>
       <w:r>
+        <w:t>Feedback · compare after trying</w:t>
+      </w:r>
+    </w:p>
+    <w:p>
+      <w:pPr>
+        <w:spacing w:line="336" w:lineRule="auto" w:after="180"/>
+        <w:shd w:fill="F1F6FC"/>
+      </w:pPr>
+      <w:r>
+        <w:rPr>
+          <w:b w:val="0"/>
+        </w:rPr>
+        <w:t xml:space="preserve">After your attempt, compare with the supported explanation: </w:t>
+      </w:r>
+      <w:r>
+        <w:rPr>
+          <w:b/>
+        </w:rPr>
+        <w:t>Baseline</w:t>
+      </w:r>
+      <w:r>
+        <w:rPr>
+          <w:b w:val="0"/>
+        </w:rPr>
+        <w:t xml:space="preserve"> </w:t>
+      </w:r>
+      <w:r>
+        <w:rPr>
+          <w:b/>
+        </w:rPr>
+        <w:t>output</w:t>
+      </w:r>
+      <w:r>
+        <w:rPr>
+          <w:b w:val="0"/>
+        </w:rPr>
+        <w:t xml:space="preserve"> Report B2 and stop; save the comparison </w:t>
+      </w:r>
+      <w:r>
+        <w:rPr>
+          <w:b/>
+        </w:rPr>
+        <w:t>evidence</w:t>
+      </w:r>
+      <w:r>
+        <w:rPr>
+          <w:b w:val="0"/>
+        </w:rPr>
+        <w:t xml:space="preserve">. The </w:t>
+      </w:r>
+      <w:r>
+        <w:rPr>
+          <w:b/>
+        </w:rPr>
+        <w:t>baseline</w:t>
+      </w:r>
+      <w:r>
+        <w:rPr>
+          <w:b w:val="0"/>
+        </w:rPr>
+        <w:t xml:space="preserve"> is an ordered catalogue scan, not a preference ranking.</w:t>
+      </w:r>
+    </w:p>
+    <w:p>
+      <w:pPr>
+        <w:spacing w:line="336" w:lineRule="auto" w:after="180"/>
+        <w:shd w:fill="F1F6FC"/>
+      </w:pPr>
+      <w:r>
+        <w:rPr>
+          <w:b w:val="0"/>
+        </w:rPr>
+        <w:t xml:space="preserve">It makes expectations testable before a prototype is built. Count 10 is valid but has no matching bin; that differs from a blank count, which fails the </w:t>
+      </w:r>
+      <w:r>
+        <w:rPr>
+          <w:b/>
+        </w:rPr>
+        <w:t>input</w:t>
+      </w:r>
+      <w:r>
+        <w:rPr>
+          <w:b w:val="0"/>
+        </w:rPr>
+        <w:t xml:space="preserve"> contract. Both situations need explicit </w:t>
+      </w:r>
+      <w:r>
+        <w:rPr>
+          <w:b/>
+        </w:rPr>
+        <w:t>output</w:t>
+      </w:r>
+      <w:r>
+        <w:rPr>
+          <w:b w:val="0"/>
+        </w:rPr>
+        <w:t xml:space="preserve"> behavior.</w:t>
+      </w:r>
+    </w:p>
+    <w:p>
+      <w:pPr>
+        <w:pStyle w:val="Heading3"/>
+      </w:pPr>
+      <w:r>
         <w:t>Practice 2: explain the deciding evidence</w:t>
       </w:r>
     </w:p>
     <w:p>
-      <w:r>
+      <w:pPr>
+        <w:pStyle w:val="Heading3"/>
+      </w:pPr>
+      <w:r>
+        <w:t>Changed case · predict first</w:t>
+      </w:r>
+    </w:p>
+    <w:p>
+      <w:pPr>
+        <w:spacing w:line="336" w:lineRule="auto" w:after="180"/>
+        <w:shd w:fill="F5F1FB"/>
+      </w:pPr>
+      <w:r>
+        <w:rPr>
+          <w:b w:val="0"/>
+        </w:rPr>
         <w:t>Changed-case practice: Change request 6 to 5. Which conclusion is supported by the supplied facts?</w:t>
       </w:r>
     </w:p>
     <w:p>
-      <w:r>
-        <w:t>1. The baseline returns B1.</w:t>
-      </w:r>
-    </w:p>
-    <w:p>
-      <w:r>
-        <w:t>2. This one example guarantees correct results for every future input.</w:t>
-      </w:r>
-    </w:p>
-    <w:p>
-      <w:r>
-        <w:t>3. We can decide the result without examining the changed input or the procedure.</w:t>
+      <w:pPr>
+        <w:spacing w:line="336" w:lineRule="auto" w:after="180"/>
+        <w:shd w:fill="F4F9FC"/>
+      </w:pPr>
+      <w:r>
+        <w:rPr>
+          <w:b w:val="0"/>
+        </w:rPr>
+        <w:t xml:space="preserve">1. The </w:t>
+      </w:r>
+      <w:r>
+        <w:rPr>
+          <w:b/>
+        </w:rPr>
+        <w:t>baseline</w:t>
+      </w:r>
+      <w:r>
+        <w:rPr>
+          <w:b w:val="0"/>
+        </w:rPr>
+        <w:t xml:space="preserve"> returns B1.</w:t>
+      </w:r>
+    </w:p>
+    <w:p>
+      <w:pPr>
+        <w:spacing w:line="336" w:lineRule="auto" w:after="180"/>
+        <w:shd w:fill="F4F9FC"/>
+      </w:pPr>
+      <w:r>
+        <w:rPr>
+          <w:b w:val="0"/>
+        </w:rPr>
+        <w:t xml:space="preserve">2. This one example guarantees correct results for every future </w:t>
+      </w:r>
+      <w:r>
+        <w:rPr>
+          <w:b/>
+        </w:rPr>
+        <w:t>input</w:t>
+      </w:r>
+      <w:r>
+        <w:rPr>
+          <w:b w:val="0"/>
+        </w:rPr>
+        <w:t>.</w:t>
+      </w:r>
+    </w:p>
+    <w:p>
+      <w:pPr>
+        <w:spacing w:line="336" w:lineRule="auto" w:after="180"/>
+        <w:shd w:fill="F4F9FC"/>
+      </w:pPr>
+      <w:r>
+        <w:rPr>
+          <w:b w:val="0"/>
+        </w:rPr>
+        <w:t xml:space="preserve">3. We can decide the result without examining the changed </w:t>
+      </w:r>
+      <w:r>
+        <w:rPr>
+          <w:b/>
+        </w:rPr>
+        <w:t>input</w:t>
+      </w:r>
+      <w:r>
+        <w:rPr>
+          <w:b w:val="0"/>
+        </w:rPr>
+        <w:t xml:space="preserve"> or the procedure.</w:t>
       </w:r>
     </w:p>
     <w:p>
@@ -1620,36 +2800,177 @@
       </w:r>
     </w:p>
     <w:p>
-      <w:r>
+      <w:pPr>
+        <w:pStyle w:val="Heading3"/>
+      </w:pPr>
+      <w:r>
+        <w:t>Hint · try first</w:t>
+      </w:r>
+    </w:p>
+    <w:p>
+      <w:pPr>
+        <w:spacing w:line="336" w:lineRule="auto" w:after="180"/>
+        <w:shd w:fill="F1F6F8"/>
+      </w:pPr>
+      <w:r>
+        <w:rPr>
+          <w:b w:val="0"/>
+        </w:rPr>
         <w:t>Hint if needed: Use the changed condition and the deciding step in the pictorial trace. The answer must say what follows from those facts.</w:t>
       </w:r>
     </w:p>
     <w:p>
-      <w:r>
-        <w:t>After your attempt, compare with the supported explanation: The baseline returns B1. Its capacity equals the request, and at least includes equality.</w:t>
-      </w:r>
-    </w:p>
-    <w:p>
       <w:pPr>
         <w:pStyle w:val="Heading3"/>
       </w:pPr>
       <w:r>
+        <w:t>Feedback · compare after trying</w:t>
+      </w:r>
+    </w:p>
+    <w:p>
+      <w:pPr>
+        <w:spacing w:line="336" w:lineRule="auto" w:after="180"/>
+        <w:shd w:fill="F1F6FC"/>
+      </w:pPr>
+      <w:r>
+        <w:rPr>
+          <w:b w:val="0"/>
+        </w:rPr>
+        <w:t xml:space="preserve">After your attempt, compare with the supported explanation: The </w:t>
+      </w:r>
+      <w:r>
+        <w:rPr>
+          <w:b/>
+        </w:rPr>
+        <w:t>baseline</w:t>
+      </w:r>
+      <w:r>
+        <w:rPr>
+          <w:b w:val="0"/>
+        </w:rPr>
+        <w:t xml:space="preserve"> returns B1. Its capacity equals the request, and at least includes equality.</w:t>
+      </w:r>
+    </w:p>
+    <w:p>
+      <w:pPr>
+        <w:pStyle w:val="Heading3"/>
+      </w:pPr>
+      <w:r>
         <w:t>Repair a missing building block</w:t>
       </w:r>
     </w:p>
     <w:p>
-      <w:r>
-        <w:t>Review Find a Real Problem (ai-1/29). Goal: Describe a specific user difficulty using supplied evidence without inventing its cause. Short practice: Write a one-sentence project goal and say what evidence would count as a failure.. Return to this week and explain what you changed.</w:t>
-      </w:r>
-    </w:p>
-    <w:p>
-      <w:r>
-        <w:t>Review Verify Important Outputs (ai-1/27). Goal: Separate an answer into claims and connect each claim to relevant evidence. Short practice: Correct the draft and identify which part needs another source rather than a calculation.. Return to this week and explain what you changed.</w:t>
-      </w:r>
-    </w:p>
-    <w:p>
-      <w:r>
-        <w:t>Review Privacy by Choosing Less (ai-1/24). Goal: Justify which information a stated task needs and remove unnecessary fields. Short practice: For the original task, does adding an anonymous-looking pupil code improve the repair count?. Return to this week and explain what you changed.</w:t>
+      <w:pPr>
+        <w:spacing w:line="336" w:lineRule="auto" w:after="180"/>
+      </w:pPr>
+      <w:r>
+        <w:rPr>
+          <w:b w:val="0"/>
+        </w:rPr>
+        <w:t xml:space="preserve">Review Find a Real Problem (ai-1/29). Goal: Describe a specific user difficulty using supplied </w:t>
+      </w:r>
+      <w:r>
+        <w:rPr>
+          <w:b/>
+        </w:rPr>
+        <w:t>evidence</w:t>
+      </w:r>
+      <w:r>
+        <w:rPr>
+          <w:b w:val="0"/>
+        </w:rPr>
+        <w:t xml:space="preserve"> without inventing its cause.</w:t>
+      </w:r>
+    </w:p>
+    <w:p>
+      <w:pPr>
+        <w:spacing w:line="336" w:lineRule="auto" w:after="180"/>
+      </w:pPr>
+      <w:r>
+        <w:rPr>
+          <w:b w:val="0"/>
+        </w:rPr>
+        <w:t xml:space="preserve">Short practice: Write a one-sentence project goal and say what </w:t>
+      </w:r>
+      <w:r>
+        <w:rPr>
+          <w:b/>
+        </w:rPr>
+        <w:t>evidence</w:t>
+      </w:r>
+      <w:r>
+        <w:rPr>
+          <w:b w:val="0"/>
+        </w:rPr>
+        <w:t xml:space="preserve"> would count as a failure.. Return to this week and explain what you changed.</w:t>
+      </w:r>
+    </w:p>
+    <w:p>
+      <w:pPr>
+        <w:spacing w:line="336" w:lineRule="auto" w:after="180"/>
+      </w:pPr>
+      <w:r>
+        <w:rPr>
+          <w:b w:val="0"/>
+        </w:rPr>
+        <w:t xml:space="preserve">Review Verify Important </w:t>
+      </w:r>
+      <w:r>
+        <w:rPr>
+          <w:b/>
+        </w:rPr>
+        <w:t>Output</w:t>
+      </w:r>
+      <w:r>
+        <w:rPr>
+          <w:b w:val="0"/>
+        </w:rPr>
+        <w:t xml:space="preserve">s (ai-1/27). Goal: Separate an answer into claims and connect each claim to relevant </w:t>
+      </w:r>
+      <w:r>
+        <w:rPr>
+          <w:b/>
+        </w:rPr>
+        <w:t>evidence</w:t>
+      </w:r>
+      <w:r>
+        <w:rPr>
+          <w:b w:val="0"/>
+        </w:rPr>
+        <w:t>.</w:t>
+      </w:r>
+    </w:p>
+    <w:p>
+      <w:pPr>
+        <w:spacing w:line="336" w:lineRule="auto" w:after="180"/>
+      </w:pPr>
+      <w:r>
+        <w:rPr>
+          <w:b w:val="0"/>
+        </w:rPr>
+        <w:t>Short practice: Correct the draft and identify which part needs another source rather than a calculation.. Return to this week and explain what you changed.</w:t>
+      </w:r>
+    </w:p>
+    <w:p>
+      <w:pPr>
+        <w:spacing w:line="336" w:lineRule="auto" w:after="180"/>
+      </w:pPr>
+      <w:r>
+        <w:rPr>
+          <w:b w:val="0"/>
+        </w:rPr>
+        <w:t>Review Privacy by Choosing Less (ai-1/24). Goal: Justify which information a stated task needs and remove unnecessary fields.</w:t>
+      </w:r>
+    </w:p>
+    <w:p>
+      <w:pPr>
+        <w:spacing w:line="336" w:lineRule="auto" w:after="180"/>
+      </w:pPr>
+      <w:r>
+        <w:rPr>
+          <w:b w:val="0"/>
+        </w:rPr>
+        <w:t>Short practice: For the original task, does adding an anonymous-looking pupil code improve the repair count?. Return to this week and explain what you changed.</w:t>
       </w:r>
     </w:p>
     <w:p>
@@ -1661,8 +2982,37 @@
       </w:r>
     </w:p>
     <w:p>
-      <w:r>
-        <w:t>Use Download completed work in the hosted lesson to export your answers, reflections, practice feedback and code-run evidence. Open the HTML copy to read or print it. Drafts stay in this browser when storage is available; clear drafts on a shared device.</w:t>
+      <w:pPr>
+        <w:spacing w:line="336" w:lineRule="auto" w:after="180"/>
+      </w:pPr>
+      <w:r>
+        <w:rPr>
+          <w:b w:val="0"/>
+        </w:rPr>
+        <w:t xml:space="preserve">Use Download completed work in the hosted lesson to export your answers, reflections, practice feedback and code-run </w:t>
+      </w:r>
+      <w:r>
+        <w:rPr>
+          <w:b/>
+        </w:rPr>
+        <w:t>evidence</w:t>
+      </w:r>
+      <w:r>
+        <w:rPr>
+          <w:b w:val="0"/>
+        </w:rPr>
+        <w:t>. Open the HTML copy to read or print it.</w:t>
+      </w:r>
+    </w:p>
+    <w:p>
+      <w:pPr>
+        <w:spacing w:line="336" w:lineRule="auto" w:after="180"/>
+      </w:pPr>
+      <w:r>
+        <w:rPr>
+          <w:b w:val="0"/>
+        </w:rPr>
+        <w:t>Drafts stay in this browser when storage is available; clear drafts on a shared device.</w:t>
       </w:r>
     </w:p>
     <w:p>
@@ -1676,6 +3026,908 @@
     <w:p>
       <w:r>
         <w:t>________________________________________________________________</w:t>
+      </w:r>
+    </w:p>
+    <w:p>
+      <w:r>
+        <w:t>________________________________________________________________</w:t>
+      </w:r>
+    </w:p>
+    <w:p>
+      <w:r>
+        <w:t>________________________________________________________________</w:t>
+      </w:r>
+    </w:p>
+    <w:p>
+      <w:r>
+        <w:t>________________________________________________________________</w:t>
+      </w:r>
+    </w:p>
+    <w:p>
+      <w:r>
+        <w:t>________________________________________________________________</w:t>
+      </w:r>
+    </w:p>
+    <w:p>
+      <w:pPr>
+        <w:pStyle w:val="Heading1"/>
+      </w:pPr>
+      <w:r>
+        <w:t>21. Visual concept journey</w:t>
+      </w:r>
+    </w:p>
+    <w:p>
+      <w:r>
+        <w:t>Explain each Choose Inputs and Outputs picture from its labels, then record a relevant limit.</w:t>
+      </w:r>
+    </w:p>
+    <w:p>
+      <w:pPr>
+        <w:pStyle w:val="Heading3"/>
+      </w:pPr>
+      <w:r>
+        <w:t>01. Choose Inputs and Outputs: the case</w:t>
+      </w:r>
+    </w:p>
+    <w:p>
+      <w:r>
+        <w:drawing>
+          <wp:inline xmlns:a="http://schemas.openxmlformats.org/drawingml/2006/main" xmlns:pic="http://schemas.openxmlformats.org/drawingml/2006/picture">
+            <wp:extent cx="5486400" cy="2840736"/>
+            <wp:docPr id="2" name="Picture 2" descr="A fictional classroom chooses a storage bin for model parts. Supplied facts: Catalogue order: B1 capacity 5, B2 capacity 9. Valid request is a whole part count 1–12. Return first bin with capacity at least the count; none if neither fits; clarify invalid input."/>
+            <wp:cNvGraphicFramePr>
+              <a:graphicFrameLocks noChangeAspect="1"/>
+            </wp:cNvGraphicFramePr>
+            <a:graphic>
+              <a:graphicData uri="http://schemas.openxmlformats.org/drawingml/2006/picture">
+                <pic:pic>
+                  <pic:nvPicPr>
+                    <pic:cNvPr id="0" name="academy-story-ai-1-30-01.png"/>
+                    <pic:cNvPicPr/>
+                  </pic:nvPicPr>
+                  <pic:blipFill>
+                    <a:blip r:embed="rId10"/>
+                    <a:stretch>
+                      <a:fillRect/>
+                    </a:stretch>
+                  </pic:blipFill>
+                  <pic:spPr>
+                    <a:xfrm>
+                      <a:off x="0" y="0"/>
+                      <a:ext cx="5486400" cy="2840736"/>
+                    </a:xfrm>
+                    <a:prstGeom prst="rect"/>
+                  </pic:spPr>
+                </pic:pic>
+              </a:graphicData>
+            </a:graphic>
+          </wp:inline>
+        </w:drawing>
+      </w:r>
+    </w:p>
+    <w:p>
+      <w:pPr>
+        <w:spacing w:line="336" w:lineRule="auto" w:after="180"/>
+      </w:pPr>
+      <w:r>
+        <w:rPr>
+          <w:b w:val="0"/>
+        </w:rPr>
+        <w:t>A fictional classroom chooses a storage bin for model parts. Supplied facts: Catalogue order: B1 capacity 5, B2 capacity 9. Valid request is a whole part count 1–12.</w:t>
+      </w:r>
+    </w:p>
+    <w:p>
+      <w:pPr>
+        <w:spacing w:line="336" w:lineRule="auto" w:after="180"/>
+      </w:pPr>
+      <w:r>
+        <w:rPr>
+          <w:b w:val="0"/>
+        </w:rPr>
+        <w:t xml:space="preserve">Return first bin with capacity at least the count; none if neither fits; clarify invalid </w:t>
+      </w:r>
+      <w:r>
+        <w:rPr>
+          <w:b/>
+        </w:rPr>
+        <w:t>input</w:t>
+      </w:r>
+      <w:r>
+        <w:rPr>
+          <w:b w:val="0"/>
+        </w:rPr>
+        <w:t>.</w:t>
+      </w:r>
+    </w:p>
+    <w:p>
+      <w:pPr>
+        <w:spacing w:line="336" w:lineRule="auto" w:after="180"/>
+        <w:shd w:fill="F5F1FB"/>
+      </w:pPr>
+      <w:r>
+        <w:rPr>
+          <w:b w:val="0"/>
+        </w:rPr>
+        <w:t>Point to the given fact that matters most. Explain why it matters.</w:t>
+      </w:r>
+    </w:p>
+    <w:p>
+      <w:pPr>
+        <w:pStyle w:val="Heading3"/>
+      </w:pPr>
+      <w:r>
+        <w:t>My picture explanation, deciding evidence and one limit</w:t>
+      </w:r>
+    </w:p>
+    <w:p>
+      <w:r>
+        <w:t>________________________________________________________________</w:t>
+      </w:r>
+    </w:p>
+    <w:p>
+      <w:r>
+        <w:t>________________________________________________________________</w:t>
+      </w:r>
+    </w:p>
+    <w:p>
+      <w:r>
+        <w:t>________________________________________________________________</w:t>
+      </w:r>
+    </w:p>
+    <w:p>
+      <w:r>
+        <w:t>________________________________________________________________</w:t>
+      </w:r>
+    </w:p>
+    <w:p>
+      <w:pPr>
+        <w:pStyle w:val="Heading3"/>
+      </w:pPr>
+      <w:r>
+        <w:t>02. Follow the deciding steps</w:t>
+      </w:r>
+    </w:p>
+    <w:p>
+      <w:r>
+        <w:drawing>
+          <wp:inline xmlns:a="http://schemas.openxmlformats.org/drawingml/2006/main" xmlns:pic="http://schemas.openxmlformats.org/drawingml/2006/picture">
+            <wp:extent cx="5486400" cy="4005072"/>
+            <wp:docPr id="3" name="Picture 3" descr="Validate request: Count 6 is whole and within 1–12. → Check first bin: B1 capacity 5 is below 6; reject it. → Check second bin: B2 capacity 9 is at least 6; accept it. → Baseline output: Report B2 and stop; save the comparison evidence."/>
+            <wp:cNvGraphicFramePr>
+              <a:graphicFrameLocks noChangeAspect="1"/>
+            </wp:cNvGraphicFramePr>
+            <a:graphic>
+              <a:graphicData uri="http://schemas.openxmlformats.org/drawingml/2006/picture">
+                <pic:pic>
+                  <pic:nvPicPr>
+                    <pic:cNvPr id="0" name="academy-story-ai-1-30-02.png"/>
+                    <pic:cNvPicPr/>
+                  </pic:nvPicPr>
+                  <pic:blipFill>
+                    <a:blip r:embed="rId11"/>
+                    <a:stretch>
+                      <a:fillRect/>
+                    </a:stretch>
+                  </pic:blipFill>
+                  <pic:spPr>
+                    <a:xfrm>
+                      <a:off x="0" y="0"/>
+                      <a:ext cx="5486400" cy="4005072"/>
+                    </a:xfrm>
+                    <a:prstGeom prst="rect"/>
+                  </pic:spPr>
+                </pic:pic>
+              </a:graphicData>
+            </a:graphic>
+          </wp:inline>
+        </w:drawing>
+      </w:r>
+    </w:p>
+    <w:p>
+      <w:pPr>
+        <w:spacing w:line="336" w:lineRule="auto" w:after="180"/>
+      </w:pPr>
+      <w:r>
+        <w:rPr>
+          <w:b w:val="0"/>
+        </w:rPr>
+        <w:t xml:space="preserve">Validate request: Count 6 is whole and within 1–12. → Check first bin: B1 capacity 5 is below 6; reject it. → Check second bin: B2 capacity 9 is at least 6; accept it. → </w:t>
+      </w:r>
+      <w:r>
+        <w:rPr>
+          <w:b/>
+        </w:rPr>
+        <w:t>Baseline</w:t>
+      </w:r>
+      <w:r>
+        <w:rPr>
+          <w:b w:val="0"/>
+        </w:rPr>
+        <w:t xml:space="preserve"> </w:t>
+      </w:r>
+      <w:r>
+        <w:rPr>
+          <w:b/>
+        </w:rPr>
+        <w:t>output</w:t>
+      </w:r>
+      <w:r>
+        <w:rPr>
+          <w:b w:val="0"/>
+        </w:rPr>
+        <w:t xml:space="preserve">: Report B2 and stop; save the comparison </w:t>
+      </w:r>
+      <w:r>
+        <w:rPr>
+          <w:b/>
+        </w:rPr>
+        <w:t>evidence</w:t>
+      </w:r>
+      <w:r>
+        <w:rPr>
+          <w:b w:val="0"/>
+        </w:rPr>
+        <w:t>.</w:t>
+      </w:r>
+    </w:p>
+    <w:p>
+      <w:pPr>
+        <w:spacing w:line="336" w:lineRule="auto" w:after="180"/>
+        <w:shd w:fill="F5F1FB"/>
+      </w:pPr>
+      <w:r>
+        <w:rPr>
+          <w:b w:val="0"/>
+        </w:rPr>
+        <w:t xml:space="preserve">Point to each numbered stage and explain which recorded </w:t>
+      </w:r>
+      <w:r>
+        <w:rPr>
+          <w:b/>
+        </w:rPr>
+        <w:t>input</w:t>
+      </w:r>
+      <w:r>
+        <w:rPr>
+          <w:b w:val="0"/>
+        </w:rPr>
+        <w:t xml:space="preserve"> it uses.</w:t>
+      </w:r>
+    </w:p>
+    <w:p>
+      <w:pPr>
+        <w:pStyle w:val="Heading3"/>
+      </w:pPr>
+      <w:r>
+        <w:t>My picture explanation, deciding evidence and one limit</w:t>
+      </w:r>
+    </w:p>
+    <w:p>
+      <w:r>
+        <w:t>________________________________________________________________</w:t>
+      </w:r>
+    </w:p>
+    <w:p>
+      <w:r>
+        <w:t>________________________________________________________________</w:t>
+      </w:r>
+    </w:p>
+    <w:p>
+      <w:r>
+        <w:t>________________________________________________________________</w:t>
+      </w:r>
+    </w:p>
+    <w:p>
+      <w:r>
+        <w:t>________________________________________________________________</w:t>
+      </w:r>
+    </w:p>
+    <w:p>
+      <w:pPr>
+        <w:pStyle w:val="Heading3"/>
+      </w:pPr>
+      <w:r>
+        <w:t>03. The manual checklist baseline</w:t>
+      </w:r>
+    </w:p>
+    <w:p>
+      <w:r>
+        <w:drawing>
+          <wp:inline xmlns:a="http://schemas.openxmlformats.org/drawingml/2006/main" xmlns:pic="http://schemas.openxmlformats.org/drawingml/2006/picture">
+            <wp:extent cx="5486400" cy="2923032"/>
+            <wp:docPr id="4" name="Picture 4" descr="The manual checklist baseline. Validate the request | Check minutes and Yes or No | Clarify invalid input. Inspect catalogue in order | Check time and quiet for each | Mark compatible rows. Choose or explain absence | First compatible row or none | Suggestion or no match. Keep the evidence | Record input, result, reason | Comparable baseline record"/>
+            <wp:cNvGraphicFramePr>
+              <a:graphicFrameLocks noChangeAspect="1"/>
+            </wp:cNvGraphicFramePr>
+            <a:graphic>
+              <a:graphicData uri="http://schemas.openxmlformats.org/drawingml/2006/picture">
+                <pic:pic>
+                  <pic:nvPicPr>
+                    <pic:cNvPr id="0" name="academy-story-ai-1-30-03.png"/>
+                    <pic:cNvPicPr/>
+                  </pic:nvPicPr>
+                  <pic:blipFill>
+                    <a:blip r:embed="rId12"/>
+                    <a:stretch>
+                      <a:fillRect/>
+                    </a:stretch>
+                  </pic:blipFill>
+                  <pic:spPr>
+                    <a:xfrm>
+                      <a:off x="0" y="0"/>
+                      <a:ext cx="5486400" cy="2923032"/>
+                    </a:xfrm>
+                    <a:prstGeom prst="rect"/>
+                  </pic:spPr>
+                </pic:pic>
+              </a:graphicData>
+            </a:graphic>
+          </wp:inline>
+        </w:drawing>
+      </w:r>
+    </w:p>
+    <w:p>
+      <w:pPr>
+        <w:spacing w:line="336" w:lineRule="auto" w:after="180"/>
+      </w:pPr>
+      <w:r>
+        <w:rPr>
+          <w:b w:val="0"/>
+        </w:rPr>
+        <w:t xml:space="preserve">The manual checklist </w:t>
+      </w:r>
+      <w:r>
+        <w:rPr>
+          <w:b/>
+        </w:rPr>
+        <w:t>baseline</w:t>
+      </w:r>
+      <w:r>
+        <w:rPr>
+          <w:b w:val="0"/>
+        </w:rPr>
+        <w:t xml:space="preserve">. Validate the request | Check minutes and Yes or No | Clarify invalid </w:t>
+      </w:r>
+      <w:r>
+        <w:rPr>
+          <w:b/>
+        </w:rPr>
+        <w:t>input</w:t>
+      </w:r>
+      <w:r>
+        <w:rPr>
+          <w:b w:val="0"/>
+        </w:rPr>
+        <w:t xml:space="preserve">. Inspect catalogue in order | Check time and quiet for each | Mark </w:t>
+      </w:r>
+      <w:r>
+        <w:rPr>
+          <w:b/>
+        </w:rPr>
+        <w:t>compatible</w:t>
+      </w:r>
+      <w:r>
+        <w:rPr>
+          <w:b w:val="0"/>
+        </w:rPr>
+        <w:t xml:space="preserve"> rows.</w:t>
+      </w:r>
+    </w:p>
+    <w:p>
+      <w:pPr>
+        <w:spacing w:line="336" w:lineRule="auto" w:after="180"/>
+      </w:pPr>
+      <w:r>
+        <w:rPr>
+          <w:b w:val="0"/>
+        </w:rPr>
+        <w:t xml:space="preserve">Choose or explain absence | First </w:t>
+      </w:r>
+      <w:r>
+        <w:rPr>
+          <w:b/>
+        </w:rPr>
+        <w:t>compatible</w:t>
+      </w:r>
+      <w:r>
+        <w:rPr>
+          <w:b w:val="0"/>
+        </w:rPr>
+        <w:t xml:space="preserve"> row or none | Suggestion or no match. Keep the </w:t>
+      </w:r>
+      <w:r>
+        <w:rPr>
+          <w:b/>
+        </w:rPr>
+        <w:t>evidence</w:t>
+      </w:r>
+      <w:r>
+        <w:rPr>
+          <w:b w:val="0"/>
+        </w:rPr>
+        <w:t xml:space="preserve"> | Record </w:t>
+      </w:r>
+      <w:r>
+        <w:rPr>
+          <w:b/>
+        </w:rPr>
+        <w:t>input</w:t>
+      </w:r>
+      <w:r>
+        <w:rPr>
+          <w:b w:val="0"/>
+        </w:rPr>
+        <w:t xml:space="preserve">, result, reason | Comparable </w:t>
+      </w:r>
+      <w:r>
+        <w:rPr>
+          <w:b/>
+        </w:rPr>
+        <w:t>baseline</w:t>
+      </w:r>
+      <w:r>
+        <w:rPr>
+          <w:b w:val="0"/>
+        </w:rPr>
+        <w:t xml:space="preserve"> record</w:t>
+      </w:r>
+    </w:p>
+    <w:p>
+      <w:pPr>
+        <w:spacing w:line="336" w:lineRule="auto" w:after="180"/>
+        <w:shd w:fill="F5F1FB"/>
+      </w:pPr>
+      <w:r>
+        <w:rPr>
+          <w:b w:val="0"/>
+        </w:rPr>
+        <w:t>Read the labels and values. Explain the relationship the model shows.</w:t>
+      </w:r>
+    </w:p>
+    <w:p>
+      <w:pPr>
+        <w:pStyle w:val="Heading3"/>
+      </w:pPr>
+      <w:r>
+        <w:t>My picture explanation, deciding evidence and one limit</w:t>
+      </w:r>
+    </w:p>
+    <w:p>
+      <w:r>
+        <w:t>________________________________________________________________</w:t>
+      </w:r>
+    </w:p>
+    <w:p>
+      <w:r>
+        <w:t>________________________________________________________________</w:t>
+      </w:r>
+    </w:p>
+    <w:p>
+      <w:r>
+        <w:t>________________________________________________________________</w:t>
+      </w:r>
+    </w:p>
+    <w:p>
+      <w:r>
+        <w:t>________________________________________________________________</w:t>
+      </w:r>
+    </w:p>
+    <w:p>
+      <w:pPr>
+        <w:pStyle w:val="Heading3"/>
+      </w:pPr>
+      <w:r>
+        <w:t>04. Change one thing. Trace what follows.</w:t>
+      </w:r>
+    </w:p>
+    <w:p>
+      <w:r>
+        <w:drawing>
+          <wp:inline xmlns:a="http://schemas.openxmlformats.org/drawingml/2006/main" xmlns:pic="http://schemas.openxmlformats.org/drawingml/2006/picture">
+            <wp:extent cx="5486400" cy="3026664"/>
+            <wp:docPr id="5" name="Picture 5" descr="Original case: Report B2 and stop; save the comparison evidence. Changed condition: Change request 6 to 5. Expected result: The baseline returns B1. Reason: Its capacity equals the request, and at least includes equality."/>
+            <wp:cNvGraphicFramePr>
+              <a:graphicFrameLocks noChangeAspect="1"/>
+            </wp:cNvGraphicFramePr>
+            <a:graphic>
+              <a:graphicData uri="http://schemas.openxmlformats.org/drawingml/2006/picture">
+                <pic:pic>
+                  <pic:nvPicPr>
+                    <pic:cNvPr id="0" name="academy-story-ai-1-30-04.png"/>
+                    <pic:cNvPicPr/>
+                  </pic:nvPicPr>
+                  <pic:blipFill>
+                    <a:blip r:embed="rId13"/>
+                    <a:stretch>
+                      <a:fillRect/>
+                    </a:stretch>
+                  </pic:blipFill>
+                  <pic:spPr>
+                    <a:xfrm>
+                      <a:off x="0" y="0"/>
+                      <a:ext cx="5486400" cy="3026664"/>
+                    </a:xfrm>
+                    <a:prstGeom prst="rect"/>
+                  </pic:spPr>
+                </pic:pic>
+              </a:graphicData>
+            </a:graphic>
+          </wp:inline>
+        </w:drawing>
+      </w:r>
+    </w:p>
+    <w:p>
+      <w:pPr>
+        <w:spacing w:line="336" w:lineRule="auto" w:after="180"/>
+      </w:pPr>
+      <w:r>
+        <w:rPr>
+          <w:b w:val="0"/>
+        </w:rPr>
+        <w:t xml:space="preserve">Original case: Report B2 and stop; save the comparison </w:t>
+      </w:r>
+      <w:r>
+        <w:rPr>
+          <w:b/>
+        </w:rPr>
+        <w:t>evidence</w:t>
+      </w:r>
+      <w:r>
+        <w:rPr>
+          <w:b w:val="0"/>
+        </w:rPr>
+        <w:t xml:space="preserve">. Changed condition: Change request 6 to 5. Expected result: The </w:t>
+      </w:r>
+      <w:r>
+        <w:rPr>
+          <w:b/>
+        </w:rPr>
+        <w:t>baseline</w:t>
+      </w:r>
+      <w:r>
+        <w:rPr>
+          <w:b w:val="0"/>
+        </w:rPr>
+        <w:t xml:space="preserve"> returns B1. Reason: Its capacity equals the request, and at least includes equality.</w:t>
+      </w:r>
+    </w:p>
+    <w:p>
+      <w:pPr>
+        <w:spacing w:line="336" w:lineRule="auto" w:after="180"/>
+        <w:shd w:fill="F5F1FB"/>
+      </w:pPr>
+      <w:r>
+        <w:rPr>
+          <w:b w:val="0"/>
+        </w:rPr>
+        <w:t>Predict before checking the worked changed-case result. Name what changed and what the supplied facts allow you to conclude.</w:t>
+      </w:r>
+    </w:p>
+    <w:p>
+      <w:pPr>
+        <w:pStyle w:val="Heading3"/>
+      </w:pPr>
+      <w:r>
+        <w:t>My picture explanation, deciding evidence and one limit</w:t>
+      </w:r>
+    </w:p>
+    <w:p>
+      <w:r>
+        <w:t>________________________________________________________________</w:t>
+      </w:r>
+    </w:p>
+    <w:p>
+      <w:r>
+        <w:t>________________________________________________________________</w:t>
+      </w:r>
+    </w:p>
+    <w:p>
+      <w:r>
+        <w:t>________________________________________________________________</w:t>
+      </w:r>
+    </w:p>
+    <w:p>
+      <w:r>
+        <w:t>________________________________________________________________</w:t>
+      </w:r>
+    </w:p>
+    <w:p>
+      <w:pPr>
+        <w:pStyle w:val="Heading3"/>
+      </w:pPr>
+      <w:r>
+        <w:t>05. Connect the explanation to its limit</w:t>
+      </w:r>
+    </w:p>
+    <w:p>
+      <w:r>
+        <w:drawing>
+          <wp:inline xmlns:a="http://schemas.openxmlformats.org/drawingml/2006/main" xmlns:pic="http://schemas.openxmlformats.org/drawingml/2006/picture">
+            <wp:extent cx="5486400" cy="2834640"/>
+            <wp:docPr id="6" name="Picture 6" descr="The baseline is an ordered catalogue scan, not a preference ranking. It makes expectations testable before a prototype is built. Count 10 is valid but has no matching bin; that differs from a blank count, which fails the input contract. Both situations need explicit output behavior. Limit: Bin capacity is the only supplied fitting criterion; weight or shape suitability cannot be inferred."/>
+            <wp:cNvGraphicFramePr>
+              <a:graphicFrameLocks noChangeAspect="1"/>
+            </wp:cNvGraphicFramePr>
+            <a:graphic>
+              <a:graphicData uri="http://schemas.openxmlformats.org/drawingml/2006/picture">
+                <pic:pic>
+                  <pic:nvPicPr>
+                    <pic:cNvPr id="0" name="academy-story-ai-1-30-05.png"/>
+                    <pic:cNvPicPr/>
+                  </pic:nvPicPr>
+                  <pic:blipFill>
+                    <a:blip r:embed="rId14"/>
+                    <a:stretch>
+                      <a:fillRect/>
+                    </a:stretch>
+                  </pic:blipFill>
+                  <pic:spPr>
+                    <a:xfrm>
+                      <a:off x="0" y="0"/>
+                      <a:ext cx="5486400" cy="2834640"/>
+                    </a:xfrm>
+                    <a:prstGeom prst="rect"/>
+                  </pic:spPr>
+                </pic:pic>
+              </a:graphicData>
+            </a:graphic>
+          </wp:inline>
+        </w:drawing>
+      </w:r>
+    </w:p>
+    <w:p>
+      <w:pPr>
+        <w:spacing w:line="336" w:lineRule="auto" w:after="180"/>
+      </w:pPr>
+      <w:r>
+        <w:rPr>
+          <w:b w:val="0"/>
+        </w:rPr>
+        <w:t xml:space="preserve">The </w:t>
+      </w:r>
+      <w:r>
+        <w:rPr>
+          <w:b/>
+        </w:rPr>
+        <w:t>baseline</w:t>
+      </w:r>
+      <w:r>
+        <w:rPr>
+          <w:b w:val="0"/>
+        </w:rPr>
+        <w:t xml:space="preserve"> is an ordered catalogue scan, not a preference ranking. It makes expectations testable before a prototype is built.</w:t>
+      </w:r>
+    </w:p>
+    <w:p>
+      <w:pPr>
+        <w:spacing w:line="336" w:lineRule="auto" w:after="180"/>
+      </w:pPr>
+      <w:r>
+        <w:rPr>
+          <w:b w:val="0"/>
+        </w:rPr>
+        <w:t xml:space="preserve">Count 10 is valid but has no matching bin; that differs from a blank count, which fails the </w:t>
+      </w:r>
+      <w:r>
+        <w:rPr>
+          <w:b/>
+        </w:rPr>
+        <w:t>input</w:t>
+      </w:r>
+      <w:r>
+        <w:rPr>
+          <w:b w:val="0"/>
+        </w:rPr>
+        <w:t xml:space="preserve"> contract. Both situations need explicit </w:t>
+      </w:r>
+      <w:r>
+        <w:rPr>
+          <w:b/>
+        </w:rPr>
+        <w:t>output</w:t>
+      </w:r>
+      <w:r>
+        <w:rPr>
+          <w:b w:val="0"/>
+        </w:rPr>
+        <w:t xml:space="preserve"> behavior.</w:t>
+      </w:r>
+    </w:p>
+    <w:p>
+      <w:pPr>
+        <w:spacing w:line="336" w:lineRule="auto" w:after="180"/>
+      </w:pPr>
+      <w:r>
+        <w:rPr>
+          <w:b w:val="0"/>
+        </w:rPr>
+        <w:t xml:space="preserve">Limit: Bin capacity is the only supplied </w:t>
+      </w:r>
+      <w:r>
+        <w:rPr>
+          <w:b/>
+        </w:rPr>
+        <w:t>fitting</w:t>
+      </w:r>
+      <w:r>
+        <w:rPr>
+          <w:b w:val="0"/>
+        </w:rPr>
+        <w:t xml:space="preserve"> criterion; weight or shape suitability cannot be inferred.</w:t>
+      </w:r>
+    </w:p>
+    <w:p>
+      <w:pPr>
+        <w:spacing w:line="336" w:lineRule="auto" w:after="180"/>
+        <w:shd w:fill="F5F1FB"/>
+      </w:pPr>
+      <w:r>
+        <w:rPr>
+          <w:b w:val="0"/>
+        </w:rPr>
+        <w:t>Explain the case, then point to a limit on the claim.</w:t>
+      </w:r>
+    </w:p>
+    <w:p>
+      <w:pPr>
+        <w:pStyle w:val="Heading3"/>
+      </w:pPr>
+      <w:r>
+        <w:t>My picture explanation, deciding evidence and one limit</w:t>
+      </w:r>
+    </w:p>
+    <w:p>
+      <w:r>
+        <w:t>________________________________________________________________</w:t>
+      </w:r>
+    </w:p>
+    <w:p>
+      <w:r>
+        <w:t>________________________________________________________________</w:t>
+      </w:r>
+    </w:p>
+    <w:p>
+      <w:r>
+        <w:t>________________________________________________________________</w:t>
+      </w:r>
+    </w:p>
+    <w:p>
+      <w:r>
+        <w:t>________________________________________________________________</w:t>
+      </w:r>
+    </w:p>
+    <w:p>
+      <w:pPr>
+        <w:pStyle w:val="Heading3"/>
+      </w:pPr>
+      <w:r>
+        <w:t>06. Make the idea visible in your project</w:t>
+      </w:r>
+    </w:p>
+    <w:p>
+      <w:r>
+        <w:drawing>
+          <wp:inline xmlns:a="http://schemas.openxmlformats.org/drawingml/2006/main" xmlns:pic="http://schemas.openxmlformats.org/drawingml/2006/picture">
+            <wp:extent cx="5486400" cy="3380232"/>
+            <wp:docPr id="7" name="Picture 7" descr="Document sorter schema, catalogue order, acceptance rule and all output types; use a manual trace as the comparison baseline. Draw your input, deciding step, result and limit. Supported question: Trace requests 10 and blank. Why should they not receive the same explanation?"/>
+            <wp:cNvGraphicFramePr>
+              <a:graphicFrameLocks noChangeAspect="1"/>
+            </wp:cNvGraphicFramePr>
+            <a:graphic>
+              <a:graphicData uri="http://schemas.openxmlformats.org/drawingml/2006/picture">
+                <pic:pic>
+                  <pic:nvPicPr>
+                    <pic:cNvPr id="0" name="academy-story-ai-1-30-06.png"/>
+                    <pic:cNvPicPr/>
+                  </pic:nvPicPr>
+                  <pic:blipFill>
+                    <a:blip r:embed="rId15"/>
+                    <a:stretch>
+                      <a:fillRect/>
+                    </a:stretch>
+                  </pic:blipFill>
+                  <pic:spPr>
+                    <a:xfrm>
+                      <a:off x="0" y="0"/>
+                      <a:ext cx="5486400" cy="3380232"/>
+                    </a:xfrm>
+                    <a:prstGeom prst="rect"/>
+                  </pic:spPr>
+                </pic:pic>
+              </a:graphicData>
+            </a:graphic>
+          </wp:inline>
+        </w:drawing>
+      </w:r>
+    </w:p>
+    <w:p>
+      <w:pPr>
+        <w:spacing w:line="336" w:lineRule="auto" w:after="180"/>
+      </w:pPr>
+      <w:r>
+        <w:rPr>
+          <w:b w:val="0"/>
+        </w:rPr>
+        <w:t xml:space="preserve">Document sorter schema, catalogue order, acceptance rule and all </w:t>
+      </w:r>
+      <w:r>
+        <w:rPr>
+          <w:b/>
+        </w:rPr>
+        <w:t>output</w:t>
+      </w:r>
+      <w:r>
+        <w:rPr>
+          <w:b w:val="0"/>
+        </w:rPr>
+        <w:t xml:space="preserve"> types; use a manual trace as the comparison </w:t>
+      </w:r>
+      <w:r>
+        <w:rPr>
+          <w:b/>
+        </w:rPr>
+        <w:t>baseline</w:t>
+      </w:r>
+      <w:r>
+        <w:rPr>
+          <w:b w:val="0"/>
+        </w:rPr>
+        <w:t xml:space="preserve">. Draw your </w:t>
+      </w:r>
+      <w:r>
+        <w:rPr>
+          <w:b/>
+        </w:rPr>
+        <w:t>input</w:t>
+      </w:r>
+      <w:r>
+        <w:rPr>
+          <w:b w:val="0"/>
+        </w:rPr>
+        <w:t>, deciding step, result and limit. Supported question: Trace requests 10 and blank.</w:t>
+      </w:r>
+    </w:p>
+    <w:p>
+      <w:pPr>
+        <w:spacing w:line="336" w:lineRule="auto" w:after="180"/>
+      </w:pPr>
+      <w:r>
+        <w:rPr>
+          <w:b w:val="0"/>
+        </w:rPr>
+        <w:t>Why should they not receive the same explanation?</w:t>
+      </w:r>
+    </w:p>
+    <w:p>
+      <w:pPr>
+        <w:spacing w:line="336" w:lineRule="auto" w:after="180"/>
+        <w:shd w:fill="F5F1FB"/>
+      </w:pPr>
+      <w:r>
+        <w:rPr>
+          <w:b w:val="0"/>
+        </w:rPr>
+        <w:t xml:space="preserve">Draw your project trace and justify the deciding step using </w:t>
+      </w:r>
+      <w:r>
+        <w:rPr>
+          <w:b/>
+        </w:rPr>
+        <w:t>evidence</w:t>
+      </w:r>
+      <w:r>
+        <w:rPr>
+          <w:b w:val="0"/>
+        </w:rPr>
+        <w:t>.</w:t>
+      </w:r>
+    </w:p>
+    <w:p>
+      <w:pPr>
+        <w:pStyle w:val="Heading3"/>
+      </w:pPr>
+      <w:r>
+        <w:t>My picture explanation, deciding evidence and one limit</w:t>
       </w:r>
     </w:p>
     <w:p>

--- a/downloads/workbook/ai-1-week-30.docx
+++ b/downloads/workbook/ai-1-week-30.docx
@@ -25,12 +25,468 @@
         <w:pStyle w:val="Heading1"/>
       </w:pPr>
       <w:r>
-        <w:t>01. Recall and choose your starting point</w:t>
-      </w:r>
-    </w:p>
-    <w:p>
-      <w:r>
-        <w:t>Record your starting explanation for Choose Inputs and Outputs before opening notes. Show any later correction separately.</w:t>
+        <w:t>One connected input/output and baseline record.</w:t>
+      </w:r>
+    </w:p>
+    <w:p>
+      <w:r>
+        <w:t>State activity requirements, trace requests, distinguish missing from zero and complete the independent room baseline.</w:t>
+      </w:r>
+    </w:p>
+    <w:p>
+      <w:r>
+        <w:t>Keep input validity, fitting logic, output and comparison conditions visible.</w:t>
+      </w:r>
+    </w:p>
+    <w:p>
+      <w:pPr>
+        <w:pStyle w:val="Heading1"/>
+      </w:pPr>
+      <w:r>
+        <w:t>01. Recall: reconnect earlier ideas</w:t>
+      </w:r>
+    </w:p>
+    <w:p>
+      <w:r>
+        <w:t>Retrieve before opening notes.</w:t>
+      </w:r>
+    </w:p>
+    <w:p>
+      <w:pPr>
+        <w:pStyle w:val="Heading2"/>
+      </w:pPr>
+      <w:r>
+        <w:t>Retrieve and explain</w:t>
+      </w:r>
+    </w:p>
+    <w:p>
+      <w:pPr>
+        <w:pStyle w:val="ListBullet"/>
+      </w:pPr>
+      <w:r>
+        <w:t>Try the recall before opening notes. Then use a different colour or a labelled second line to correct your explanation.</w:t>
+      </w:r>
+    </w:p>
+    <w:p>
+      <w:pPr>
+        <w:pStyle w:val="ListBullet"/>
+      </w:pPr>
+      <w:r>
+        <w:t>Without opening the old lesson, explain one key idea from Find a Real Problem. Give an example and a mistake that the idea helps you avoid.</w:t>
+      </w:r>
+    </w:p>
+    <w:p>
+      <w:pPr>
+        <w:pStyle w:val="Heading3"/>
+      </w:pPr>
+      <w:r>
+        <w:t>My remembered idea, example and correction</w:t>
+      </w:r>
+    </w:p>
+    <w:p>
+      <w:r>
+        <w:t>________________________________________________________________</w:t>
+      </w:r>
+    </w:p>
+    <w:p>
+      <w:r>
+        <w:t>________________________________________________________________</w:t>
+      </w:r>
+    </w:p>
+    <w:p>
+      <w:r>
+        <w:t>________________________________________________________________</w:t>
+      </w:r>
+    </w:p>
+    <w:p>
+      <w:pPr>
+        <w:pStyle w:val="ListBullet"/>
+      </w:pPr>
+      <w:r>
+        <w:t>Without opening the old lesson, explain one key idea from Verify Important Outputs. Give an example and a mistake that the idea helps you avoid.</w:t>
+      </w:r>
+    </w:p>
+    <w:p>
+      <w:pPr>
+        <w:pStyle w:val="Heading3"/>
+      </w:pPr>
+      <w:r>
+        <w:t>My remembered idea, example and correction</w:t>
+      </w:r>
+    </w:p>
+    <w:p>
+      <w:r>
+        <w:t>________________________________________________________________</w:t>
+      </w:r>
+    </w:p>
+    <w:p>
+      <w:r>
+        <w:t>________________________________________________________________</w:t>
+      </w:r>
+    </w:p>
+    <w:p>
+      <w:r>
+        <w:t>________________________________________________________________</w:t>
+      </w:r>
+    </w:p>
+    <w:p>
+      <w:pPr>
+        <w:pStyle w:val="ListBullet"/>
+      </w:pPr>
+      <w:r>
+        <w:t>Without opening the old lesson, explain one key idea from Privacy by Choosing Less. Give an example and a mistake that the idea helps you avoid.</w:t>
+      </w:r>
+    </w:p>
+    <w:p>
+      <w:pPr>
+        <w:pStyle w:val="Heading3"/>
+      </w:pPr>
+      <w:r>
+        <w:t>My remembered idea, example and correction</w:t>
+      </w:r>
+    </w:p>
+    <w:p>
+      <w:r>
+        <w:t>________________________________________________________________</w:t>
+      </w:r>
+    </w:p>
+    <w:p>
+      <w:r>
+        <w:t>________________________________________________________________</w:t>
+      </w:r>
+    </w:p>
+    <w:p>
+      <w:r>
+        <w:t>________________________________________________________________</w:t>
+      </w:r>
+    </w:p>
+    <w:p>
+      <w:pPr>
+        <w:pStyle w:val="Heading2"/>
+      </w:pPr>
+      <w:r>
+        <w:t>Earlier wording, alternatives and picture transcripts · reference / check after trying</w:t>
+      </w:r>
+    </w:p>
+    <w:p>
+      <w:pPr>
+        <w:pStyle w:val="Heading3"/>
+      </w:pPr>
+      <w:r>
+        <w:t>Find a Real Problem</w:t>
+      </w:r>
+    </w:p>
+    <w:p>
+      <w:pPr>
+        <w:pStyle w:val="Heading3"/>
+      </w:pPr>
+      <w:r>
+        <w:t>Verify Important Outputs</w:t>
+      </w:r>
+    </w:p>
+    <w:p>
+      <w:pPr>
+        <w:pStyle w:val="Heading3"/>
+      </w:pPr>
+      <w:r>
+        <w:t>Privacy by Choosing Less</w:t>
+      </w:r>
+    </w:p>
+    <w:p>
+      <w:pPr>
+        <w:pStyle w:val="Heading1"/>
+      </w:pPr>
+      <w:r>
+        <w:t>12. W1 · State the complete activity requirements</w:t>
+      </w:r>
+    </w:p>
+    <w:p>
+      <w:r>
+        <w:t>Use the supplied catalogue and explain the quiet condition precisely.</w:t>
+      </w:r>
+    </w:p>
+    <w:p>
+      <w:pPr>
+        <w:pStyle w:val="Heading2"/>
+      </w:pPr>
+      <w:r>
+        <w:t>Your evidence record</w:t>
+      </w:r>
+    </w:p>
+    <w:p>
+      <w:pPr>
+        <w:pStyle w:val="ListBullet"/>
+      </w:pPr>
+      <w:r>
+        <w:t>Activity reference for W1–W3: valid available time is whole minutes 0–30 and Quiet required is Yes or No. In order: B1 Bookmark drawing (10 min, quiet Yes); B2 Story circle (8 min, quiet No); B3 Pattern puzzle (12 min, quiet Yes); B4 Tower challenge (15 min, quiet No). Choose the first activity taking no more than the available time and meeting the quiet requirement. Quiet required No allows either activity type. Clarify invalid/missing inputs; report no match only for a valid request with no fitting activity. All materials are assumed available in this paper model.</w:t>
+      </w:r>
+    </w:p>
+    <w:p>
+      <w:pPr>
+        <w:pStyle w:val="ListBullet"/>
+      </w:pPr>
+      <w:r>
+        <w:t>Replace “suggest a good activity” with the time condition, quiet condition and tie rule used in this project. Explain why Quiet required No permits B1 as well as non-quiet activities when their times fit.</w:t>
+      </w:r>
+    </w:p>
+    <w:p>
+      <w:pPr>
+        <w:pStyle w:val="Heading3"/>
+      </w:pPr>
+      <w:r>
+        <w:t>My reasoning and evidence</w:t>
+      </w:r>
+    </w:p>
+    <w:p>
+      <w:r>
+        <w:t>________________________________________________________________</w:t>
+      </w:r>
+    </w:p>
+    <w:p>
+      <w:r>
+        <w:t>________________________________________________________________</w:t>
+      </w:r>
+    </w:p>
+    <w:p>
+      <w:r>
+        <w:t>________________________________________________________________</w:t>
+      </w:r>
+    </w:p>
+    <w:p>
+      <w:r>
+        <w:t>________________________________________________________________</w:t>
+      </w:r>
+    </w:p>
+    <w:p>
+      <w:r>
+        <w:t>________________________________________________________________</w:t>
+      </w:r>
+    </w:p>
+    <w:p>
+      <w:r>
+        <w:t>________________________________________________________________</w:t>
+      </w:r>
+    </w:p>
+    <w:p>
+      <w:pPr>
+        <w:pStyle w:val="Heading1"/>
+      </w:pPr>
+      <w:r>
+        <w:t>13. W2 · Run three baseline requests</w:t>
+      </w:r>
+    </w:p>
+    <w:p>
+      <w:r>
+        <w:t>Show the output and deciding checks for each.</w:t>
+      </w:r>
+    </w:p>
+    <w:p>
+      <w:pPr>
+        <w:pStyle w:val="Heading2"/>
+      </w:pPr>
+      <w:r>
+        <w:t>Your evidence record</w:t>
+      </w:r>
+    </w:p>
+    <w:p>
+      <w:pPr>
+        <w:pStyle w:val="ListBullet"/>
+      </w:pPr>
+      <w:r>
+        <w:t>Using the catalogue, record the baseline output and reason for 10 minutes with quiet required, 8 minutes with quiet not required, and 7 minutes with quiet not required. Identify which no-match result is justified and why.</w:t>
+      </w:r>
+    </w:p>
+    <w:p>
+      <w:pPr>
+        <w:pStyle w:val="Heading3"/>
+      </w:pPr>
+      <w:r>
+        <w:t>My reasoning and evidence</w:t>
+      </w:r>
+    </w:p>
+    <w:p>
+      <w:r>
+        <w:t>________________________________________________________________</w:t>
+      </w:r>
+    </w:p>
+    <w:p>
+      <w:r>
+        <w:t>________________________________________________________________</w:t>
+      </w:r>
+    </w:p>
+    <w:p>
+      <w:r>
+        <w:t>________________________________________________________________</w:t>
+      </w:r>
+    </w:p>
+    <w:p>
+      <w:r>
+        <w:t>________________________________________________________________</w:t>
+      </w:r>
+    </w:p>
+    <w:p>
+      <w:r>
+        <w:t>________________________________________________________________</w:t>
+      </w:r>
+    </w:p>
+    <w:p>
+      <w:r>
+        <w:t>________________________________________________________________</w:t>
+      </w:r>
+    </w:p>
+    <w:p>
+      <w:pPr>
+        <w:pStyle w:val="Heading1"/>
+      </w:pPr>
+      <w:r>
+        <w:t>14. W3 · Distinguish blank from valid zero</w:t>
+      </w:r>
+    </w:p>
+    <w:p>
+      <w:r>
+        <w:t>Explain clarification versus a genuine no-match result.</w:t>
+      </w:r>
+    </w:p>
+    <w:p>
+      <w:pPr>
+        <w:pStyle w:val="Heading2"/>
+      </w:pPr>
+      <w:r>
+        <w:t>Your evidence record</w:t>
+      </w:r>
+    </w:p>
+    <w:p>
+      <w:pPr>
+        <w:pStyle w:val="ListBullet"/>
+      </w:pPr>
+      <w:r>
+        <w:t>Compare a request with blank minutes and Quiet required Yes to a request with 0 minutes and Quiet required Yes. What should the baseline record for each? Explain why these are different outcomes even though neither produces an activity suggestion.</w:t>
+      </w:r>
+    </w:p>
+    <w:p>
+      <w:pPr>
+        <w:pStyle w:val="Heading3"/>
+      </w:pPr>
+      <w:r>
+        <w:t>My reasoning and evidence</w:t>
+      </w:r>
+    </w:p>
+    <w:p>
+      <w:r>
+        <w:t>________________________________________________________________</w:t>
+      </w:r>
+    </w:p>
+    <w:p>
+      <w:r>
+        <w:t>________________________________________________________________</w:t>
+      </w:r>
+    </w:p>
+    <w:p>
+      <w:r>
+        <w:t>________________________________________________________________</w:t>
+      </w:r>
+    </w:p>
+    <w:p>
+      <w:r>
+        <w:t>________________________________________________________________</w:t>
+      </w:r>
+    </w:p>
+    <w:p>
+      <w:r>
+        <w:t>________________________________________________________________</w:t>
+      </w:r>
+    </w:p>
+    <w:p>
+      <w:r>
+        <w:t>________________________________________________________________</w:t>
+      </w:r>
+    </w:p>
+    <w:p>
+      <w:pPr>
+        <w:pStyle w:val="Heading1"/>
+      </w:pPr>
+      <w:r>
+        <w:t>16. W5 · Plan a fair baseline/prototype comparison</w:t>
+      </w:r>
+    </w:p>
+    <w:p>
+      <w:r>
+        <w:t>Use the same requests, catalogue and judging rules, and retain all results.</w:t>
+      </w:r>
+    </w:p>
+    <w:p>
+      <w:pPr>
+        <w:pStyle w:val="Heading2"/>
+      </w:pPr>
+      <w:r>
+        <w:t>Your evidence record</w:t>
+      </w:r>
+    </w:p>
+    <w:p>
+      <w:pPr>
+        <w:pStyle w:val="ListBullet"/>
+      </w:pPr>
+      <w:r>
+        <w:t>Team A tests a prototype on five easy requests and the manual baseline on five different requests, then reports only the prototype’s successful outputs. Identify two changes needed for a fair comparison. If both methods then meet all requirements, what can and cannot be concluded about compatibility?</w:t>
+      </w:r>
+    </w:p>
+    <w:p>
+      <w:pPr>
+        <w:pStyle w:val="Heading3"/>
+      </w:pPr>
+      <w:r>
+        <w:t>My reasoning and evidence</w:t>
+      </w:r>
+    </w:p>
+    <w:p>
+      <w:r>
+        <w:t>________________________________________________________________</w:t>
+      </w:r>
+    </w:p>
+    <w:p>
+      <w:r>
+        <w:t>________________________________________________________________</w:t>
+      </w:r>
+    </w:p>
+    <w:p>
+      <w:r>
+        <w:t>________________________________________________________________</w:t>
+      </w:r>
+    </w:p>
+    <w:p>
+      <w:r>
+        <w:t>________________________________________________________________</w:t>
+      </w:r>
+    </w:p>
+    <w:p>
+      <w:r>
+        <w:t>________________________________________________________________</w:t>
+      </w:r>
+    </w:p>
+    <w:p>
+      <w:r>
+        <w:t>________________________________________________________________</w:t>
+      </w:r>
+    </w:p>
+    <w:p>
+      <w:pPr>
+        <w:pStyle w:val="Heading1"/>
+      </w:pPr>
+      <w:r>
+        <w:t>04. W4 · Build a baseline for a different catalogue</w:t>
+      </w:r>
+    </w:p>
+    <w:p>
+      <w:r>
+        <w:t>Keep one first attempt before hints or feedback.</w:t>
+      </w:r>
+    </w:p>
+    <w:p>
+      <w:pPr>
+        <w:pStyle w:val="Heading2"/>
+      </w:pPr>
+      <w:r>
+        <w:t>Read and explain independently</w:t>
       </w:r>
     </w:p>
     <w:p>
@@ -41,15 +497,7 @@
         <w:rPr>
           <w:b w:val="0"/>
         </w:rPr>
-        <w:t>Try the recall before opening notes. Then use a different colour or a labelled second line to correct your explanation.</w:t>
-      </w:r>
-    </w:p>
-    <w:p>
-      <w:pPr>
-        <w:pStyle w:val="Heading3"/>
-      </w:pPr>
-      <w:r>
-        <w:t>Find a Real Problem</w:t>
+        <w:t>A paper room recommender uses R1 first, capacity 6, quiet Yes; then R2, capacity 10, quiet No. Valid requests give a whole group size from 1 to 12 and Quiet required Yes or No.</w:t>
       </w:r>
     </w:p>
     <w:p>
@@ -60,92 +508,31 @@
         <w:rPr>
           <w:b w:val="0"/>
         </w:rPr>
-        <w:t>Without opening the old lesson, explain one key idea from Find a Real Problem. Give an example and a mistake that the idea helps you avoid.</w:t>
-      </w:r>
-    </w:p>
-    <w:p>
-      <w:pPr>
-        <w:pStyle w:val="Heading3"/>
-      </w:pPr>
-      <w:r>
-        <w:t>My remembered idea, example and correction</w:t>
-      </w:r>
-    </w:p>
-    <w:p>
-      <w:r>
-        <w:t>________________________________________________________________</w:t>
-      </w:r>
-    </w:p>
-    <w:p>
-      <w:r>
-        <w:t>________________________________________________________________</w:t>
-      </w:r>
-    </w:p>
-    <w:p>
-      <w:r>
-        <w:t>________________________________________________________________</w:t>
-      </w:r>
-    </w:p>
-    <w:p>
-      <w:pPr>
-        <w:pStyle w:val="Heading3"/>
-      </w:pPr>
-      <w:r>
-        <w:t>Verify Important Outputs</w:t>
-      </w:r>
-    </w:p>
-    <w:p>
-      <w:pPr>
-        <w:spacing w:line="336" w:lineRule="auto" w:after="180"/>
-      </w:pPr>
+        <w:t xml:space="preserve">A room fits when capacity is at least group size and the quiet condition is met; choose the first </w:t>
+      </w:r>
+      <w:r>
+        <w:rPr>
+          <w:b/>
+        </w:rPr>
+        <w:t>fitting</w:t>
+      </w:r>
       <w:r>
         <w:rPr>
           <w:b w:val="0"/>
         </w:rPr>
-        <w:t xml:space="preserve">Without opening the old lesson, explain one key idea from Verify Important </w:t>
+        <w:t xml:space="preserve"> room. Record </w:t>
       </w:r>
       <w:r>
         <w:rPr>
           <w:b/>
         </w:rPr>
-        <w:t>Output</w:t>
+        <w:t>output</w:t>
       </w:r>
       <w:r>
         <w:rPr>
           <w:b w:val="0"/>
         </w:rPr>
-        <w:t>s. Give an example and a mistake that the idea helps you avoid.</w:t>
-      </w:r>
-    </w:p>
-    <w:p>
-      <w:pPr>
-        <w:pStyle w:val="Heading3"/>
-      </w:pPr>
-      <w:r>
-        <w:t>My remembered idea, example and correction</w:t>
-      </w:r>
-    </w:p>
-    <w:p>
-      <w:r>
-        <w:t>________________________________________________________________</w:t>
-      </w:r>
-    </w:p>
-    <w:p>
-      <w:r>
-        <w:t>________________________________________________________________</w:t>
-      </w:r>
-    </w:p>
-    <w:p>
-      <w:r>
-        <w:t>________________________________________________________________</w:t>
-      </w:r>
-    </w:p>
-    <w:p>
-      <w:pPr>
-        <w:pStyle w:val="Heading3"/>
-      </w:pPr>
-      <w:r>
-        <w:t>Privacy by Choosing Less</w:t>
+        <w:t>s and reasons for 6 people Yes, 8 people No and 8 people Yes.</w:t>
       </w:r>
     </w:p>
     <w:p>
@@ -156,54 +543,7 @@
         <w:rPr>
           <w:b w:val="0"/>
         </w:rPr>
-        <w:t>Without opening the old lesson, explain one key idea from Privacy by Choosing Less. Give an example and a mistake that the idea helps you avoid.</w:t>
-      </w:r>
-    </w:p>
-    <w:p>
-      <w:pPr>
-        <w:pStyle w:val="Heading3"/>
-      </w:pPr>
-      <w:r>
-        <w:t>My remembered idea, example and correction</w:t>
-      </w:r>
-    </w:p>
-    <w:p>
-      <w:r>
-        <w:t>________________________________________________________________</w:t>
-      </w:r>
-    </w:p>
-    <w:p>
-      <w:r>
-        <w:t>________________________________________________________________</w:t>
-      </w:r>
-    </w:p>
-    <w:p>
-      <w:r>
-        <w:t>________________________________________________________________</w:t>
-      </w:r>
-    </w:p>
-    <w:p>
-      <w:pPr>
-        <w:pStyle w:val="Heading1"/>
-      </w:pPr>
-      <w:r>
-        <w:t>02. Practise with fading help</w:t>
-      </w:r>
-    </w:p>
-    <w:p>
-      <w:r>
-        <w:t>Complete the supported Choose Inputs and Outputs trace and record the first step you can explain without help.</w:t>
-      </w:r>
-    </w:p>
-    <w:p>
-      <w:pPr>
-        <w:spacing w:line="336" w:lineRule="auto" w:after="180"/>
-      </w:pPr>
-      <w:r>
-        <w:rPr>
-          <w:b w:val="0"/>
-        </w:rPr>
-        <w:t xml:space="preserve">Use W2: Run the </w:t>
+        <w:t xml:space="preserve">Explain how a manual </w:t>
       </w:r>
       <w:r>
         <w:rPr>
@@ -215,131 +555,15 @@
         <w:rPr>
           <w:b w:val="0"/>
         </w:rPr>
-        <w:t xml:space="preserve"> on three requests for </w:t>
-      </w:r>
-      <w:r>
-        <w:rPr>
-          <w:b/>
-        </w:rPr>
-        <w:t>Requirement</w:t>
-      </w:r>
-      <w:r>
-        <w:rPr>
-          <w:b w:val="0"/>
-        </w:rPr>
-        <w:t xml:space="preserve">s and a simple </w:t>
-      </w:r>
-      <w:r>
-        <w:rPr>
-          <w:b/>
-        </w:rPr>
-        <w:t>baseline</w:t>
-      </w:r>
-      <w:r>
-        <w:rPr>
-          <w:b w:val="0"/>
-        </w:rPr>
-        <w:t>. Record the answer once; the lesson and workbook refer to the same attempt.</w:t>
-      </w:r>
-    </w:p>
-    <w:tbl>
-      <w:tblPr>
-        <w:tblStyle w:val="LightShading-Accent1"/>
-        <w:tblW w:type="auto" w:w="0"/>
-        <w:tblLook w:firstColumn="1" w:firstRow="1" w:lastColumn="0" w:lastRow="0" w:noHBand="0" w:noVBand="1" w:val="04A0"/>
-      </w:tblPr>
-      <w:tblGrid>
-        <w:gridCol w:w="2556"/>
-        <w:gridCol w:w="2556"/>
-        <w:gridCol w:w="2556"/>
-        <w:gridCol w:w="2556"/>
-      </w:tblGrid>
-      <w:tr>
-        <w:trPr>
-          <w:tblHeader/>
-        </w:trPr>
-        <w:tc>
-          <w:tcPr>
-            <w:tcW w:type="dxa" w:w="2556"/>
-          </w:tcPr>
-          <w:p>
-            <w:r>
-              <w:t>Given inputs</w:t>
-            </w:r>
-          </w:p>
-        </w:tc>
-        <w:tc>
-          <w:tcPr>
-            <w:tcW w:type="dxa" w:w="2556"/>
-          </w:tcPr>
-          <w:p>
-            <w:r>
-              <w:t>Procedure I chose</w:t>
-            </w:r>
-          </w:p>
-        </w:tc>
-        <w:tc>
-          <w:tcPr>
-            <w:tcW w:type="dxa" w:w="2556"/>
-          </w:tcPr>
-          <w:p>
-            <w:r>
-              <w:t>Middle steps</w:t>
-            </w:r>
-          </w:p>
-        </w:tc>
-        <w:tc>
-          <w:tcPr>
-            <w:tcW w:type="dxa" w:w="2556"/>
-          </w:tcPr>
-          <w:p>
-            <w:r>
-              <w:t>Result and check</w:t>
-            </w:r>
-          </w:p>
-        </w:tc>
-      </w:tr>
-      <w:tr>
-        <w:tc>
-          <w:tcPr>
-            <w:tcW w:type="dxa" w:w="2556"/>
-          </w:tcPr>
-          <w:p>
-            <w:r/>
-          </w:p>
-        </w:tc>
-        <w:tc>
-          <w:tcPr>
-            <w:tcW w:type="dxa" w:w="2556"/>
-          </w:tcPr>
-          <w:p>
-            <w:r/>
-          </w:p>
-        </w:tc>
-        <w:tc>
-          <w:tcPr>
-            <w:tcW w:type="dxa" w:w="2556"/>
-          </w:tcPr>
-          <w:p>
-            <w:r/>
-          </w:p>
-        </w:tc>
-        <w:tc>
-          <w:tcPr>
-            <w:tcW w:type="dxa" w:w="2556"/>
-          </w:tcPr>
-          <w:p>
-            <w:r/>
-          </w:p>
-        </w:tc>
-      </w:tr>
-    </w:tbl>
+        <w:t xml:space="preserve"> can be compared fairly with a prototype. No real booking is allowed.</w:t>
+      </w:r>
+    </w:p>
     <w:p>
       <w:pPr>
         <w:pStyle w:val="Heading3"/>
       </w:pPr>
       <w:r>
-        <w:t>The step I completed without help, and the hint I needed</w:t>
+        <w:t>My independent explanation, trace and limits</w:t>
       </w:r>
     </w:p>
     <w:p>
@@ -358,73 +582,6 @@
       </w:r>
     </w:p>
     <w:p>
-      <w:pPr>
-        <w:pStyle w:val="Heading1"/>
-      </w:pPr>
-      <w:r>
-        <w:t>03. Individual reasoning check</w:t>
-      </w:r>
-    </w:p>
-    <w:p>
-      <w:r>
-        <w:t>Check the proposed Choose Inputs and Outputs explanation against the supplied facts before discussing it.</w:t>
-      </w:r>
-    </w:p>
-    <w:p>
-      <w:pPr>
-        <w:spacing w:line="336" w:lineRule="auto" w:after="180"/>
-      </w:pPr>
-      <w:r>
-        <w:rPr>
-          <w:b w:val="0"/>
-        </w:rPr>
-        <w:t xml:space="preserve">Use the worked case for </w:t>
-      </w:r>
-      <w:r>
-        <w:rPr>
-          <w:b/>
-        </w:rPr>
-        <w:t>Requirement</w:t>
-      </w:r>
-      <w:r>
-        <w:rPr>
-          <w:b w:val="0"/>
-        </w:rPr>
-        <w:t xml:space="preserve">s and a simple </w:t>
-      </w:r>
-      <w:r>
-        <w:rPr>
-          <w:b/>
-        </w:rPr>
-        <w:t>baseline</w:t>
-      </w:r>
-      <w:r>
-        <w:rPr>
-          <w:b w:val="0"/>
-        </w:rPr>
-        <w:t>. Proposed explanation: “Quiet required No excludes quiet activities”. Decide whether this explanation is supported.</w:t>
-      </w:r>
-    </w:p>
-    <w:p>
-      <w:pPr>
-        <w:spacing w:line="336" w:lineRule="auto" w:after="180"/>
-      </w:pPr>
-      <w:r>
-        <w:rPr>
-          <w:b w:val="0"/>
-        </w:rPr>
-        <w:t>Point to the step or supplied fact that decides; explain your repair if needed.</w:t>
-      </w:r>
-    </w:p>
-    <w:p>
-      <w:pPr>
-        <w:pStyle w:val="Heading3"/>
-      </w:pPr>
-      <w:r>
-        <w:t>My explanation before partner discussion</w:t>
-      </w:r>
-    </w:p>
-    <w:p>
       <w:r>
         <w:t>________________________________________________________________</w:t>
       </w:r>
@@ -446,135 +603,10 @@
     </w:p>
     <w:p>
       <w:pPr>
-        <w:pStyle w:val="Heading1"/>
-      </w:pPr>
-      <w:r>
-        <w:t>04. Independent transfer case</w:t>
-      </w:r>
-    </w:p>
-    <w:p>
-      <w:r>
-        <w:t>Write one first attempt at the reserved independent case before feedback. Repeated copies of that case refer to the same recorded attempt.</w:t>
-      </w:r>
-    </w:p>
-    <w:p>
-      <w:pPr>
-        <w:pStyle w:val="Heading3"/>
-      </w:pPr>
-      <w:r>
-        <w:t>Independent case: Build a baseline for a different catalogue</w:t>
-      </w:r>
-    </w:p>
-    <w:p>
-      <w:pPr>
-        <w:spacing w:line="336" w:lineRule="auto" w:after="180"/>
-      </w:pPr>
-      <w:r>
-        <w:rPr>
-          <w:b w:val="0"/>
-        </w:rPr>
-        <w:t>A paper room recommender uses R1 first, capacity 6, quiet Yes; then R2, capacity 10, quiet No. Valid requests give a whole group size from 1 to 12 and Quiet required Yes or No.</w:t>
-      </w:r>
-    </w:p>
-    <w:p>
-      <w:pPr>
-        <w:spacing w:line="336" w:lineRule="auto" w:after="180"/>
-      </w:pPr>
-      <w:r>
-        <w:rPr>
-          <w:b w:val="0"/>
-        </w:rPr>
-        <w:t xml:space="preserve">A room fits when capacity is at least group size and the quiet condition is met; choose the first </w:t>
-      </w:r>
-      <w:r>
-        <w:rPr>
-          <w:b/>
-        </w:rPr>
-        <w:t>fitting</w:t>
-      </w:r>
-      <w:r>
-        <w:rPr>
-          <w:b w:val="0"/>
-        </w:rPr>
-        <w:t xml:space="preserve"> room. Record </w:t>
-      </w:r>
-      <w:r>
-        <w:rPr>
-          <w:b/>
-        </w:rPr>
-        <w:t>output</w:t>
-      </w:r>
-      <w:r>
-        <w:rPr>
-          <w:b w:val="0"/>
-        </w:rPr>
-        <w:t>s and reasons for 6 people Yes, 8 people No and 8 people Yes.</w:t>
-      </w:r>
-    </w:p>
-    <w:p>
-      <w:pPr>
-        <w:spacing w:line="336" w:lineRule="auto" w:after="180"/>
-      </w:pPr>
-      <w:r>
-        <w:rPr>
-          <w:b w:val="0"/>
-        </w:rPr>
-        <w:t xml:space="preserve">Explain how a manual </w:t>
-      </w:r>
-      <w:r>
-        <w:rPr>
-          <w:b/>
-        </w:rPr>
-        <w:t>baseline</w:t>
-      </w:r>
-      <w:r>
-        <w:rPr>
-          <w:b w:val="0"/>
-        </w:rPr>
-        <w:t xml:space="preserve"> can be compared fairly with a prototype. No real booking is allowed.</w:t>
-      </w:r>
-    </w:p>
-    <w:p>
-      <w:pPr>
-        <w:pStyle w:val="Heading3"/>
-      </w:pPr>
-      <w:r>
-        <w:t>My independent explanation, trace and limits</w:t>
-      </w:r>
-    </w:p>
-    <w:p>
-      <w:r>
-        <w:t>________________________________________________________________</w:t>
-      </w:r>
-    </w:p>
-    <w:p>
-      <w:r>
-        <w:t>________________________________________________________________</w:t>
-      </w:r>
-    </w:p>
-    <w:p>
-      <w:r>
-        <w:t>________________________________________________________________</w:t>
-      </w:r>
-    </w:p>
-    <w:p>
-      <w:r>
-        <w:t>________________________________________________________________</w:t>
-      </w:r>
-    </w:p>
-    <w:p>
-      <w:r>
-        <w:t>________________________________________________________________</w:t>
-      </w:r>
-    </w:p>
-    <w:p>
-      <w:r>
-        <w:t>________________________________________________________________</w:t>
-      </w:r>
-    </w:p>
-    <w:p>
-      <w:r>
-        <w:t>________________________________________________________________</w:t>
+        <w:pStyle w:val="Heading2"/>
+      </w:pPr>
+      <w:r>
+        <w:t>Keep a fair record</w:t>
       </w:r>
     </w:p>
     <w:p>
@@ -590,27 +622,50 @@
     </w:p>
     <w:p>
       <w:pPr>
+        <w:pStyle w:val="Heading2"/>
+      </w:pPr>
+      <w:r>
+        <w:t>Earlier wording, alternatives and picture transcripts · reference / check after trying</w:t>
+      </w:r>
+    </w:p>
+    <w:p>
+      <w:pPr>
+        <w:pStyle w:val="Heading3"/>
+      </w:pPr>
+      <w:r>
+        <w:t>Independent case: Build a baseline for a different catalogue</w:t>
+      </w:r>
+    </w:p>
+    <w:p>
+      <w:pPr>
         <w:pStyle w:val="Heading1"/>
       </w:pPr>
       <w:r>
-        <w:t>05. Your learning target</w:t>
-      </w:r>
-    </w:p>
-    <w:p>
-      <w:r>
-        <w:t>Connect the Choose Inputs and Outputs target to a trace and a justified conclusion.</w:t>
+        <w:t>09. Project · Keep the decision and its evidence</w:t>
+      </w:r>
+    </w:p>
+    <w:p>
+      <w:r>
+        <w:t>Add this week’s change to your existing project record.</w:t>
+      </w:r>
+    </w:p>
+    <w:p>
+      <w:pPr>
+        <w:pStyle w:val="Heading2"/>
+      </w:pPr>
+      <w:r>
+        <w:t>Your evidence record</w:t>
       </w:r>
     </w:p>
     <w:p>
       <w:pPr>
         <w:spacing w:line="336" w:lineRule="auto" w:after="180"/>
-        <w:shd w:fill="F5F1FB"/>
       </w:pPr>
       <w:r>
         <w:rPr>
           <w:b w:val="0"/>
         </w:rPr>
-        <w:t xml:space="preserve">Design a paper/plastic sorter that receives an object description. Include a mixed paper-and-plastic cup. Specify </w:t>
+        <w:t xml:space="preserve">Freeze the sorter's v1 </w:t>
       </w:r>
       <w:r>
         <w:rPr>
@@ -622,32 +677,19 @@
         <w:rPr>
           <w:b w:val="0"/>
         </w:rPr>
-        <w:t xml:space="preserve">s, </w:t>
+        <w:t xml:space="preserve"> list, </w:t>
       </w:r>
       <w:r>
         <w:rPr>
           <w:b/>
         </w:rPr>
-        <w:t>output</w:t>
+        <w:t>output contract</w:t>
       </w:r>
       <w:r>
         <w:rPr>
           <w:b w:val="0"/>
         </w:rPr>
-        <w:t>s and the uncertain-case action. Is the owner's name useful?</w:t>
-      </w:r>
-    </w:p>
-    <w:p>
-      <w:pPr>
-        <w:pStyle w:val="Heading1"/>
-      </w:pPr>
-      <w:r>
-        <w:t>06. Solve the given case</w:t>
-      </w:r>
-    </w:p>
-    <w:p>
-      <w:r>
-        <w:t>Solve the supplied Choose Inputs and Outputs case and show the deciding evidence.</w:t>
+        <w:t>, and not-sure behavior.</w:t>
       </w:r>
     </w:p>
     <w:p>
@@ -658,77 +700,7 @@
         <w:rPr>
           <w:b w:val="0"/>
         </w:rPr>
-        <w:t xml:space="preserve">A sorter suggests paper or plastic trays using material </w:t>
-      </w:r>
-      <w:r>
-        <w:rPr>
-          <w:b/>
-        </w:rPr>
-        <w:t>observation</w:t>
-      </w:r>
-      <w:r>
-        <w:rPr>
-          <w:b w:val="0"/>
-        </w:rPr>
-        <w:t>s.</w:t>
-      </w:r>
-    </w:p>
-    <w:p>
-      <w:pPr>
-        <w:spacing w:line="336" w:lineRule="auto" w:after="180"/>
-      </w:pPr>
-      <w:r>
-        <w:rPr>
-          <w:b w:val="0"/>
-        </w:rPr>
-        <w:t xml:space="preserve">Name an </w:t>
-      </w:r>
-      <w:r>
-        <w:rPr>
-          <w:b/>
-        </w:rPr>
-        <w:t>input</w:t>
-      </w:r>
-      <w:r>
-        <w:rPr>
-          <w:b w:val="0"/>
-        </w:rPr>
-        <w:t xml:space="preserve">, </w:t>
-      </w:r>
-      <w:r>
-        <w:rPr>
-          <w:b/>
-        </w:rPr>
-        <w:t>output</w:t>
-      </w:r>
-      <w:r>
-        <w:rPr>
-          <w:b w:val="0"/>
-        </w:rPr>
-        <w:t xml:space="preserve"> and unnecessary </w:t>
-      </w:r>
-      <w:r>
-        <w:rPr>
-          <w:b/>
-        </w:rPr>
-        <w:t>input</w:t>
-      </w:r>
-      <w:r>
-        <w:rPr>
-          <w:b w:val="0"/>
-        </w:rPr>
-        <w:t>.</w:t>
-      </w:r>
-    </w:p>
-    <w:p>
-      <w:pPr>
-        <w:spacing w:line="336" w:lineRule="auto" w:after="180"/>
-      </w:pPr>
-      <w:r>
-        <w:rPr>
-          <w:b w:val="0"/>
-        </w:rPr>
-        <w:t xml:space="preserve">Show your trace, calculation or </w:t>
+        <w:t xml:space="preserve">The project change and </w:t>
       </w:r>
       <w:r>
         <w:rPr>
@@ -736,357 +708,6 @@
         </w:rPr>
         <w:t>evidence</w:t>
       </w:r>
-    </w:p>
-    <w:p>
-      <w:pPr>
-        <w:pStyle w:val="Heading3"/>
-      </w:pPr>
-      <w:r>
-        <w:t>Write or draw your reasoning and evidence.</w:t>
-      </w:r>
-    </w:p>
-    <w:p>
-      <w:r>
-        <w:t>________________________________________________________________</w:t>
-      </w:r>
-    </w:p>
-    <w:p>
-      <w:r>
-        <w:t>________________________________________________________________</w:t>
-      </w:r>
-    </w:p>
-    <w:p>
-      <w:r>
-        <w:t>________________________________________________________________</w:t>
-      </w:r>
-    </w:p>
-    <w:p>
-      <w:r>
-        <w:t>________________________________________________________________</w:t>
-      </w:r>
-    </w:p>
-    <w:p>
-      <w:r>
-        <w:t>________________________________________________________________</w:t>
-      </w:r>
-    </w:p>
-    <w:p>
-      <w:pPr>
-        <w:pStyle w:val="Heading1"/>
-      </w:pPr>
-      <w:r>
-        <w:t>07. Check a changed case</w:t>
-      </w:r>
-    </w:p>
-    <w:p>
-      <w:r>
-        <w:t>Apply the procedure to the changed case and record why the conclusion follows.</w:t>
-      </w:r>
-    </w:p>
-    <w:p>
-      <w:pPr>
-        <w:spacing w:line="336" w:lineRule="auto" w:after="180"/>
-        <w:shd w:fill="F5F1FB"/>
-      </w:pPr>
-      <w:r>
-        <w:rPr>
-          <w:b w:val="0"/>
-        </w:rPr>
-        <w:t xml:space="preserve">A paper sorter must suggest pencil tray or book shelf. Choose one needed </w:t>
-      </w:r>
-      <w:r>
-        <w:rPr>
-          <w:b/>
-        </w:rPr>
-        <w:t>input</w:t>
-      </w:r>
-      <w:r>
-        <w:rPr>
-          <w:b w:val="0"/>
-        </w:rPr>
-        <w:t xml:space="preserve"> and state the </w:t>
-      </w:r>
-      <w:r>
-        <w:rPr>
-          <w:b/>
-        </w:rPr>
-        <w:t>output</w:t>
-      </w:r>
-      <w:r>
-        <w:rPr>
-          <w:b w:val="0"/>
-        </w:rPr>
-        <w:t>. What should happen if the picture is blocked?</w:t>
-      </w:r>
-    </w:p>
-    <w:p>
-      <w:pPr>
-        <w:spacing w:line="336" w:lineRule="auto" w:after="180"/>
-      </w:pPr>
-      <w:r>
-        <w:rPr>
-          <w:b w:val="0"/>
-        </w:rPr>
-        <w:t>My independent answer and reason</w:t>
-      </w:r>
-    </w:p>
-    <w:p>
-      <w:pPr>
-        <w:pStyle w:val="Heading3"/>
-      </w:pPr>
-      <w:r>
-        <w:t>Write or draw your reasoning and evidence.</w:t>
-      </w:r>
-    </w:p>
-    <w:p>
-      <w:r>
-        <w:t>________________________________________________________________</w:t>
-      </w:r>
-    </w:p>
-    <w:p>
-      <w:r>
-        <w:t>________________________________________________________________</w:t>
-      </w:r>
-    </w:p>
-    <w:p>
-      <w:r>
-        <w:t>________________________________________________________________</w:t>
-      </w:r>
-    </w:p>
-    <w:p>
-      <w:r>
-        <w:t>________________________________________________________________</w:t>
-      </w:r>
-    </w:p>
-    <w:p>
-      <w:r>
-        <w:t>________________________________________________________________</w:t>
-      </w:r>
-    </w:p>
-    <w:p>
-      <w:pPr>
-        <w:pStyle w:val="Heading3"/>
-      </w:pPr>
-      <w:r>
-        <w:t>Week 30 Test and reflect</w:t>
-      </w:r>
-    </w:p>
-    <w:p>
-      <w:pPr>
-        <w:pStyle w:val="Heading1"/>
-      </w:pPr>
-      <w:r>
-        <w:t>08. Design a revealing test</w:t>
-      </w:r>
-    </w:p>
-    <w:p>
-      <w:r>
-        <w:t>Specify a changed input, expected result and observation separately.</w:t>
-      </w:r>
-    </w:p>
-    <w:p>
-      <w:pPr>
-        <w:spacing w:line="336" w:lineRule="auto" w:after="180"/>
-      </w:pPr>
-      <w:r>
-        <w:rPr>
-          <w:b w:val="0"/>
-        </w:rPr>
-        <w:t xml:space="preserve">Create a changed </w:t>
-      </w:r>
-      <w:r>
-        <w:rPr>
-          <w:b/>
-        </w:rPr>
-        <w:t>input</w:t>
-      </w:r>
-      <w:r>
-        <w:rPr>
-          <w:b w:val="0"/>
-        </w:rPr>
-        <w:t>, boundary case or missing-information case. Write the expected answer or safe response before testing.</w:t>
-      </w:r>
-    </w:p>
-    <w:tbl>
-      <w:tblPr>
-        <w:tblStyle w:val="LightShading-Accent1"/>
-        <w:tblW w:type="auto" w:w="0"/>
-        <w:tblLook w:firstColumn="1" w:firstRow="1" w:lastColumn="0" w:lastRow="0" w:noHBand="0" w:noVBand="1" w:val="04A0"/>
-      </w:tblPr>
-      <w:tblGrid>
-        <w:gridCol w:w="5112"/>
-        <w:gridCol w:w="5112"/>
-      </w:tblGrid>
-      <w:tr>
-        <w:trPr>
-          <w:tblHeader/>
-        </w:trPr>
-        <w:tc>
-          <w:tcPr>
-            <w:tcW w:type="dxa" w:w="5112"/>
-          </w:tcPr>
-          <w:p>
-            <w:r>
-              <w:t>Test record</w:t>
-            </w:r>
-          </w:p>
-        </w:tc>
-        <w:tc>
-          <w:tcPr>
-            <w:tcW w:type="dxa" w:w="5112"/>
-          </w:tcPr>
-          <w:p>
-            <w:r>
-              <w:t>My evidence</w:t>
-            </w:r>
-          </w:p>
-        </w:tc>
-      </w:tr>
-      <w:tr>
-        <w:tc>
-          <w:tcPr>
-            <w:tcW w:type="dxa" w:w="5112"/>
-          </w:tcPr>
-          <w:p>
-            <w:r>
-              <w:t>Changed input or condition</w:t>
-            </w:r>
-          </w:p>
-        </w:tc>
-        <w:tc>
-          <w:tcPr>
-            <w:tcW w:type="dxa" w:w="5112"/>
-          </w:tcPr>
-          <w:p>
-            <w:r/>
-          </w:p>
-        </w:tc>
-      </w:tr>
-      <w:tr>
-        <w:tc>
-          <w:tcPr>
-            <w:tcW w:type="dxa" w:w="5112"/>
-          </w:tcPr>
-          <w:p>
-            <w:r>
-              <w:t>Expected answer or fallback</w:t>
-            </w:r>
-          </w:p>
-        </w:tc>
-        <w:tc>
-          <w:tcPr>
-            <w:tcW w:type="dxa" w:w="5112"/>
-          </w:tcPr>
-          <w:p>
-            <w:r/>
-          </w:p>
-        </w:tc>
-      </w:tr>
-      <w:tr>
-        <w:tc>
-          <w:tcPr>
-            <w:tcW w:type="dxa" w:w="5112"/>
-          </w:tcPr>
-          <w:p>
-            <w:r>
-              <w:t>Observed result</w:t>
-            </w:r>
-          </w:p>
-        </w:tc>
-        <w:tc>
-          <w:tcPr>
-            <w:tcW w:type="dxa" w:w="5112"/>
-          </w:tcPr>
-          <w:p>
-            <w:r/>
-          </w:p>
-        </w:tc>
-      </w:tr>
-      <w:tr>
-        <w:tc>
-          <w:tcPr>
-            <w:tcW w:type="dxa" w:w="5112"/>
-          </w:tcPr>
-          <w:p>
-            <w:r>
-              <w:t>Why the result occurred</w:t>
-            </w:r>
-          </w:p>
-        </w:tc>
-        <w:tc>
-          <w:tcPr>
-            <w:tcW w:type="dxa" w:w="5112"/>
-          </w:tcPr>
-          <w:p>
-            <w:r/>
-          </w:p>
-        </w:tc>
-      </w:tr>
-    </w:tbl>
-    <w:p>
-      <w:pPr>
-        <w:pStyle w:val="Heading1"/>
-      </w:pPr>
-      <w:r>
-        <w:t>09. Project checkpoint</w:t>
-      </w:r>
-    </w:p>
-    <w:p>
-      <w:r>
-        <w:t>Justify what Choose Inputs and Outputs adds to Helpful Classroom Sorter and keep the evidence.</w:t>
-      </w:r>
-    </w:p>
-    <w:p>
-      <w:pPr>
-        <w:spacing w:line="336" w:lineRule="auto" w:after="180"/>
-      </w:pPr>
-      <w:r>
-        <w:rPr>
-          <w:b w:val="0"/>
-        </w:rPr>
-        <w:t xml:space="preserve">Freeze the sorter's v1 </w:t>
-      </w:r>
-      <w:r>
-        <w:rPr>
-          <w:b/>
-        </w:rPr>
-        <w:t>input</w:t>
-      </w:r>
-      <w:r>
-        <w:rPr>
-          <w:b w:val="0"/>
-        </w:rPr>
-        <w:t xml:space="preserve"> list, </w:t>
-      </w:r>
-      <w:r>
-        <w:rPr>
-          <w:b/>
-        </w:rPr>
-        <w:t>output contract</w:t>
-      </w:r>
-      <w:r>
-        <w:rPr>
-          <w:b w:val="0"/>
-        </w:rPr>
-        <w:t>, and not-sure behavior.</w:t>
-      </w:r>
-    </w:p>
-    <w:p>
-      <w:pPr>
-        <w:spacing w:line="336" w:lineRule="auto" w:after="180"/>
-      </w:pPr>
-      <w:r>
-        <w:rPr>
-          <w:b w:val="0"/>
-        </w:rPr>
-        <w:t xml:space="preserve">The project change and </w:t>
-      </w:r>
-      <w:r>
-        <w:rPr>
-          <w:b/>
-        </w:rPr>
-        <w:t>evidence</w:t>
-      </w:r>
       <w:r>
         <w:rPr>
           <w:b w:val="0"/>
@@ -1132,660 +753,20 @@
         <w:pStyle w:val="Heading1"/>
       </w:pPr>
       <w:r>
-        <w:t>10. Self check</w:t>
-      </w:r>
-    </w:p>
-    <w:p>
-      <w:r>
-        <w:t>Judge explanation, evidence, transfer and limits separately; attach the work behind your judgement.</w:t>
-      </w:r>
-    </w:p>
-    <w:p>
-      <w:pPr>
-        <w:pStyle w:val="ListBullet"/>
-      </w:pPr>
-      <w:r>
-        <w:t>I can explain the mechanism.</w:t>
-      </w:r>
-    </w:p>
-    <w:p>
-      <w:pPr>
-        <w:pStyle w:val="ListBullet"/>
-      </w:pPr>
-      <w:r>
-        <w:t>I can show evidence.</w:t>
-      </w:r>
-    </w:p>
-    <w:p>
-      <w:pPr>
-        <w:pStyle w:val="ListBullet"/>
-      </w:pPr>
-      <w:r>
-        <w:t>I can handle a changed case.</w:t>
-      </w:r>
-    </w:p>
-    <w:p>
-      <w:pPr>
-        <w:pStyle w:val="ListBullet"/>
-      </w:pPr>
-      <w:r>
-        <w:t>I can name a limit.</w:t>
-      </w:r>
-    </w:p>
-    <w:p>
-      <w:r>
-        <w:t>Mark each as not yet, with help or independently, and attach supporting work.</w:t>
-      </w:r>
-    </w:p>
-    <w:p>
-      <w:pPr>
-        <w:spacing w:line="336" w:lineRule="auto" w:after="180"/>
-      </w:pPr>
-      <w:r>
-        <w:rPr>
-          <w:b w:val="0"/>
-        </w:rPr>
-        <w:t>Teacher review ____________________  Next step ____________________</w:t>
-      </w:r>
-    </w:p>
-    <w:p>
-      <w:pPr>
-        <w:pStyle w:val="Heading1"/>
-      </w:pPr>
-      <w:r>
-        <w:t>11. Transfer practice from the original programme</w:t>
-      </w:r>
-    </w:p>
-    <w:p>
-      <w:r>
-        <w:t>Use this earlier case as transfer practice. A case already discussed with feedback is not fresh assessment evidence.</w:t>
-      </w:r>
-    </w:p>
-    <w:p>
-      <w:pPr>
-        <w:spacing w:line="336" w:lineRule="auto" w:after="180"/>
-        <w:shd w:fill="F5F1FB"/>
-      </w:pPr>
-      <w:r>
-        <w:rPr>
-          <w:b w:val="0"/>
-        </w:rPr>
-        <w:t xml:space="preserve">Design a paper/plastic sorter that receives an object description. Include a mixed paper-and-plastic cup. Specify </w:t>
-      </w:r>
-      <w:r>
-        <w:rPr>
-          <w:b/>
-        </w:rPr>
-        <w:t>input</w:t>
-      </w:r>
-      <w:r>
-        <w:rPr>
-          <w:b w:val="0"/>
-        </w:rPr>
-        <w:t xml:space="preserve">s, </w:t>
-      </w:r>
-      <w:r>
-        <w:rPr>
-          <w:b/>
-        </w:rPr>
-        <w:t>output</w:t>
-      </w:r>
-      <w:r>
-        <w:rPr>
-          <w:b w:val="0"/>
-        </w:rPr>
-        <w:t>s and the uncertain-case action. Is the owner's name useful?</w:t>
-      </w:r>
-    </w:p>
-    <w:p>
-      <w:pPr>
-        <w:pStyle w:val="Heading3"/>
-      </w:pPr>
-      <w:r>
-        <w:t>My independently reasoned answer</w:t>
-      </w:r>
-    </w:p>
-    <w:p>
-      <w:r>
-        <w:t>________________________________________________________________</w:t>
-      </w:r>
-    </w:p>
-    <w:p>
-      <w:r>
-        <w:t>________________________________________________________________</w:t>
-      </w:r>
-    </w:p>
-    <w:p>
-      <w:r>
-        <w:t>________________________________________________________________</w:t>
-      </w:r>
-    </w:p>
-    <w:p>
-      <w:r>
-        <w:t>________________________________________________________________</w:t>
-      </w:r>
-    </w:p>
-    <w:p>
-      <w:r>
-        <w:t>________________________________________________________________</w:t>
-      </w:r>
-    </w:p>
-    <w:p>
-      <w:r>
-        <w:t>________________________________________________________________</w:t>
-      </w:r>
-    </w:p>
-    <w:p>
-      <w:r>
-        <w:t>________________________________________________________________</w:t>
-      </w:r>
-    </w:p>
-    <w:p>
-      <w:pPr>
-        <w:spacing w:line="336" w:lineRule="auto" w:after="180"/>
-      </w:pPr>
-      <w:r>
-        <w:rPr>
-          <w:b w:val="0"/>
-        </w:rPr>
-        <w:t>Record support used: none, hint or teacher explanation.</w:t>
-      </w:r>
-    </w:p>
-    <w:p>
-      <w:pPr>
-        <w:pStyle w:val="Heading1"/>
-      </w:pPr>
-      <w:r>
-        <w:t>12. W1 Make a requirement checkable</w:t>
-      </w:r>
-    </w:p>
-    <w:p>
-      <w:r>
-        <w:t>Make a requirement checkable. Apply the supplied Choose Inputs and Outputs facts and keep your reasoning.</w:t>
-      </w:r>
-    </w:p>
-    <w:p>
-      <w:pPr>
-        <w:spacing w:line="336" w:lineRule="auto" w:after="180"/>
-      </w:pPr>
-      <w:r>
-        <w:rPr>
-          <w:b w:val="0"/>
-        </w:rPr>
-        <w:t xml:space="preserve">Replace “suggest a good activity” with the time condition, quiet condition and </w:t>
-      </w:r>
-      <w:r>
-        <w:rPr>
-          <w:b/>
-        </w:rPr>
-        <w:t>tie rule</w:t>
-      </w:r>
-      <w:r>
-        <w:rPr>
-          <w:b w:val="0"/>
-        </w:rPr>
-        <w:t xml:space="preserve"> used in this project. Explain why Quiet required No permits B1 as well as non-quiet activities when their times fit.</w:t>
-      </w:r>
-    </w:p>
-    <w:p>
-      <w:pPr>
-        <w:pStyle w:val="Heading3"/>
-      </w:pPr>
-      <w:r>
-        <w:t>My reasoning and evidence</w:t>
-      </w:r>
-    </w:p>
-    <w:p>
-      <w:r>
-        <w:t>________________________________________________________________</w:t>
-      </w:r>
-    </w:p>
-    <w:p>
-      <w:r>
-        <w:t>________________________________________________________________</w:t>
-      </w:r>
-    </w:p>
-    <w:p>
-      <w:r>
-        <w:t>________________________________________________________________</w:t>
-      </w:r>
-    </w:p>
-    <w:p>
-      <w:r>
-        <w:t>________________________________________________________________</w:t>
-      </w:r>
-    </w:p>
-    <w:p>
-      <w:r>
-        <w:t>________________________________________________________________</w:t>
-      </w:r>
-    </w:p>
-    <w:p>
-      <w:r>
-        <w:t>________________________________________________________________</w:t>
-      </w:r>
-    </w:p>
-    <w:p>
-      <w:pPr>
-        <w:pStyle w:val="Heading1"/>
-      </w:pPr>
-      <w:r>
-        <w:t>13. W2 Run the baseline on three requests</w:t>
-      </w:r>
-    </w:p>
-    <w:p>
-      <w:r>
-        <w:t>Run the baseline on three requests. Apply the supplied Choose Inputs and Outputs facts and keep your reasoning.</w:t>
-      </w:r>
-    </w:p>
-    <w:p>
-      <w:pPr>
-        <w:spacing w:line="336" w:lineRule="auto" w:after="180"/>
-      </w:pPr>
-      <w:r>
-        <w:rPr>
-          <w:b w:val="0"/>
-        </w:rPr>
-        <w:t xml:space="preserve">Using the catalogue, record the </w:t>
-      </w:r>
-      <w:r>
-        <w:rPr>
-          <w:b/>
-        </w:rPr>
-        <w:t>baseline</w:t>
-      </w:r>
-      <w:r>
-        <w:rPr>
-          <w:b w:val="0"/>
-        </w:rPr>
-        <w:t xml:space="preserve"> </w:t>
-      </w:r>
-      <w:r>
-        <w:rPr>
-          <w:b/>
-        </w:rPr>
-        <w:t>output</w:t>
-      </w:r>
-      <w:r>
-        <w:rPr>
-          <w:b w:val="0"/>
-        </w:rPr>
-        <w:t xml:space="preserve"> and reason for 10 minutes with quiet required, 8 minutes with quiet not required, and 7 minutes with quiet not required. Identify which no-match result is justified and why.</w:t>
-      </w:r>
-    </w:p>
-    <w:p>
-      <w:pPr>
-        <w:pStyle w:val="Heading3"/>
-      </w:pPr>
-      <w:r>
-        <w:t>My reasoning and evidence</w:t>
-      </w:r>
-    </w:p>
-    <w:p>
-      <w:r>
-        <w:t>________________________________________________________________</w:t>
-      </w:r>
-    </w:p>
-    <w:p>
-      <w:r>
-        <w:t>________________________________________________________________</w:t>
-      </w:r>
-    </w:p>
-    <w:p>
-      <w:r>
-        <w:t>________________________________________________________________</w:t>
-      </w:r>
-    </w:p>
-    <w:p>
-      <w:r>
-        <w:t>________________________________________________________________</w:t>
-      </w:r>
-    </w:p>
-    <w:p>
-      <w:r>
-        <w:t>________________________________________________________________</w:t>
-      </w:r>
-    </w:p>
-    <w:p>
-      <w:r>
-        <w:t>________________________________________________________________</w:t>
-      </w:r>
-    </w:p>
-    <w:p>
-      <w:pPr>
-        <w:pStyle w:val="Heading1"/>
-      </w:pPr>
-      <w:r>
-        <w:t>14. W3 Separate invalid input from no matching option</w:t>
-      </w:r>
-    </w:p>
-    <w:p>
-      <w:r>
-        <w:t>Separate invalid input from no matching option. Apply the supplied Choose Inputs and Outputs facts and keep your reasoning.</w:t>
-      </w:r>
-    </w:p>
-    <w:p>
-      <w:pPr>
-        <w:spacing w:line="336" w:lineRule="auto" w:after="180"/>
-      </w:pPr>
-      <w:r>
-        <w:rPr>
-          <w:b w:val="0"/>
-        </w:rPr>
-        <w:t xml:space="preserve">Compare a request with blank minutes and Quiet required Yes to a request with 0 minutes and Quiet required Yes. What should the </w:t>
-      </w:r>
-      <w:r>
-        <w:rPr>
-          <w:b/>
-        </w:rPr>
-        <w:t>baseline</w:t>
-      </w:r>
-      <w:r>
-        <w:rPr>
-          <w:b w:val="0"/>
-        </w:rPr>
-        <w:t xml:space="preserve"> record for each?</w:t>
-      </w:r>
-    </w:p>
-    <w:p>
-      <w:pPr>
-        <w:spacing w:line="336" w:lineRule="auto" w:after="180"/>
-      </w:pPr>
-      <w:r>
-        <w:rPr>
-          <w:b w:val="0"/>
-        </w:rPr>
-        <w:t>Explain why these are different outcomes even though neither produces an activity suggestion.</w:t>
-      </w:r>
-    </w:p>
-    <w:p>
-      <w:pPr>
-        <w:pStyle w:val="Heading3"/>
-      </w:pPr>
-      <w:r>
-        <w:t>My reasoning and evidence</w:t>
-      </w:r>
-    </w:p>
-    <w:p>
-      <w:r>
-        <w:t>________________________________________________________________</w:t>
-      </w:r>
-    </w:p>
-    <w:p>
-      <w:r>
-        <w:t>________________________________________________________________</w:t>
-      </w:r>
-    </w:p>
-    <w:p>
-      <w:r>
-        <w:t>________________________________________________________________</w:t>
-      </w:r>
-    </w:p>
-    <w:p>
-      <w:r>
-        <w:t>________________________________________________________________</w:t>
-      </w:r>
-    </w:p>
-    <w:p>
-      <w:r>
-        <w:t>________________________________________________________________</w:t>
-      </w:r>
-    </w:p>
-    <w:p>
-      <w:r>
-        <w:t>________________________________________________________________</w:t>
-      </w:r>
-    </w:p>
-    <w:p>
-      <w:pPr>
-        <w:pStyle w:val="Heading1"/>
-      </w:pPr>
-      <w:r>
-        <w:t>15. W4 Build a baseline for a different catalogue</w:t>
-      </w:r>
-    </w:p>
-    <w:p>
-      <w:r>
-        <w:t>Attempt before feedback. If this repeats the selected independent case, reuse that first attempt; otherwise keep a separate record. Build a baseline for a different catalogue. Apply the supplied Choose Inputs and Outputs facts and keep your reasoning.</w:t>
-      </w:r>
-    </w:p>
-    <w:p>
-      <w:pPr>
-        <w:spacing w:line="336" w:lineRule="auto" w:after="180"/>
-      </w:pPr>
-      <w:r>
-        <w:rPr>
-          <w:b w:val="0"/>
-        </w:rPr>
-        <w:t>A paper room recommender uses R1 first, capacity 6, quiet Yes; then R2, capacity 10, quiet No. Valid requests give a whole group size from 1 to 12 and Quiet required Yes or No.</w:t>
-      </w:r>
-    </w:p>
-    <w:p>
-      <w:pPr>
-        <w:spacing w:line="336" w:lineRule="auto" w:after="180"/>
-      </w:pPr>
-      <w:r>
-        <w:rPr>
-          <w:b w:val="0"/>
-        </w:rPr>
-        <w:t xml:space="preserve">A room fits when capacity is at least group size and the quiet condition is met; choose the first </w:t>
-      </w:r>
-      <w:r>
-        <w:rPr>
-          <w:b/>
-        </w:rPr>
-        <w:t>fitting</w:t>
-      </w:r>
-      <w:r>
-        <w:rPr>
-          <w:b w:val="0"/>
-        </w:rPr>
-        <w:t xml:space="preserve"> room. Record </w:t>
-      </w:r>
-      <w:r>
-        <w:rPr>
-          <w:b/>
-        </w:rPr>
-        <w:t>output</w:t>
-      </w:r>
-      <w:r>
-        <w:rPr>
-          <w:b w:val="0"/>
-        </w:rPr>
-        <w:t>s and reasons for 6 people Yes, 8 people No and 8 people Yes.</w:t>
-      </w:r>
-    </w:p>
-    <w:p>
-      <w:pPr>
-        <w:spacing w:line="336" w:lineRule="auto" w:after="180"/>
-      </w:pPr>
-      <w:r>
-        <w:rPr>
-          <w:b w:val="0"/>
-        </w:rPr>
-        <w:t xml:space="preserve">Explain how a manual </w:t>
-      </w:r>
-      <w:r>
-        <w:rPr>
-          <w:b/>
-        </w:rPr>
-        <w:t>baseline</w:t>
-      </w:r>
-      <w:r>
-        <w:rPr>
-          <w:b w:val="0"/>
-        </w:rPr>
-        <w:t xml:space="preserve"> can be compared fairly with a prototype. No real booking is allowed.</w:t>
-      </w:r>
-    </w:p>
-    <w:p>
-      <w:pPr>
-        <w:pStyle w:val="Heading3"/>
-      </w:pPr>
-      <w:r>
-        <w:t>My reasoning and evidence</w:t>
-      </w:r>
-    </w:p>
-    <w:p>
-      <w:r>
-        <w:t>________________________________________________________________</w:t>
-      </w:r>
-    </w:p>
-    <w:p>
-      <w:r>
-        <w:t>________________________________________________________________</w:t>
-      </w:r>
-    </w:p>
-    <w:p>
-      <w:r>
-        <w:t>________________________________________________________________</w:t>
-      </w:r>
-    </w:p>
-    <w:p>
-      <w:r>
-        <w:t>________________________________________________________________</w:t>
-      </w:r>
-    </w:p>
-    <w:p>
-      <w:r>
-        <w:t>________________________________________________________________</w:t>
-      </w:r>
-    </w:p>
-    <w:p>
-      <w:r>
-        <w:t>________________________________________________________________</w:t>
-      </w:r>
-    </w:p>
-    <w:p>
-      <w:r>
-        <w:t>________________________________________________________________</w:t>
-      </w:r>
-    </w:p>
-    <w:p>
-      <w:r>
-        <w:t>________________________________________________________________</w:t>
-      </w:r>
-    </w:p>
-    <w:p>
-      <w:pPr>
-        <w:pStyle w:val="Heading1"/>
-      </w:pPr>
-      <w:r>
-        <w:t>16. W5 Challenge an unfair comparison</w:t>
-      </w:r>
-    </w:p>
-    <w:p>
-      <w:r>
-        <w:t>Challenge an unfair comparison. Apply the supplied Choose Inputs and Outputs facts and keep your reasoning.</w:t>
-      </w:r>
-    </w:p>
-    <w:p>
-      <w:pPr>
-        <w:spacing w:line="336" w:lineRule="auto" w:after="180"/>
-      </w:pPr>
-      <w:r>
-        <w:rPr>
-          <w:b w:val="0"/>
-        </w:rPr>
-        <w:t xml:space="preserve">Team A tests a prototype on five easy requests and the manual </w:t>
-      </w:r>
-      <w:r>
-        <w:rPr>
-          <w:b/>
-        </w:rPr>
-        <w:t>baseline</w:t>
-      </w:r>
-      <w:r>
-        <w:rPr>
-          <w:b w:val="0"/>
-        </w:rPr>
-        <w:t xml:space="preserve"> on five different requests, then reports only the prototype’s successful </w:t>
-      </w:r>
-      <w:r>
-        <w:rPr>
-          <w:b/>
-        </w:rPr>
-        <w:t>output</w:t>
-      </w:r>
-      <w:r>
-        <w:rPr>
-          <w:b w:val="0"/>
-        </w:rPr>
-        <w:t>s. Identify two changes needed for a fair comparison.</w:t>
-      </w:r>
-    </w:p>
-    <w:p>
-      <w:pPr>
-        <w:spacing w:line="336" w:lineRule="auto" w:after="180"/>
-      </w:pPr>
-      <w:r>
-        <w:rPr>
-          <w:b w:val="0"/>
-        </w:rPr>
-        <w:t xml:space="preserve">If both methods then meet all </w:t>
-      </w:r>
-      <w:r>
-        <w:rPr>
-          <w:b/>
-        </w:rPr>
-        <w:t>requirement</w:t>
-      </w:r>
-      <w:r>
-        <w:rPr>
-          <w:b w:val="0"/>
-        </w:rPr>
-        <w:t>s, what can and cannot be concluded about compatibility?</w:t>
-      </w:r>
-    </w:p>
-    <w:p>
-      <w:pPr>
-        <w:pStyle w:val="Heading3"/>
-      </w:pPr>
-      <w:r>
-        <w:t>My reasoning and evidence</w:t>
-      </w:r>
-    </w:p>
-    <w:p>
-      <w:r>
-        <w:t>________________________________________________________________</w:t>
-      </w:r>
-    </w:p>
-    <w:p>
-      <w:r>
-        <w:t>________________________________________________________________</w:t>
-      </w:r>
-    </w:p>
-    <w:p>
-      <w:r>
-        <w:t>________________________________________________________________</w:t>
-      </w:r>
-    </w:p>
-    <w:p>
-      <w:r>
-        <w:t>________________________________________________________________</w:t>
-      </w:r>
-    </w:p>
-    <w:p>
-      <w:r>
-        <w:t>________________________________________________________________</w:t>
-      </w:r>
-    </w:p>
-    <w:p>
-      <w:r>
-        <w:t>________________________________________________________________</w:t>
-      </w:r>
-    </w:p>
-    <w:p>
-      <w:pPr>
-        <w:pStyle w:val="Heading1"/>
-      </w:pPr>
-      <w:r>
-        <w:t>17. Feedback, return check and learning record</w:t>
-      </w:r>
-    </w:p>
-    <w:p>
-      <w:r>
-        <w:t>Record the first repaired step and a different case to revisit after a delay.</w:t>
+        <w:t>17. Feedback · Repair and return</w:t>
+      </w:r>
+    </w:p>
+    <w:p>
+      <w:r>
+        <w:t>Keep the first attempt, the repair and a changed-case return.</w:t>
+      </w:r>
+    </w:p>
+    <w:p>
+      <w:pPr>
+        <w:pStyle w:val="Heading2"/>
+      </w:pPr>
+      <w:r>
+        <w:t>Your evidence record</w:t>
       </w:r>
     </w:p>
     <w:tbl>
@@ -1940,12 +921,1088 @@
         <w:pStyle w:val="Heading1"/>
       </w:pPr>
       <w:r>
-        <w:t>18. Pictorial case practice: Choose Inputs and Outputs</w:t>
-      </w:r>
-    </w:p>
-    <w:p>
-      <w:r>
-        <w:t>A fictional classroom chooses a storage bin for model parts. Explain the labelled step before checking the changed condition.</w:t>
+        <w:t>10. Finish · Judge the evidence in your work</w:t>
+      </w:r>
+    </w:p>
+    <w:p>
+      <w:r>
+        <w:t>Point to work that supports your confidence level.</w:t>
+      </w:r>
+    </w:p>
+    <w:p>
+      <w:pPr>
+        <w:pStyle w:val="Heading2"/>
+      </w:pPr>
+      <w:r>
+        <w:t>Your evidence record</w:t>
+      </w:r>
+    </w:p>
+    <w:p>
+      <w:pPr>
+        <w:pStyle w:val="ListBullet"/>
+      </w:pPr>
+      <w:r>
+        <w:t>I can explain the mechanism.</w:t>
+      </w:r>
+    </w:p>
+    <w:p>
+      <w:pPr>
+        <w:pStyle w:val="ListBullet"/>
+      </w:pPr>
+      <w:r>
+        <w:t>I can show evidence.</w:t>
+      </w:r>
+    </w:p>
+    <w:p>
+      <w:pPr>
+        <w:pStyle w:val="ListBullet"/>
+      </w:pPr>
+      <w:r>
+        <w:t>I can handle a changed case.</w:t>
+      </w:r>
+    </w:p>
+    <w:p>
+      <w:pPr>
+        <w:pStyle w:val="ListBullet"/>
+      </w:pPr>
+      <w:r>
+        <w:t>I can name a limit.</w:t>
+      </w:r>
+    </w:p>
+    <w:p>
+      <w:r>
+        <w:t>Mark each as not yet, with help or independently, and attach supporting work.</w:t>
+      </w:r>
+    </w:p>
+    <w:p>
+      <w:pPr>
+        <w:spacing w:line="336" w:lineRule="auto" w:after="180"/>
+      </w:pPr>
+      <w:r>
+        <w:rPr>
+          <w:b w:val="0"/>
+        </w:rPr>
+        <w:t>Teacher review ____________________  Next step ____________________</w:t>
+      </w:r>
+    </w:p>
+    <w:p>
+      <w:pPr>
+        <w:pStyle w:val="Heading1"/>
+      </w:pPr>
+      <w:r>
+        <w:t>Reference bank and extra practice</w:t>
+      </w:r>
+    </w:p>
+    <w:p>
+      <w:pPr>
+        <w:pStyle w:val="Heading1"/>
+      </w:pPr>
+      <w:r>
+        <w:t>02. Reference · Supported W2 record</w:t>
+      </w:r>
+    </w:p>
+    <w:p>
+      <w:r>
+        <w:t>This is the same W2 attempt. Keep one response record.</w:t>
+      </w:r>
+    </w:p>
+    <w:p>
+      <w:pPr>
+        <w:pStyle w:val="Heading2"/>
+      </w:pPr>
+      <w:r>
+        <w:t>Use this when helpful</w:t>
+      </w:r>
+    </w:p>
+    <w:p>
+      <w:pPr>
+        <w:spacing w:line="336" w:lineRule="auto" w:after="180"/>
+      </w:pPr>
+      <w:r>
+        <w:rPr>
+          <w:b w:val="0"/>
+        </w:rPr>
+        <w:t xml:space="preserve">Use W2: Run the </w:t>
+      </w:r>
+      <w:r>
+        <w:rPr>
+          <w:b/>
+        </w:rPr>
+        <w:t>baseline</w:t>
+      </w:r>
+      <w:r>
+        <w:rPr>
+          <w:b w:val="0"/>
+        </w:rPr>
+        <w:t xml:space="preserve"> on three requests for </w:t>
+      </w:r>
+      <w:r>
+        <w:rPr>
+          <w:b/>
+        </w:rPr>
+        <w:t>Requirement</w:t>
+      </w:r>
+      <w:r>
+        <w:rPr>
+          <w:b w:val="0"/>
+        </w:rPr>
+        <w:t xml:space="preserve">s and a simple </w:t>
+      </w:r>
+      <w:r>
+        <w:rPr>
+          <w:b/>
+        </w:rPr>
+        <w:t>baseline</w:t>
+      </w:r>
+      <w:r>
+        <w:rPr>
+          <w:b w:val="0"/>
+        </w:rPr>
+        <w:t>. Record the answer once; the lesson and workbook refer to the same attempt.</w:t>
+      </w:r>
+    </w:p>
+    <w:tbl>
+      <w:tblPr>
+        <w:tblStyle w:val="LightShading-Accent1"/>
+        <w:tblW w:type="auto" w:w="0"/>
+        <w:tblLook w:firstColumn="1" w:firstRow="1" w:lastColumn="0" w:lastRow="0" w:noHBand="0" w:noVBand="1" w:val="04A0"/>
+      </w:tblPr>
+      <w:tblGrid>
+        <w:gridCol w:w="2556"/>
+        <w:gridCol w:w="2556"/>
+        <w:gridCol w:w="2556"/>
+        <w:gridCol w:w="2556"/>
+      </w:tblGrid>
+      <w:tr>
+        <w:trPr>
+          <w:tblHeader/>
+        </w:trPr>
+        <w:tc>
+          <w:tcPr>
+            <w:tcW w:type="dxa" w:w="2556"/>
+          </w:tcPr>
+          <w:p>
+            <w:r>
+              <w:t>Given inputs</w:t>
+            </w:r>
+          </w:p>
+        </w:tc>
+        <w:tc>
+          <w:tcPr>
+            <w:tcW w:type="dxa" w:w="2556"/>
+          </w:tcPr>
+          <w:p>
+            <w:r>
+              <w:t>Procedure I chose</w:t>
+            </w:r>
+          </w:p>
+        </w:tc>
+        <w:tc>
+          <w:tcPr>
+            <w:tcW w:type="dxa" w:w="2556"/>
+          </w:tcPr>
+          <w:p>
+            <w:r>
+              <w:t>Middle steps</w:t>
+            </w:r>
+          </w:p>
+        </w:tc>
+        <w:tc>
+          <w:tcPr>
+            <w:tcW w:type="dxa" w:w="2556"/>
+          </w:tcPr>
+          <w:p>
+            <w:r>
+              <w:t>Result and check</w:t>
+            </w:r>
+          </w:p>
+        </w:tc>
+      </w:tr>
+      <w:tr>
+        <w:tc>
+          <w:tcPr>
+            <w:tcW w:type="dxa" w:w="2556"/>
+          </w:tcPr>
+          <w:p>
+            <w:r/>
+          </w:p>
+        </w:tc>
+        <w:tc>
+          <w:tcPr>
+            <w:tcW w:type="dxa" w:w="2556"/>
+          </w:tcPr>
+          <w:p>
+            <w:r/>
+          </w:p>
+        </w:tc>
+        <w:tc>
+          <w:tcPr>
+            <w:tcW w:type="dxa" w:w="2556"/>
+          </w:tcPr>
+          <w:p>
+            <w:r/>
+          </w:p>
+        </w:tc>
+        <w:tc>
+          <w:tcPr>
+            <w:tcW w:type="dxa" w:w="2556"/>
+          </w:tcPr>
+          <w:p>
+            <w:r/>
+          </w:p>
+        </w:tc>
+      </w:tr>
+    </w:tbl>
+    <w:p>
+      <w:pPr>
+        <w:pStyle w:val="Heading3"/>
+      </w:pPr>
+      <w:r>
+        <w:t>The step I completed without help, and the hint I needed</w:t>
+      </w:r>
+    </w:p>
+    <w:p>
+      <w:r>
+        <w:t>________________________________________________________________</w:t>
+      </w:r>
+    </w:p>
+    <w:p>
+      <w:r>
+        <w:t>________________________________________________________________</w:t>
+      </w:r>
+    </w:p>
+    <w:p>
+      <w:r>
+        <w:t>________________________________________________________________</w:t>
+      </w:r>
+    </w:p>
+    <w:p>
+      <w:pPr>
+        <w:pStyle w:val="Heading1"/>
+      </w:pPr>
+      <w:r>
+        <w:t>03. Extra practice · Repair the explanation</w:t>
+      </w:r>
+    </w:p>
+    <w:p>
+      <w:r>
+        <w:t>Explain the deciding fact before discussing the answer.</w:t>
+      </w:r>
+    </w:p>
+    <w:p>
+      <w:pPr>
+        <w:pStyle w:val="Heading2"/>
+      </w:pPr>
+      <w:r>
+        <w:t>Use this when helpful</w:t>
+      </w:r>
+    </w:p>
+    <w:p>
+      <w:pPr>
+        <w:spacing w:line="336" w:lineRule="auto" w:after="180"/>
+      </w:pPr>
+      <w:r>
+        <w:rPr>
+          <w:b w:val="0"/>
+        </w:rPr>
+        <w:t xml:space="preserve">Use the worked case for </w:t>
+      </w:r>
+      <w:r>
+        <w:rPr>
+          <w:b/>
+        </w:rPr>
+        <w:t>Requirement</w:t>
+      </w:r>
+      <w:r>
+        <w:rPr>
+          <w:b w:val="0"/>
+        </w:rPr>
+        <w:t xml:space="preserve">s and a simple </w:t>
+      </w:r>
+      <w:r>
+        <w:rPr>
+          <w:b/>
+        </w:rPr>
+        <w:t>baseline</w:t>
+      </w:r>
+      <w:r>
+        <w:rPr>
+          <w:b w:val="0"/>
+        </w:rPr>
+        <w:t>. Proposed explanation: “Quiet required No excludes quiet activities”. Decide whether this explanation is supported.</w:t>
+      </w:r>
+    </w:p>
+    <w:p>
+      <w:pPr>
+        <w:spacing w:line="336" w:lineRule="auto" w:after="180"/>
+      </w:pPr>
+      <w:r>
+        <w:rPr>
+          <w:b w:val="0"/>
+        </w:rPr>
+        <w:t>Point to the step or supplied fact that decides; explain your repair if needed.</w:t>
+      </w:r>
+    </w:p>
+    <w:p>
+      <w:pPr>
+        <w:pStyle w:val="Heading3"/>
+      </w:pPr>
+      <w:r>
+        <w:t>My explanation before partner discussion</w:t>
+      </w:r>
+    </w:p>
+    <w:p>
+      <w:r>
+        <w:t>________________________________________________________________</w:t>
+      </w:r>
+    </w:p>
+    <w:p>
+      <w:r>
+        <w:t>________________________________________________________________</w:t>
+      </w:r>
+    </w:p>
+    <w:p>
+      <w:r>
+        <w:t>________________________________________________________________</w:t>
+      </w:r>
+    </w:p>
+    <w:p>
+      <w:r>
+        <w:t>________________________________________________________________</w:t>
+      </w:r>
+    </w:p>
+    <w:p>
+      <w:pPr>
+        <w:pStyle w:val="Heading1"/>
+      </w:pPr>
+      <w:r>
+        <w:t>05. Reference · Original learning target</w:t>
+      </w:r>
+    </w:p>
+    <w:p>
+      <w:r>
+        <w:t>Use this target to inspect an explanation.</w:t>
+      </w:r>
+    </w:p>
+    <w:p>
+      <w:pPr>
+        <w:pStyle w:val="Heading2"/>
+      </w:pPr>
+      <w:r>
+        <w:t>Use this when helpful</w:t>
+      </w:r>
+    </w:p>
+    <w:p>
+      <w:pPr>
+        <w:spacing w:line="336" w:lineRule="auto" w:after="180"/>
+      </w:pPr>
+      <w:r>
+        <w:rPr>
+          <w:b w:val="0"/>
+        </w:rPr>
+        <w:t xml:space="preserve">Design a paper/plastic sorter that receives an object description. Include a mixed paper-and-plastic cup. Specify </w:t>
+      </w:r>
+      <w:r>
+        <w:rPr>
+          <w:b/>
+        </w:rPr>
+        <w:t>input</w:t>
+      </w:r>
+      <w:r>
+        <w:rPr>
+          <w:b w:val="0"/>
+        </w:rPr>
+        <w:t xml:space="preserve">s, </w:t>
+      </w:r>
+      <w:r>
+        <w:rPr>
+          <w:b/>
+        </w:rPr>
+        <w:t>output</w:t>
+      </w:r>
+      <w:r>
+        <w:rPr>
+          <w:b w:val="0"/>
+        </w:rPr>
+        <w:t>s and the uncertain-case action. Is the owner's name useful?</w:t>
+      </w:r>
+    </w:p>
+    <w:p>
+      <w:pPr>
+        <w:pStyle w:val="Heading1"/>
+      </w:pPr>
+      <w:r>
+        <w:t>06. Extra practice · A complete case</w:t>
+      </w:r>
+    </w:p>
+    <w:p>
+      <w:r>
+        <w:t>Try the question before checking the worked explanation.</w:t>
+      </w:r>
+    </w:p>
+    <w:p>
+      <w:pPr>
+        <w:pStyle w:val="Heading2"/>
+      </w:pPr>
+      <w:r>
+        <w:t>Use this when helpful</w:t>
+      </w:r>
+    </w:p>
+    <w:p>
+      <w:pPr>
+        <w:spacing w:line="336" w:lineRule="auto" w:after="180"/>
+      </w:pPr>
+      <w:r>
+        <w:rPr>
+          <w:b w:val="0"/>
+        </w:rPr>
+        <w:t xml:space="preserve">A sorter suggests paper or plastic trays using material </w:t>
+      </w:r>
+      <w:r>
+        <w:rPr>
+          <w:b/>
+        </w:rPr>
+        <w:t>observation</w:t>
+      </w:r>
+      <w:r>
+        <w:rPr>
+          <w:b w:val="0"/>
+        </w:rPr>
+        <w:t>s.</w:t>
+      </w:r>
+    </w:p>
+    <w:p>
+      <w:pPr>
+        <w:spacing w:line="336" w:lineRule="auto" w:after="180"/>
+      </w:pPr>
+      <w:r>
+        <w:rPr>
+          <w:b w:val="0"/>
+        </w:rPr>
+        <w:t xml:space="preserve">Name an </w:t>
+      </w:r>
+      <w:r>
+        <w:rPr>
+          <w:b/>
+        </w:rPr>
+        <w:t>input</w:t>
+      </w:r>
+      <w:r>
+        <w:rPr>
+          <w:b w:val="0"/>
+        </w:rPr>
+        <w:t xml:space="preserve">, </w:t>
+      </w:r>
+      <w:r>
+        <w:rPr>
+          <w:b/>
+        </w:rPr>
+        <w:t>output</w:t>
+      </w:r>
+      <w:r>
+        <w:rPr>
+          <w:b w:val="0"/>
+        </w:rPr>
+        <w:t xml:space="preserve"> and unnecessary </w:t>
+      </w:r>
+      <w:r>
+        <w:rPr>
+          <w:b/>
+        </w:rPr>
+        <w:t>input</w:t>
+      </w:r>
+      <w:r>
+        <w:rPr>
+          <w:b w:val="0"/>
+        </w:rPr>
+        <w:t>.</w:t>
+      </w:r>
+    </w:p>
+    <w:p>
+      <w:pPr>
+        <w:spacing w:line="336" w:lineRule="auto" w:after="180"/>
+      </w:pPr>
+      <w:r>
+        <w:rPr>
+          <w:b w:val="0"/>
+        </w:rPr>
+        <w:t xml:space="preserve">Show your trace, calculation or </w:t>
+      </w:r>
+      <w:r>
+        <w:rPr>
+          <w:b/>
+        </w:rPr>
+        <w:t>evidence</w:t>
+      </w:r>
+    </w:p>
+    <w:p>
+      <w:pPr>
+        <w:pStyle w:val="Heading3"/>
+      </w:pPr>
+      <w:r>
+        <w:t>Write or draw your reasoning and evidence.</w:t>
+      </w:r>
+    </w:p>
+    <w:p>
+      <w:r>
+        <w:t>________________________________________________________________</w:t>
+      </w:r>
+    </w:p>
+    <w:p>
+      <w:r>
+        <w:t>________________________________________________________________</w:t>
+      </w:r>
+    </w:p>
+    <w:p>
+      <w:r>
+        <w:t>________________________________________________________________</w:t>
+      </w:r>
+    </w:p>
+    <w:p>
+      <w:r>
+        <w:t>________________________________________________________________</w:t>
+      </w:r>
+    </w:p>
+    <w:p>
+      <w:r>
+        <w:t>________________________________________________________________</w:t>
+      </w:r>
+    </w:p>
+    <w:p>
+      <w:pPr>
+        <w:pStyle w:val="Heading1"/>
+      </w:pPr>
+      <w:r>
+        <w:t>07. Extra practice · A changed case</w:t>
+      </w:r>
+    </w:p>
+    <w:p>
+      <w:r>
+        <w:t>Keep this practice separate from the reserved independent attempt.</w:t>
+      </w:r>
+    </w:p>
+    <w:p>
+      <w:pPr>
+        <w:pStyle w:val="Heading2"/>
+      </w:pPr>
+      <w:r>
+        <w:t>Use this when helpful</w:t>
+      </w:r>
+    </w:p>
+    <w:p>
+      <w:pPr>
+        <w:spacing w:line="336" w:lineRule="auto" w:after="180"/>
+      </w:pPr>
+      <w:r>
+        <w:rPr>
+          <w:b w:val="0"/>
+        </w:rPr>
+        <w:t xml:space="preserve">A paper sorter must suggest pencil tray or book shelf. Choose one needed </w:t>
+      </w:r>
+      <w:r>
+        <w:rPr>
+          <w:b/>
+        </w:rPr>
+        <w:t>input</w:t>
+      </w:r>
+      <w:r>
+        <w:rPr>
+          <w:b w:val="0"/>
+        </w:rPr>
+        <w:t xml:space="preserve"> and state the </w:t>
+      </w:r>
+      <w:r>
+        <w:rPr>
+          <w:b/>
+        </w:rPr>
+        <w:t>output</w:t>
+      </w:r>
+      <w:r>
+        <w:rPr>
+          <w:b w:val="0"/>
+        </w:rPr>
+        <w:t>. What should happen if the picture is blocked?</w:t>
+      </w:r>
+    </w:p>
+    <w:p>
+      <w:pPr>
+        <w:spacing w:line="336" w:lineRule="auto" w:after="180"/>
+      </w:pPr>
+      <w:r>
+        <w:rPr>
+          <w:b w:val="0"/>
+        </w:rPr>
+        <w:t>My practice answer and reason</w:t>
+      </w:r>
+    </w:p>
+    <w:p>
+      <w:pPr>
+        <w:pStyle w:val="Heading3"/>
+      </w:pPr>
+      <w:r>
+        <w:t>Write or draw your reasoning and evidence.</w:t>
+      </w:r>
+    </w:p>
+    <w:p>
+      <w:r>
+        <w:t>________________________________________________________________</w:t>
+      </w:r>
+    </w:p>
+    <w:p>
+      <w:r>
+        <w:t>________________________________________________________________</w:t>
+      </w:r>
+    </w:p>
+    <w:p>
+      <w:r>
+        <w:t>________________________________________________________________</w:t>
+      </w:r>
+    </w:p>
+    <w:p>
+      <w:r>
+        <w:t>________________________________________________________________</w:t>
+      </w:r>
+    </w:p>
+    <w:p>
+      <w:r>
+        <w:t>________________________________________________________________</w:t>
+      </w:r>
+    </w:p>
+    <w:p>
+      <w:pPr>
+        <w:pStyle w:val="Heading3"/>
+      </w:pPr>
+      <w:r>
+        <w:t>Week 30 Test and reflect</w:t>
+      </w:r>
+    </w:p>
+    <w:p>
+      <w:pPr>
+        <w:pStyle w:val="Heading1"/>
+      </w:pPr>
+      <w:r>
+        <w:t>08. Extra practice · Design a revealing test</w:t>
+      </w:r>
+    </w:p>
+    <w:p>
+      <w:r>
+        <w:t>Predict before tracing or testing.</w:t>
+      </w:r>
+    </w:p>
+    <w:p>
+      <w:pPr>
+        <w:pStyle w:val="Heading2"/>
+      </w:pPr>
+      <w:r>
+        <w:t>Use this when helpful</w:t>
+      </w:r>
+    </w:p>
+    <w:p>
+      <w:pPr>
+        <w:spacing w:line="336" w:lineRule="auto" w:after="180"/>
+      </w:pPr>
+      <w:r>
+        <w:rPr>
+          <w:b w:val="0"/>
+        </w:rPr>
+        <w:t xml:space="preserve">Create a changed </w:t>
+      </w:r>
+      <w:r>
+        <w:rPr>
+          <w:b/>
+        </w:rPr>
+        <w:t>input</w:t>
+      </w:r>
+      <w:r>
+        <w:rPr>
+          <w:b w:val="0"/>
+        </w:rPr>
+        <w:t>, boundary case or missing-information case. Write the expected answer or safe response before testing.</w:t>
+      </w:r>
+    </w:p>
+    <w:tbl>
+      <w:tblPr>
+        <w:tblStyle w:val="LightShading-Accent1"/>
+        <w:tblW w:type="auto" w:w="0"/>
+        <w:tblLook w:firstColumn="1" w:firstRow="1" w:lastColumn="0" w:lastRow="0" w:noHBand="0" w:noVBand="1" w:val="04A0"/>
+      </w:tblPr>
+      <w:tblGrid>
+        <w:gridCol w:w="5112"/>
+        <w:gridCol w:w="5112"/>
+      </w:tblGrid>
+      <w:tr>
+        <w:trPr>
+          <w:tblHeader/>
+        </w:trPr>
+        <w:tc>
+          <w:tcPr>
+            <w:tcW w:type="dxa" w:w="5112"/>
+          </w:tcPr>
+          <w:p>
+            <w:r>
+              <w:t>Test record</w:t>
+            </w:r>
+          </w:p>
+        </w:tc>
+        <w:tc>
+          <w:tcPr>
+            <w:tcW w:type="dxa" w:w="5112"/>
+          </w:tcPr>
+          <w:p>
+            <w:r>
+              <w:t>My evidence</w:t>
+            </w:r>
+          </w:p>
+        </w:tc>
+      </w:tr>
+      <w:tr>
+        <w:tc>
+          <w:tcPr>
+            <w:tcW w:type="dxa" w:w="5112"/>
+          </w:tcPr>
+          <w:p>
+            <w:r>
+              <w:t>Changed input or condition</w:t>
+            </w:r>
+          </w:p>
+        </w:tc>
+        <w:tc>
+          <w:tcPr>
+            <w:tcW w:type="dxa" w:w="5112"/>
+          </w:tcPr>
+          <w:p>
+            <w:r/>
+          </w:p>
+        </w:tc>
+      </w:tr>
+      <w:tr>
+        <w:tc>
+          <w:tcPr>
+            <w:tcW w:type="dxa" w:w="5112"/>
+          </w:tcPr>
+          <w:p>
+            <w:r>
+              <w:t>Expected answer or fallback</w:t>
+            </w:r>
+          </w:p>
+        </w:tc>
+        <w:tc>
+          <w:tcPr>
+            <w:tcW w:type="dxa" w:w="5112"/>
+          </w:tcPr>
+          <w:p>
+            <w:r/>
+          </w:p>
+        </w:tc>
+      </w:tr>
+      <w:tr>
+        <w:tc>
+          <w:tcPr>
+            <w:tcW w:type="dxa" w:w="5112"/>
+          </w:tcPr>
+          <w:p>
+            <w:r>
+              <w:t>Observed result</w:t>
+            </w:r>
+          </w:p>
+        </w:tc>
+        <w:tc>
+          <w:tcPr>
+            <w:tcW w:type="dxa" w:w="5112"/>
+          </w:tcPr>
+          <w:p>
+            <w:r/>
+          </w:p>
+        </w:tc>
+      </w:tr>
+      <w:tr>
+        <w:tc>
+          <w:tcPr>
+            <w:tcW w:type="dxa" w:w="5112"/>
+          </w:tcPr>
+          <w:p>
+            <w:r>
+              <w:t>Why the result occurred</w:t>
+            </w:r>
+          </w:p>
+        </w:tc>
+        <w:tc>
+          <w:tcPr>
+            <w:tcW w:type="dxa" w:w="5112"/>
+          </w:tcPr>
+          <w:p>
+            <w:r/>
+          </w:p>
+        </w:tc>
+      </w:tr>
+    </w:tbl>
+    <w:p>
+      <w:pPr>
+        <w:pStyle w:val="Heading1"/>
+      </w:pPr>
+      <w:r>
+        <w:t>11. Reference · Original target response space</w:t>
+      </w:r>
+    </w:p>
+    <w:p>
+      <w:r>
+        <w:t>This teaching case is practice rather than a fresh assessment.</w:t>
+      </w:r>
+    </w:p>
+    <w:p>
+      <w:pPr>
+        <w:pStyle w:val="Heading2"/>
+      </w:pPr>
+      <w:r>
+        <w:t>Use this when helpful</w:t>
+      </w:r>
+    </w:p>
+    <w:p>
+      <w:pPr>
+        <w:spacing w:line="336" w:lineRule="auto" w:after="180"/>
+      </w:pPr>
+      <w:r>
+        <w:rPr>
+          <w:b w:val="0"/>
+        </w:rPr>
+        <w:t xml:space="preserve">Design a paper/plastic sorter that receives an object description. Include a mixed paper-and-plastic cup. Specify </w:t>
+      </w:r>
+      <w:r>
+        <w:rPr>
+          <w:b/>
+        </w:rPr>
+        <w:t>input</w:t>
+      </w:r>
+      <w:r>
+        <w:rPr>
+          <w:b w:val="0"/>
+        </w:rPr>
+        <w:t xml:space="preserve">s, </w:t>
+      </w:r>
+      <w:r>
+        <w:rPr>
+          <w:b/>
+        </w:rPr>
+        <w:t>output</w:t>
+      </w:r>
+      <w:r>
+        <w:rPr>
+          <w:b w:val="0"/>
+        </w:rPr>
+        <w:t>s and the uncertain-case action. Is the owner's name useful?</w:t>
+      </w:r>
+    </w:p>
+    <w:p>
+      <w:pPr>
+        <w:pStyle w:val="Heading3"/>
+      </w:pPr>
+      <w:r>
+        <w:t>My explanation after practice</w:t>
+      </w:r>
+    </w:p>
+    <w:p>
+      <w:r>
+        <w:t>________________________________________________________________</w:t>
+      </w:r>
+    </w:p>
+    <w:p>
+      <w:r>
+        <w:t>________________________________________________________________</w:t>
+      </w:r>
+    </w:p>
+    <w:p>
+      <w:r>
+        <w:t>________________________________________________________________</w:t>
+      </w:r>
+    </w:p>
+    <w:p>
+      <w:r>
+        <w:t>________________________________________________________________</w:t>
+      </w:r>
+    </w:p>
+    <w:p>
+      <w:r>
+        <w:t>________________________________________________________________</w:t>
+      </w:r>
+    </w:p>
+    <w:p>
+      <w:r>
+        <w:t>________________________________________________________________</w:t>
+      </w:r>
+    </w:p>
+    <w:p>
+      <w:r>
+        <w:t>________________________________________________________________</w:t>
+      </w:r>
+    </w:p>
+    <w:p>
+      <w:pPr>
+        <w:spacing w:line="336" w:lineRule="auto" w:after="180"/>
+      </w:pPr>
+      <w:r>
+        <w:rPr>
+          <w:b w:val="0"/>
+        </w:rPr>
+        <w:t>Record support used: none, hint or teacher explanation.</w:t>
+      </w:r>
+    </w:p>
+    <w:p>
+      <w:pPr>
+        <w:pStyle w:val="Heading1"/>
+      </w:pPr>
+      <w:r>
+        <w:t>15. Reference · Independent-case response copy</w:t>
+      </w:r>
+    </w:p>
+    <w:p>
+      <w:r>
+        <w:t>This duplicates W4. Reuse the same first-attempt record.</w:t>
+      </w:r>
+    </w:p>
+    <w:p>
+      <w:pPr>
+        <w:pStyle w:val="Heading2"/>
+      </w:pPr>
+      <w:r>
+        <w:t>Use this when helpful</w:t>
+      </w:r>
+    </w:p>
+    <w:p>
+      <w:pPr>
+        <w:spacing w:line="336" w:lineRule="auto" w:after="180"/>
+      </w:pPr>
+      <w:r>
+        <w:rPr>
+          <w:b w:val="0"/>
+        </w:rPr>
+        <w:t>A paper room recommender uses R1 first, capacity 6, quiet Yes; then R2, capacity 10, quiet No. Valid requests give a whole group size from 1 to 12 and Quiet required Yes or No.</w:t>
+      </w:r>
+    </w:p>
+    <w:p>
+      <w:pPr>
+        <w:spacing w:line="336" w:lineRule="auto" w:after="180"/>
+      </w:pPr>
+      <w:r>
+        <w:rPr>
+          <w:b w:val="0"/>
+        </w:rPr>
+        <w:t xml:space="preserve">A room fits when capacity is at least group size and the quiet condition is met; choose the first </w:t>
+      </w:r>
+      <w:r>
+        <w:rPr>
+          <w:b/>
+        </w:rPr>
+        <w:t>fitting</w:t>
+      </w:r>
+      <w:r>
+        <w:rPr>
+          <w:b w:val="0"/>
+        </w:rPr>
+        <w:t xml:space="preserve"> room. Record </w:t>
+      </w:r>
+      <w:r>
+        <w:rPr>
+          <w:b/>
+        </w:rPr>
+        <w:t>output</w:t>
+      </w:r>
+      <w:r>
+        <w:rPr>
+          <w:b w:val="0"/>
+        </w:rPr>
+        <w:t>s and reasons for 6 people Yes, 8 people No and 8 people Yes.</w:t>
+      </w:r>
+    </w:p>
+    <w:p>
+      <w:pPr>
+        <w:spacing w:line="336" w:lineRule="auto" w:after="180"/>
+      </w:pPr>
+      <w:r>
+        <w:rPr>
+          <w:b w:val="0"/>
+        </w:rPr>
+        <w:t xml:space="preserve">Explain how a manual </w:t>
+      </w:r>
+      <w:r>
+        <w:rPr>
+          <w:b/>
+        </w:rPr>
+        <w:t>baseline</w:t>
+      </w:r>
+      <w:r>
+        <w:rPr>
+          <w:b w:val="0"/>
+        </w:rPr>
+        <w:t xml:space="preserve"> can be compared fairly with a prototype. No real booking is allowed.</w:t>
+      </w:r>
+    </w:p>
+    <w:p>
+      <w:pPr>
+        <w:pStyle w:val="Heading3"/>
+      </w:pPr>
+      <w:r>
+        <w:t>My reasoning and evidence</w:t>
+      </w:r>
+    </w:p>
+    <w:p>
+      <w:r>
+        <w:t>________________________________________________________________</w:t>
+      </w:r>
+    </w:p>
+    <w:p>
+      <w:r>
+        <w:t>________________________________________________________________</w:t>
+      </w:r>
+    </w:p>
+    <w:p>
+      <w:r>
+        <w:t>________________________________________________________________</w:t>
+      </w:r>
+    </w:p>
+    <w:p>
+      <w:r>
+        <w:t>________________________________________________________________</w:t>
+      </w:r>
+    </w:p>
+    <w:p>
+      <w:r>
+        <w:t>________________________________________________________________</w:t>
+      </w:r>
+    </w:p>
+    <w:p>
+      <w:r>
+        <w:t>________________________________________________________________</w:t>
+      </w:r>
+    </w:p>
+    <w:p>
+      <w:r>
+        <w:t>________________________________________________________________</w:t>
+      </w:r>
+    </w:p>
+    <w:p>
+      <w:r>
+        <w:t>________________________________________________________________</w:t>
+      </w:r>
+    </w:p>
+    <w:p>
+      <w:pPr>
+        <w:pStyle w:val="Heading1"/>
+      </w:pPr>
+      <w:r>
+        <w:t>18. Extra practice · Use the worked picture</w:t>
+      </w:r>
+    </w:p>
+    <w:p>
+      <w:r>
+        <w:t>Keep the explanation and the support you used.</w:t>
+      </w:r>
+    </w:p>
+    <w:p>
+      <w:pPr>
+        <w:pStyle w:val="Heading2"/>
+      </w:pPr>
+      <w:r>
+        <w:t>Use this when helpful</w:t>
       </w:r>
     </w:p>
     <w:p>
@@ -2032,7 +2089,6 @@
     <w:p>
       <w:pPr>
         <w:spacing w:line="336" w:lineRule="auto" w:after="180"/>
-        <w:shd w:fill="F5F1FB"/>
       </w:pPr>
       <w:r>
         <w:rPr>
@@ -2081,16 +2137,7 @@
     </w:p>
     <w:p>
       <w:pPr>
-        <w:pStyle w:val="Heading3"/>
-      </w:pPr>
-      <w:r>
-        <w:t>Record the help used</w:t>
-      </w:r>
-    </w:p>
-    <w:p>
-      <w:pPr>
         <w:spacing w:line="336" w:lineRule="auto" w:after="180"/>
-        <w:shd w:fill="F1F6F8"/>
       </w:pPr>
       <w:r>
         <w:rPr>
@@ -2151,12 +2198,20 @@
         <w:pStyle w:val="Heading1"/>
       </w:pPr>
       <w:r>
-        <w:t>19. Project portfolio milestone</w:t>
-      </w:r>
-    </w:p>
-    <w:p>
-      <w:r>
-        <w:t>Keep this week’s input, deciding step, result and limit together in the Helpful Classroom Sorter record.</w:t>
+        <w:t>19. Reference · Project portfolio record</w:t>
+      </w:r>
+    </w:p>
+    <w:p>
+      <w:r>
+        <w:t>Extend your main project response when helpful.</w:t>
+      </w:r>
+    </w:p>
+    <w:p>
+      <w:pPr>
+        <w:pStyle w:val="Heading2"/>
+      </w:pPr>
+      <w:r>
+        <w:t>Use this when helpful</w:t>
       </w:r>
     </w:p>
     <w:p>
@@ -2382,12 +2437,536 @@
         <w:pStyle w:val="Heading1"/>
       </w:pPr>
       <w:r>
-        <w:t>20. Supported practice and learning evidence</w:t>
-      </w:r>
-    </w:p>
-    <w:p>
-      <w:r>
-        <w:t>Try the supported questions before comparing with hints and feedback. Record what you repaired and the evidence you retained.</w:t>
+        <w:t>20. Extra practice: pictures, repair and feedback</w:t>
+      </w:r>
+    </w:p>
+    <w:p>
+      <w:r>
+        <w:t>Attempt each question before opening its explanation. Use one browser or paper copy.</w:t>
+      </w:r>
+    </w:p>
+    <w:p>
+      <w:pPr>
+        <w:pStyle w:val="Heading2"/>
+      </w:pPr>
+      <w:r>
+        <w:t>First supported question</w:t>
+      </w:r>
+    </w:p>
+    <w:p>
+      <w:pPr>
+        <w:pStyle w:val="ListBullet"/>
+      </w:pPr>
+      <w:r>
+        <w:t>A fictional classroom chooses a storage bin for model parts.</w:t>
+      </w:r>
+    </w:p>
+    <w:p>
+      <w:pPr>
+        <w:pStyle w:val="Heading3"/>
+      </w:pPr>
+      <w:r>
+        <w:t>Practice 1: explain the deciding evidence</w:t>
+      </w:r>
+    </w:p>
+    <w:p>
+      <w:pPr>
+        <w:pStyle w:val="ListBullet"/>
+      </w:pPr>
+      <w:r>
+        <w:t>Which labelled step matches this detail? Report B2 and stop; save the comparison evidence.</w:t>
+      </w:r>
+    </w:p>
+    <w:p>
+      <w:pPr>
+        <w:pStyle w:val="ListBullet"/>
+      </w:pPr>
+      <w:r>
+        <w:t>1. Baseline output</w:t>
+      </w:r>
+    </w:p>
+    <w:p>
+      <w:pPr>
+        <w:pStyle w:val="ListBullet"/>
+      </w:pPr>
+      <w:r>
+        <w:t>2. Check first bin</w:t>
+      </w:r>
+    </w:p>
+    <w:p>
+      <w:pPr>
+        <w:pStyle w:val="ListBullet"/>
+      </w:pPr>
+      <w:r>
+        <w:t>3. Validate request</w:t>
+      </w:r>
+    </w:p>
+    <w:p>
+      <w:pPr>
+        <w:pStyle w:val="ListBullet"/>
+      </w:pPr>
+      <w:r>
+        <w:t>4. Check second bin</w:t>
+      </w:r>
+    </w:p>
+    <w:p>
+      <w:pPr>
+        <w:pStyle w:val="Heading3"/>
+      </w:pPr>
+      <w:r>
+        <w:t>My selected conclusion, deciding fact and explanation</w:t>
+      </w:r>
+    </w:p>
+    <w:p>
+      <w:r>
+        <w:t>________________________________________________________________</w:t>
+      </w:r>
+    </w:p>
+    <w:p>
+      <w:r>
+        <w:t>________________________________________________________________</w:t>
+      </w:r>
+    </w:p>
+    <w:p>
+      <w:r>
+        <w:t>________________________________________________________________</w:t>
+      </w:r>
+    </w:p>
+    <w:p>
+      <w:r>
+        <w:t>________________________________________________________________</w:t>
+      </w:r>
+    </w:p>
+    <w:p>
+      <w:r>
+        <w:t>________________________________________________________________</w:t>
+      </w:r>
+    </w:p>
+    <w:p>
+      <w:pPr>
+        <w:pStyle w:val="ListBullet"/>
+      </w:pPr>
+      <w:r>
+        <w:t>Hint if needed: Read the steps in the pictorial case. Match the supplied detail to the stage that performs or records it.</w:t>
+      </w:r>
+    </w:p>
+    <w:p>
+      <w:pPr>
+        <w:pStyle w:val="Heading2"/>
+      </w:pPr>
+      <w:r>
+        <w:t>Check the first explanation · reference / check after trying</w:t>
+      </w:r>
+    </w:p>
+    <w:p>
+      <w:pPr>
+        <w:spacing w:line="336" w:lineRule="auto" w:after="180"/>
+      </w:pPr>
+      <w:r>
+        <w:rPr>
+          <w:b w:val="0"/>
+        </w:rPr>
+        <w:t xml:space="preserve">After your attempt, compare with the supported explanation: </w:t>
+      </w:r>
+      <w:r>
+        <w:rPr>
+          <w:b/>
+        </w:rPr>
+        <w:t>Baseline</w:t>
+      </w:r>
+      <w:r>
+        <w:rPr>
+          <w:b w:val="0"/>
+        </w:rPr>
+        <w:t xml:space="preserve"> </w:t>
+      </w:r>
+      <w:r>
+        <w:rPr>
+          <w:b/>
+        </w:rPr>
+        <w:t>output</w:t>
+      </w:r>
+      <w:r>
+        <w:rPr>
+          <w:b w:val="0"/>
+        </w:rPr>
+        <w:t xml:space="preserve"> Report B2 and stop; save the comparison </w:t>
+      </w:r>
+      <w:r>
+        <w:rPr>
+          <w:b/>
+        </w:rPr>
+        <w:t>evidence</w:t>
+      </w:r>
+      <w:r>
+        <w:rPr>
+          <w:b w:val="0"/>
+        </w:rPr>
+        <w:t xml:space="preserve">. The </w:t>
+      </w:r>
+      <w:r>
+        <w:rPr>
+          <w:b/>
+        </w:rPr>
+        <w:t>baseline</w:t>
+      </w:r>
+      <w:r>
+        <w:rPr>
+          <w:b w:val="0"/>
+        </w:rPr>
+        <w:t xml:space="preserve"> is an ordered catalogue scan, not a preference ranking.</w:t>
+      </w:r>
+    </w:p>
+    <w:p>
+      <w:pPr>
+        <w:spacing w:line="336" w:lineRule="auto" w:after="180"/>
+      </w:pPr>
+      <w:r>
+        <w:rPr>
+          <w:b w:val="0"/>
+        </w:rPr>
+        <w:t xml:space="preserve">It makes expectations testable before a prototype is built. Count 10 is valid but has no matching bin; that differs from a blank count, which fails the </w:t>
+      </w:r>
+      <w:r>
+        <w:rPr>
+          <w:b/>
+        </w:rPr>
+        <w:t>input</w:t>
+      </w:r>
+      <w:r>
+        <w:rPr>
+          <w:b w:val="0"/>
+        </w:rPr>
+        <w:t xml:space="preserve"> contract. Both situations need explicit </w:t>
+      </w:r>
+      <w:r>
+        <w:rPr>
+          <w:b/>
+        </w:rPr>
+        <w:t>output</w:t>
+      </w:r>
+      <w:r>
+        <w:rPr>
+          <w:b w:val="0"/>
+        </w:rPr>
+        <w:t xml:space="preserve"> behavior.</w:t>
+      </w:r>
+    </w:p>
+    <w:p>
+      <w:pPr>
+        <w:pStyle w:val="Heading2"/>
+      </w:pPr>
+      <w:r>
+        <w:t>Changed-case question</w:t>
+      </w:r>
+    </w:p>
+    <w:p>
+      <w:pPr>
+        <w:pStyle w:val="Heading3"/>
+      </w:pPr>
+      <w:r>
+        <w:t>Practice 2: explain the deciding evidence</w:t>
+      </w:r>
+    </w:p>
+    <w:p>
+      <w:pPr>
+        <w:pStyle w:val="ListBullet"/>
+      </w:pPr>
+      <w:r>
+        <w:t>Changed-case practice: Change request 6 to 5. Which conclusion is supported by the supplied facts?</w:t>
+      </w:r>
+    </w:p>
+    <w:p>
+      <w:pPr>
+        <w:pStyle w:val="ListBullet"/>
+      </w:pPr>
+      <w:r>
+        <w:t>1. The baseline returns B1.</w:t>
+      </w:r>
+    </w:p>
+    <w:p>
+      <w:pPr>
+        <w:pStyle w:val="ListBullet"/>
+      </w:pPr>
+      <w:r>
+        <w:t>2. This one example guarantees correct results for every future input.</w:t>
+      </w:r>
+    </w:p>
+    <w:p>
+      <w:pPr>
+        <w:pStyle w:val="ListBullet"/>
+      </w:pPr>
+      <w:r>
+        <w:t>3. We can decide the result without examining the changed input or the procedure.</w:t>
+      </w:r>
+    </w:p>
+    <w:p>
+      <w:pPr>
+        <w:pStyle w:val="Heading3"/>
+      </w:pPr>
+      <w:r>
+        <w:t>My selected conclusion, deciding fact and explanation</w:t>
+      </w:r>
+    </w:p>
+    <w:p>
+      <w:r>
+        <w:t>________________________________________________________________</w:t>
+      </w:r>
+    </w:p>
+    <w:p>
+      <w:r>
+        <w:t>________________________________________________________________</w:t>
+      </w:r>
+    </w:p>
+    <w:p>
+      <w:r>
+        <w:t>________________________________________________________________</w:t>
+      </w:r>
+    </w:p>
+    <w:p>
+      <w:r>
+        <w:t>________________________________________________________________</w:t>
+      </w:r>
+    </w:p>
+    <w:p>
+      <w:r>
+        <w:t>________________________________________________________________</w:t>
+      </w:r>
+    </w:p>
+    <w:p>
+      <w:pPr>
+        <w:pStyle w:val="ListBullet"/>
+      </w:pPr>
+      <w:r>
+        <w:t>Hint if needed: Use the changed condition and the deciding step in the pictorial trace. The answer must say what follows from those facts.</w:t>
+      </w:r>
+    </w:p>
+    <w:p>
+      <w:pPr>
+        <w:pStyle w:val="Heading2"/>
+      </w:pPr>
+      <w:r>
+        <w:t>Check the changed case · reference / check after trying</w:t>
+      </w:r>
+    </w:p>
+    <w:p>
+      <w:pPr>
+        <w:spacing w:line="336" w:lineRule="auto" w:after="180"/>
+      </w:pPr>
+      <w:r>
+        <w:rPr>
+          <w:b w:val="0"/>
+        </w:rPr>
+        <w:t xml:space="preserve">After your attempt, compare with the supported explanation: The </w:t>
+      </w:r>
+      <w:r>
+        <w:rPr>
+          <w:b/>
+        </w:rPr>
+        <w:t>baseline</w:t>
+      </w:r>
+      <w:r>
+        <w:rPr>
+          <w:b w:val="0"/>
+        </w:rPr>
+        <w:t xml:space="preserve"> returns B1. Its capacity equals the request, and at least includes equality.</w:t>
+      </w:r>
+    </w:p>
+    <w:p>
+      <w:pPr>
+        <w:pStyle w:val="Heading2"/>
+      </w:pPr>
+      <w:r>
+        <w:t>Repair and save your work</w:t>
+      </w:r>
+    </w:p>
+    <w:p>
+      <w:pPr>
+        <w:spacing w:line="336" w:lineRule="auto" w:after="180"/>
+      </w:pPr>
+      <w:r>
+        <w:rPr>
+          <w:b w:val="0"/>
+        </w:rPr>
+        <w:t xml:space="preserve">Review Find a Real Problem (ai-1/29). Goal: Describe a specific user difficulty using supplied </w:t>
+      </w:r>
+      <w:r>
+        <w:rPr>
+          <w:b/>
+        </w:rPr>
+        <w:t>evidence</w:t>
+      </w:r>
+      <w:r>
+        <w:rPr>
+          <w:b w:val="0"/>
+        </w:rPr>
+        <w:t xml:space="preserve"> without inventing its cause.</w:t>
+      </w:r>
+    </w:p>
+    <w:p>
+      <w:pPr>
+        <w:spacing w:line="336" w:lineRule="auto" w:after="180"/>
+      </w:pPr>
+      <w:r>
+        <w:rPr>
+          <w:b w:val="0"/>
+        </w:rPr>
+        <w:t xml:space="preserve">Short practice: Write a one-sentence project goal and say what </w:t>
+      </w:r>
+      <w:r>
+        <w:rPr>
+          <w:b/>
+        </w:rPr>
+        <w:t>evidence</w:t>
+      </w:r>
+      <w:r>
+        <w:rPr>
+          <w:b w:val="0"/>
+        </w:rPr>
+        <w:t xml:space="preserve"> would count as a failure.. Return to this week and explain what you changed.</w:t>
+      </w:r>
+    </w:p>
+    <w:p>
+      <w:pPr>
+        <w:spacing w:line="336" w:lineRule="auto" w:after="180"/>
+      </w:pPr>
+      <w:r>
+        <w:rPr>
+          <w:b w:val="0"/>
+        </w:rPr>
+        <w:t xml:space="preserve">Review Verify Important </w:t>
+      </w:r>
+      <w:r>
+        <w:rPr>
+          <w:b/>
+        </w:rPr>
+        <w:t>Output</w:t>
+      </w:r>
+      <w:r>
+        <w:rPr>
+          <w:b w:val="0"/>
+        </w:rPr>
+        <w:t xml:space="preserve">s (ai-1/27). Goal: Separate an answer into claims and connect each claim to relevant </w:t>
+      </w:r>
+      <w:r>
+        <w:rPr>
+          <w:b/>
+        </w:rPr>
+        <w:t>evidence</w:t>
+      </w:r>
+      <w:r>
+        <w:rPr>
+          <w:b w:val="0"/>
+        </w:rPr>
+        <w:t>.</w:t>
+      </w:r>
+    </w:p>
+    <w:p>
+      <w:pPr>
+        <w:spacing w:line="336" w:lineRule="auto" w:after="180"/>
+      </w:pPr>
+      <w:r>
+        <w:rPr>
+          <w:b w:val="0"/>
+        </w:rPr>
+        <w:t>Short practice: Correct the draft and identify which part needs another source rather than a calculation.. Return to this week and explain what you changed.</w:t>
+      </w:r>
+    </w:p>
+    <w:p>
+      <w:pPr>
+        <w:spacing w:line="336" w:lineRule="auto" w:after="180"/>
+      </w:pPr>
+      <w:r>
+        <w:rPr>
+          <w:b w:val="0"/>
+        </w:rPr>
+        <w:t>Review Privacy by Choosing Less (ai-1/24). Goal: Justify which information a stated task needs and remove unnecessary fields.</w:t>
+      </w:r>
+    </w:p>
+    <w:p>
+      <w:pPr>
+        <w:spacing w:line="336" w:lineRule="auto" w:after="180"/>
+      </w:pPr>
+      <w:r>
+        <w:rPr>
+          <w:b w:val="0"/>
+        </w:rPr>
+        <w:t>Short practice: For the original task, does adding an anonymous-looking pupil code improve the repair count?. Return to this week and explain what you changed.</w:t>
+      </w:r>
+    </w:p>
+    <w:p>
+      <w:pPr>
+        <w:spacing w:line="336" w:lineRule="auto" w:after="180"/>
+      </w:pPr>
+      <w:r>
+        <w:rPr>
+          <w:b w:val="0"/>
+        </w:rPr>
+        <w:t xml:space="preserve">Use Download completed work in the hosted lesson to export your answers, reflections, practice feedback and code-run </w:t>
+      </w:r>
+      <w:r>
+        <w:rPr>
+          <w:b/>
+        </w:rPr>
+        <w:t>evidence</w:t>
+      </w:r>
+      <w:r>
+        <w:rPr>
+          <w:b w:val="0"/>
+        </w:rPr>
+        <w:t>. Open the HTML copy to read or print it.</w:t>
+      </w:r>
+    </w:p>
+    <w:p>
+      <w:pPr>
+        <w:spacing w:line="336" w:lineRule="auto" w:after="180"/>
+      </w:pPr>
+      <w:r>
+        <w:rPr>
+          <w:b w:val="0"/>
+        </w:rPr>
+        <w:t>Drafts stay in this browser when storage is available; clear drafts on a shared device.</w:t>
+      </w:r>
+    </w:p>
+    <w:p>
+      <w:pPr>
+        <w:pStyle w:val="Heading3"/>
+      </w:pPr>
+      <w:r>
+        <w:t>What I repaired, the evidence I kept and the next test</w:t>
+      </w:r>
+    </w:p>
+    <w:p>
+      <w:r>
+        <w:t>________________________________________________________________</w:t>
+      </w:r>
+    </w:p>
+    <w:p>
+      <w:r>
+        <w:t>________________________________________________________________</w:t>
+      </w:r>
+    </w:p>
+    <w:p>
+      <w:r>
+        <w:t>________________________________________________________________</w:t>
+      </w:r>
+    </w:p>
+    <w:p>
+      <w:r>
+        <w:t>________________________________________________________________</w:t>
+      </w:r>
+    </w:p>
+    <w:p>
+      <w:r>
+        <w:t>________________________________________________________________</w:t>
+      </w:r>
+    </w:p>
+    <w:p>
+      <w:pPr>
+        <w:pStyle w:val="Heading2"/>
+      </w:pPr>
+      <w:r>
+        <w:t>Earlier wording, alternatives and picture transcripts · reference / check after trying</w:t>
       </w:r>
     </w:p>
     <w:p>
@@ -2403,110 +2982,10 @@
     </w:p>
     <w:p>
       <w:pPr>
-        <w:spacing w:line="336" w:lineRule="auto" w:after="180"/>
-      </w:pPr>
-      <w:r>
-        <w:rPr>
-          <w:b w:val="0"/>
-        </w:rPr>
-        <w:t>A fictional classroom chooses a storage bin for model parts.</w:t>
-      </w:r>
-    </w:p>
-    <w:p>
-      <w:pPr>
         <w:pStyle w:val="Heading3"/>
       </w:pPr>
       <w:r>
-        <w:t>Practice 1: explain the deciding evidence</w:t>
-      </w:r>
-    </w:p>
-    <w:p>
-      <w:pPr>
-        <w:spacing w:line="336" w:lineRule="auto" w:after="180"/>
-      </w:pPr>
-      <w:r>
-        <w:rPr>
-          <w:b w:val="0"/>
-        </w:rPr>
-        <w:t xml:space="preserve">Which labelled step matches this detail? Report B2 and stop; save the comparison </w:t>
-      </w:r>
-      <w:r>
-        <w:rPr>
-          <w:b/>
-        </w:rPr>
-        <w:t>evidence</w:t>
-      </w:r>
-      <w:r>
-        <w:rPr>
-          <w:b w:val="0"/>
-        </w:rPr>
-        <w:t>.</w:t>
-      </w:r>
-    </w:p>
-    <w:p>
-      <w:pPr>
-        <w:spacing w:line="336" w:lineRule="auto" w:after="180"/>
-        <w:shd w:fill="F4F9FC"/>
-      </w:pPr>
-      <w:r>
-        <w:rPr>
-          <w:b w:val="0"/>
-        </w:rPr>
-        <w:t xml:space="preserve">1. </w:t>
-      </w:r>
-      <w:r>
-        <w:rPr>
-          <w:b/>
-        </w:rPr>
-        <w:t>Baseline</w:t>
-      </w:r>
-      <w:r>
-        <w:rPr>
-          <w:b w:val="0"/>
-        </w:rPr>
-        <w:t xml:space="preserve"> </w:t>
-      </w:r>
-      <w:r>
-        <w:rPr>
-          <w:b/>
-        </w:rPr>
-        <w:t>output</w:t>
-      </w:r>
-    </w:p>
-    <w:p>
-      <w:pPr>
-        <w:spacing w:line="336" w:lineRule="auto" w:after="180"/>
-        <w:shd w:fill="F4F9FC"/>
-      </w:pPr>
-      <w:r>
-        <w:rPr>
-          <w:b w:val="0"/>
-        </w:rPr>
-        <w:t>2. Check first bin</w:t>
-      </w:r>
-    </w:p>
-    <w:p>
-      <w:pPr>
-        <w:spacing w:line="336" w:lineRule="auto" w:after="180"/>
-        <w:shd w:fill="F4F9FC"/>
-      </w:pPr>
-      <w:r>
-        <w:rPr>
-          <w:b w:val="0"/>
-        </w:rPr>
-        <w:t>3. Validate request</w:t>
-      </w:r>
-    </w:p>
-    <w:p>
-      <w:pPr>
-        <w:spacing w:line="336" w:lineRule="auto" w:after="180"/>
-        <w:shd w:fill="F4F9FC"/>
-      </w:pPr>
-      <w:r>
-        <w:rPr>
-          <w:b w:val="0"/>
-        </w:rPr>
-        <w:t>4. Check second bin</w:t>
+        <w:t>Repair a missing building block</w:t>
       </w:r>
     </w:p>
     <w:p>
@@ -2514,556 +2993,25 @@
         <w:pStyle w:val="Heading3"/>
       </w:pPr>
       <w:r>
-        <w:t>My selected conclusion, deciding fact and explanation</w:t>
-      </w:r>
-    </w:p>
-    <w:p>
-      <w:r>
-        <w:t>________________________________________________________________</w:t>
-      </w:r>
-    </w:p>
-    <w:p>
-      <w:r>
-        <w:t>________________________________________________________________</w:t>
-      </w:r>
-    </w:p>
-    <w:p>
-      <w:r>
-        <w:t>________________________________________________________________</w:t>
-      </w:r>
-    </w:p>
-    <w:p>
-      <w:r>
-        <w:t>________________________________________________________________</w:t>
-      </w:r>
-    </w:p>
-    <w:p>
-      <w:r>
-        <w:t>________________________________________________________________</w:t>
-      </w:r>
-    </w:p>
-    <w:p>
-      <w:pPr>
-        <w:pStyle w:val="Heading3"/>
-      </w:pPr>
-      <w:r>
-        <w:t>Hint · try first</w:t>
-      </w:r>
-    </w:p>
-    <w:p>
-      <w:pPr>
-        <w:spacing w:line="336" w:lineRule="auto" w:after="180"/>
-        <w:shd w:fill="F1F6F8"/>
-      </w:pPr>
-      <w:r>
-        <w:rPr>
-          <w:b w:val="0"/>
-        </w:rPr>
-        <w:t>Hint if needed: Read the steps in the pictorial case. Match the supplied detail to the stage that performs or records it.</w:t>
-      </w:r>
-    </w:p>
-    <w:p>
-      <w:pPr>
-        <w:pStyle w:val="Heading3"/>
-      </w:pPr>
-      <w:r>
-        <w:t>Feedback · compare after trying</w:t>
-      </w:r>
-    </w:p>
-    <w:p>
-      <w:pPr>
-        <w:spacing w:line="336" w:lineRule="auto" w:after="180"/>
-        <w:shd w:fill="F1F6FC"/>
-      </w:pPr>
-      <w:r>
-        <w:rPr>
-          <w:b w:val="0"/>
-        </w:rPr>
-        <w:t xml:space="preserve">After your attempt, compare with the supported explanation: </w:t>
-      </w:r>
-      <w:r>
-        <w:rPr>
-          <w:b/>
-        </w:rPr>
-        <w:t>Baseline</w:t>
-      </w:r>
-      <w:r>
-        <w:rPr>
-          <w:b w:val="0"/>
-        </w:rPr>
-        <w:t xml:space="preserve"> </w:t>
-      </w:r>
-      <w:r>
-        <w:rPr>
-          <w:b/>
-        </w:rPr>
-        <w:t>output</w:t>
-      </w:r>
-      <w:r>
-        <w:rPr>
-          <w:b w:val="0"/>
-        </w:rPr>
-        <w:t xml:space="preserve"> Report B2 and stop; save the comparison </w:t>
-      </w:r>
-      <w:r>
-        <w:rPr>
-          <w:b/>
-        </w:rPr>
-        <w:t>evidence</w:t>
-      </w:r>
-      <w:r>
-        <w:rPr>
-          <w:b w:val="0"/>
-        </w:rPr>
-        <w:t xml:space="preserve">. The </w:t>
-      </w:r>
-      <w:r>
-        <w:rPr>
-          <w:b/>
-        </w:rPr>
-        <w:t>baseline</w:t>
-      </w:r>
-      <w:r>
-        <w:rPr>
-          <w:b w:val="0"/>
-        </w:rPr>
-        <w:t xml:space="preserve"> is an ordered catalogue scan, not a preference ranking.</w:t>
-      </w:r>
-    </w:p>
-    <w:p>
-      <w:pPr>
-        <w:spacing w:line="336" w:lineRule="auto" w:after="180"/>
-        <w:shd w:fill="F1F6FC"/>
-      </w:pPr>
-      <w:r>
-        <w:rPr>
-          <w:b w:val="0"/>
-        </w:rPr>
-        <w:t xml:space="preserve">It makes expectations testable before a prototype is built. Count 10 is valid but has no matching bin; that differs from a blank count, which fails the </w:t>
-      </w:r>
-      <w:r>
-        <w:rPr>
-          <w:b/>
-        </w:rPr>
-        <w:t>input</w:t>
-      </w:r>
-      <w:r>
-        <w:rPr>
-          <w:b w:val="0"/>
-        </w:rPr>
-        <w:t xml:space="preserve"> contract. Both situations need explicit </w:t>
-      </w:r>
-      <w:r>
-        <w:rPr>
-          <w:b/>
-        </w:rPr>
-        <w:t>output</w:t>
-      </w:r>
-      <w:r>
-        <w:rPr>
-          <w:b w:val="0"/>
-        </w:rPr>
-        <w:t xml:space="preserve"> behavior.</w:t>
-      </w:r>
-    </w:p>
-    <w:p>
-      <w:pPr>
-        <w:pStyle w:val="Heading3"/>
-      </w:pPr>
-      <w:r>
-        <w:t>Practice 2: explain the deciding evidence</w:t>
-      </w:r>
-    </w:p>
-    <w:p>
-      <w:pPr>
-        <w:pStyle w:val="Heading3"/>
-      </w:pPr>
-      <w:r>
-        <w:t>Changed case · predict first</w:t>
-      </w:r>
-    </w:p>
-    <w:p>
-      <w:pPr>
-        <w:spacing w:line="336" w:lineRule="auto" w:after="180"/>
-        <w:shd w:fill="F5F1FB"/>
-      </w:pPr>
-      <w:r>
-        <w:rPr>
-          <w:b w:val="0"/>
-        </w:rPr>
-        <w:t>Changed-case practice: Change request 6 to 5. Which conclusion is supported by the supplied facts?</w:t>
-      </w:r>
-    </w:p>
-    <w:p>
-      <w:pPr>
-        <w:spacing w:line="336" w:lineRule="auto" w:after="180"/>
-        <w:shd w:fill="F4F9FC"/>
-      </w:pPr>
-      <w:r>
-        <w:rPr>
-          <w:b w:val="0"/>
-        </w:rPr>
-        <w:t xml:space="preserve">1. The </w:t>
-      </w:r>
-      <w:r>
-        <w:rPr>
-          <w:b/>
-        </w:rPr>
-        <w:t>baseline</w:t>
-      </w:r>
-      <w:r>
-        <w:rPr>
-          <w:b w:val="0"/>
-        </w:rPr>
-        <w:t xml:space="preserve"> returns B1.</w:t>
-      </w:r>
-    </w:p>
-    <w:p>
-      <w:pPr>
-        <w:spacing w:line="336" w:lineRule="auto" w:after="180"/>
-        <w:shd w:fill="F4F9FC"/>
-      </w:pPr>
-      <w:r>
-        <w:rPr>
-          <w:b w:val="0"/>
-        </w:rPr>
-        <w:t xml:space="preserve">2. This one example guarantees correct results for every future </w:t>
-      </w:r>
-      <w:r>
-        <w:rPr>
-          <w:b/>
-        </w:rPr>
-        <w:t>input</w:t>
-      </w:r>
-      <w:r>
-        <w:rPr>
-          <w:b w:val="0"/>
-        </w:rPr>
-        <w:t>.</w:t>
-      </w:r>
-    </w:p>
-    <w:p>
-      <w:pPr>
-        <w:spacing w:line="336" w:lineRule="auto" w:after="180"/>
-        <w:shd w:fill="F4F9FC"/>
-      </w:pPr>
-      <w:r>
-        <w:rPr>
-          <w:b w:val="0"/>
-        </w:rPr>
-        <w:t xml:space="preserve">3. We can decide the result without examining the changed </w:t>
-      </w:r>
-      <w:r>
-        <w:rPr>
-          <w:b/>
-        </w:rPr>
-        <w:t>input</w:t>
-      </w:r>
-      <w:r>
-        <w:rPr>
-          <w:b w:val="0"/>
-        </w:rPr>
-        <w:t xml:space="preserve"> or the procedure.</w:t>
-      </w:r>
-    </w:p>
-    <w:p>
-      <w:pPr>
-        <w:pStyle w:val="Heading3"/>
-      </w:pPr>
-      <w:r>
-        <w:t>My selected conclusion, deciding fact and explanation</w:t>
-      </w:r>
-    </w:p>
-    <w:p>
-      <w:r>
-        <w:t>________________________________________________________________</w:t>
-      </w:r>
-    </w:p>
-    <w:p>
-      <w:r>
-        <w:t>________________________________________________________________</w:t>
-      </w:r>
-    </w:p>
-    <w:p>
-      <w:r>
-        <w:t>________________________________________________________________</w:t>
-      </w:r>
-    </w:p>
-    <w:p>
-      <w:r>
-        <w:t>________________________________________________________________</w:t>
-      </w:r>
-    </w:p>
-    <w:p>
-      <w:r>
-        <w:t>________________________________________________________________</w:t>
-      </w:r>
-    </w:p>
-    <w:p>
-      <w:pPr>
-        <w:pStyle w:val="Heading3"/>
-      </w:pPr>
-      <w:r>
-        <w:t>Hint · try first</w:t>
-      </w:r>
-    </w:p>
-    <w:p>
-      <w:pPr>
-        <w:spacing w:line="336" w:lineRule="auto" w:after="180"/>
-        <w:shd w:fill="F1F6F8"/>
-      </w:pPr>
-      <w:r>
-        <w:rPr>
-          <w:b w:val="0"/>
-        </w:rPr>
-        <w:t>Hint if needed: Use the changed condition and the deciding step in the pictorial trace. The answer must say what follows from those facts.</w:t>
-      </w:r>
-    </w:p>
-    <w:p>
-      <w:pPr>
-        <w:pStyle w:val="Heading3"/>
-      </w:pPr>
-      <w:r>
-        <w:t>Feedback · compare after trying</w:t>
-      </w:r>
-    </w:p>
-    <w:p>
-      <w:pPr>
-        <w:spacing w:line="336" w:lineRule="auto" w:after="180"/>
-        <w:shd w:fill="F1F6FC"/>
-      </w:pPr>
-      <w:r>
-        <w:rPr>
-          <w:b w:val="0"/>
-        </w:rPr>
-        <w:t xml:space="preserve">After your attempt, compare with the supported explanation: The </w:t>
-      </w:r>
-      <w:r>
-        <w:rPr>
-          <w:b/>
-        </w:rPr>
-        <w:t>baseline</w:t>
-      </w:r>
-      <w:r>
-        <w:rPr>
-          <w:b w:val="0"/>
-        </w:rPr>
-        <w:t xml:space="preserve"> returns B1. Its capacity equals the request, and at least includes equality.</w:t>
-      </w:r>
-    </w:p>
-    <w:p>
-      <w:pPr>
-        <w:pStyle w:val="Heading3"/>
-      </w:pPr>
-      <w:r>
-        <w:t>Repair a missing building block</w:t>
-      </w:r>
-    </w:p>
-    <w:p>
-      <w:pPr>
-        <w:spacing w:line="336" w:lineRule="auto" w:after="180"/>
-      </w:pPr>
-      <w:r>
-        <w:rPr>
-          <w:b w:val="0"/>
-        </w:rPr>
-        <w:t xml:space="preserve">Review Find a Real Problem (ai-1/29). Goal: Describe a specific user difficulty using supplied </w:t>
-      </w:r>
-      <w:r>
-        <w:rPr>
-          <w:b/>
-        </w:rPr>
-        <w:t>evidence</w:t>
-      </w:r>
-      <w:r>
-        <w:rPr>
-          <w:b w:val="0"/>
-        </w:rPr>
-        <w:t xml:space="preserve"> without inventing its cause.</w:t>
-      </w:r>
-    </w:p>
-    <w:p>
-      <w:pPr>
-        <w:spacing w:line="336" w:lineRule="auto" w:after="180"/>
-      </w:pPr>
-      <w:r>
-        <w:rPr>
-          <w:b w:val="0"/>
-        </w:rPr>
-        <w:t xml:space="preserve">Short practice: Write a one-sentence project goal and say what </w:t>
-      </w:r>
-      <w:r>
-        <w:rPr>
-          <w:b/>
-        </w:rPr>
-        <w:t>evidence</w:t>
-      </w:r>
-      <w:r>
-        <w:rPr>
-          <w:b w:val="0"/>
-        </w:rPr>
-        <w:t xml:space="preserve"> would count as a failure.. Return to this week and explain what you changed.</w:t>
-      </w:r>
-    </w:p>
-    <w:p>
-      <w:pPr>
-        <w:spacing w:line="336" w:lineRule="auto" w:after="180"/>
-      </w:pPr>
-      <w:r>
-        <w:rPr>
-          <w:b w:val="0"/>
-        </w:rPr>
-        <w:t xml:space="preserve">Review Verify Important </w:t>
-      </w:r>
-      <w:r>
-        <w:rPr>
-          <w:b/>
-        </w:rPr>
-        <w:t>Output</w:t>
-      </w:r>
-      <w:r>
-        <w:rPr>
-          <w:b w:val="0"/>
-        </w:rPr>
-        <w:t xml:space="preserve">s (ai-1/27). Goal: Separate an answer into claims and connect each claim to relevant </w:t>
-      </w:r>
-      <w:r>
-        <w:rPr>
-          <w:b/>
-        </w:rPr>
-        <w:t>evidence</w:t>
-      </w:r>
-      <w:r>
-        <w:rPr>
-          <w:b w:val="0"/>
-        </w:rPr>
-        <w:t>.</w:t>
-      </w:r>
-    </w:p>
-    <w:p>
-      <w:pPr>
-        <w:spacing w:line="336" w:lineRule="auto" w:after="180"/>
-      </w:pPr>
-      <w:r>
-        <w:rPr>
-          <w:b w:val="0"/>
-        </w:rPr>
-        <w:t>Short practice: Correct the draft and identify which part needs another source rather than a calculation.. Return to this week and explain what you changed.</w:t>
-      </w:r>
-    </w:p>
-    <w:p>
-      <w:pPr>
-        <w:spacing w:line="336" w:lineRule="auto" w:after="180"/>
-      </w:pPr>
-      <w:r>
-        <w:rPr>
-          <w:b w:val="0"/>
-        </w:rPr>
-        <w:t>Review Privacy by Choosing Less (ai-1/24). Goal: Justify which information a stated task needs and remove unnecessary fields.</w:t>
-      </w:r>
-    </w:p>
-    <w:p>
-      <w:pPr>
-        <w:spacing w:line="336" w:lineRule="auto" w:after="180"/>
-      </w:pPr>
-      <w:r>
-        <w:rPr>
-          <w:b w:val="0"/>
-        </w:rPr>
-        <w:t>Short practice: For the original task, does adding an anonymous-looking pupil code improve the repair count?. Return to this week and explain what you changed.</w:t>
-      </w:r>
-    </w:p>
-    <w:p>
-      <w:pPr>
-        <w:pStyle w:val="Heading3"/>
-      </w:pPr>
-      <w:r>
         <w:t>Keep your completed work</w:t>
       </w:r>
     </w:p>
     <w:p>
       <w:pPr>
-        <w:spacing w:line="336" w:lineRule="auto" w:after="180"/>
-      </w:pPr>
-      <w:r>
-        <w:rPr>
-          <w:b w:val="0"/>
-        </w:rPr>
-        <w:t xml:space="preserve">Use Download completed work in the hosted lesson to export your answers, reflections, practice feedback and code-run </w:t>
-      </w:r>
-      <w:r>
-        <w:rPr>
-          <w:b/>
-        </w:rPr>
-        <w:t>evidence</w:t>
-      </w:r>
-      <w:r>
-        <w:rPr>
-          <w:b w:val="0"/>
-        </w:rPr>
-        <w:t>. Open the HTML copy to read or print it.</w:t>
-      </w:r>
-    </w:p>
-    <w:p>
-      <w:pPr>
-        <w:spacing w:line="336" w:lineRule="auto" w:after="180"/>
-      </w:pPr>
-      <w:r>
-        <w:rPr>
-          <w:b w:val="0"/>
-        </w:rPr>
-        <w:t>Drafts stay in this browser when storage is available; clear drafts on a shared device.</w:t>
-      </w:r>
-    </w:p>
-    <w:p>
-      <w:pPr>
-        <w:pStyle w:val="Heading3"/>
-      </w:pPr>
-      <w:r>
-        <w:t>What I repaired, the evidence I kept and the next test</w:t>
-      </w:r>
-    </w:p>
-    <w:p>
-      <w:r>
-        <w:t>________________________________________________________________</w:t>
-      </w:r>
-    </w:p>
-    <w:p>
-      <w:r>
-        <w:t>________________________________________________________________</w:t>
-      </w:r>
-    </w:p>
-    <w:p>
-      <w:r>
-        <w:t>________________________________________________________________</w:t>
-      </w:r>
-    </w:p>
-    <w:p>
-      <w:r>
-        <w:t>________________________________________________________________</w:t>
-      </w:r>
-    </w:p>
-    <w:p>
-      <w:r>
-        <w:t>________________________________________________________________</w:t>
-      </w:r>
-    </w:p>
-    <w:p>
-      <w:pPr>
         <w:pStyle w:val="Heading1"/>
       </w:pPr>
       <w:r>
-        <w:t>21. Visual concept journey</w:t>
-      </w:r>
-    </w:p>
-    <w:p>
-      <w:r>
-        <w:t>Explain each Choose Inputs and Outputs picture from its labels, then record a relevant limit.</w:t>
-      </w:r>
-    </w:p>
-    <w:p>
-      <w:pPr>
-        <w:pStyle w:val="Heading3"/>
+        <w:t>21. Reference · Six-picture response sheets</w:t>
+      </w:r>
+    </w:p>
+    <w:p>
+      <w:r>
+        <w:t>Choose the image that helps rather than repeating all six.</w:t>
+      </w:r>
+    </w:p>
+    <w:p>
+      <w:pPr>
+        <w:pStyle w:val="Heading2"/>
       </w:pPr>
       <w:r>
         <w:t>01. Choose Inputs and Outputs: the case</w:t>
@@ -3142,7 +3090,6 @@
     <w:p>
       <w:pPr>
         <w:spacing w:line="336" w:lineRule="auto" w:after="180"/>
-        <w:shd w:fill="F5F1FB"/>
       </w:pPr>
       <w:r>
         <w:rPr>
@@ -3181,7 +3128,7 @@
     </w:p>
     <w:p>
       <w:pPr>
-        <w:pStyle w:val="Heading3"/>
+        <w:pStyle w:val="Heading2"/>
       </w:pPr>
       <w:r>
         <w:t>02. Follow the deciding steps</w:t>
@@ -3273,7 +3220,6 @@
     <w:p>
       <w:pPr>
         <w:spacing w:line="336" w:lineRule="auto" w:after="180"/>
-        <w:shd w:fill="F5F1FB"/>
       </w:pPr>
       <w:r>
         <w:rPr>
@@ -3324,7 +3270,7 @@
     </w:p>
     <w:p>
       <w:pPr>
-        <w:pStyle w:val="Heading3"/>
+        <w:pStyle w:val="Heading2"/>
       </w:pPr>
       <w:r>
         <w:t>03. The manual checklist baseline</w:t>
@@ -3475,7 +3421,6 @@
     <w:p>
       <w:pPr>
         <w:spacing w:line="336" w:lineRule="auto" w:after="180"/>
-        <w:shd w:fill="F5F1FB"/>
       </w:pPr>
       <w:r>
         <w:rPr>
@@ -3514,7 +3459,7 @@
     </w:p>
     <w:p>
       <w:pPr>
-        <w:pStyle w:val="Heading3"/>
+        <w:pStyle w:val="Heading2"/>
       </w:pPr>
       <w:r>
         <w:t>04. Change one thing. Trace what follows.</w:t>
@@ -3594,7 +3539,6 @@
     <w:p>
       <w:pPr>
         <w:spacing w:line="336" w:lineRule="auto" w:after="180"/>
-        <w:shd w:fill="F5F1FB"/>
       </w:pPr>
       <w:r>
         <w:rPr>
@@ -3633,7 +3577,7 @@
     </w:p>
     <w:p>
       <w:pPr>
-        <w:pStyle w:val="Heading3"/>
+        <w:pStyle w:val="Heading2"/>
       </w:pPr>
       <w:r>
         <w:t>05. Connect the explanation to its limit</w:t>
@@ -3759,7 +3703,6 @@
     <w:p>
       <w:pPr>
         <w:spacing w:line="336" w:lineRule="auto" w:after="180"/>
-        <w:shd w:fill="F5F1FB"/>
       </w:pPr>
       <w:r>
         <w:rPr>
@@ -3798,7 +3741,7 @@
     </w:p>
     <w:p>
       <w:pPr>
-        <w:pStyle w:val="Heading3"/>
+        <w:pStyle w:val="Heading2"/>
       </w:pPr>
       <w:r>
         <w:t>06. Make the idea visible in your project</w:t>
@@ -3901,7 +3844,6 @@
     <w:p>
       <w:pPr>
         <w:spacing w:line="336" w:lineRule="auto" w:after="180"/>
-        <w:shd w:fill="F5F1FB"/>
       </w:pPr>
       <w:r>
         <w:rPr>
@@ -3948,6 +3890,62 @@
     <w:p>
       <w:r>
         <w:t>________________________________________________________________</w:t>
+      </w:r>
+    </w:p>
+    <w:p>
+      <w:pPr>
+        <w:pStyle w:val="Heading2"/>
+      </w:pPr>
+      <w:r>
+        <w:t>Earlier wording, alternatives and picture transcripts · reference / check after trying</w:t>
+      </w:r>
+    </w:p>
+    <w:p>
+      <w:pPr>
+        <w:pStyle w:val="Heading3"/>
+      </w:pPr>
+      <w:r>
+        <w:t>01. Choose Inputs and Outputs: the case</w:t>
+      </w:r>
+    </w:p>
+    <w:p>
+      <w:pPr>
+        <w:pStyle w:val="Heading3"/>
+      </w:pPr>
+      <w:r>
+        <w:t>02. Follow the deciding steps</w:t>
+      </w:r>
+    </w:p>
+    <w:p>
+      <w:pPr>
+        <w:pStyle w:val="Heading3"/>
+      </w:pPr>
+      <w:r>
+        <w:t>03. The manual checklist baseline</w:t>
+      </w:r>
+    </w:p>
+    <w:p>
+      <w:pPr>
+        <w:pStyle w:val="Heading3"/>
+      </w:pPr>
+      <w:r>
+        <w:t>04. Change one thing. Trace what follows.</w:t>
+      </w:r>
+    </w:p>
+    <w:p>
+      <w:pPr>
+        <w:pStyle w:val="Heading3"/>
+      </w:pPr>
+      <w:r>
+        <w:t>05. Connect the explanation to its limit</w:t>
+      </w:r>
+    </w:p>
+    <w:p>
+      <w:pPr>
+        <w:pStyle w:val="Heading3"/>
+      </w:pPr>
+      <w:r>
+        <w:t>06. Make the idea visible in your project</w:t>
       </w:r>
     </w:p>
     <w:sectPr>
